--- a/FlorCWR_EN_installation_and_use.docx
+++ b/FlorCWR_EN_installation_and_use.docx
@@ -1,13 +1,13 @@
 
 <file path=word/document.xml><?xml version="1.0" encoding="utf-8"?>
-<w:document xmlns:wpc="http://schemas.microsoft.com/office/word/2010/wordprocessingCanvas" xmlns:mc="http://schemas.openxmlformats.org/markup-compatibility/2006" xmlns:o="urn:schemas-microsoft-com:office:office" xmlns:r="http://schemas.openxmlformats.org/officeDocument/2006/relationships" xmlns:m="http://schemas.openxmlformats.org/officeDocument/2006/math" xmlns:v="urn:schemas-microsoft-com:vml" xmlns:wp14="http://schemas.microsoft.com/office/word/2010/wordprocessingDrawing" xmlns:wp="http://schemas.openxmlformats.org/drawingml/2006/wordprocessingDrawing" xmlns:w10="urn:schemas-microsoft-com:office:word" xmlns:w="http://schemas.openxmlformats.org/wordprocessingml/2006/main" xmlns:w14="http://schemas.microsoft.com/office/word/2010/wordml" xmlns:w15="http://schemas.microsoft.com/office/word/2012/wordml" xmlns:wpg="http://schemas.microsoft.com/office/word/2010/wordprocessingGroup" xmlns:wpi="http://schemas.microsoft.com/office/word/2010/wordprocessingInk" xmlns:wne="http://schemas.microsoft.com/office/word/2006/wordml" xmlns:wps="http://schemas.microsoft.com/office/word/2010/wordprocessingShape" xmlns:cx="http://schemas.microsoft.com/office/drawing/2014/chartex" xmlns:cx1="http://schemas.microsoft.com/office/drawing/2015/9/8/chartex" xmlns:cx2="http://schemas.microsoft.com/office/drawing/2015/10/21/chartex" xmlns:cx3="http://schemas.microsoft.com/office/drawing/2016/5/9/chartex" xmlns:cx4="http://schemas.microsoft.com/office/drawing/2016/5/10/chartex" xmlns:cx5="http://schemas.microsoft.com/office/drawing/2016/5/11/chartex" xmlns:cx6="http://schemas.microsoft.com/office/drawing/2016/5/12/chartex" xmlns:cx7="http://schemas.microsoft.com/office/drawing/2016/5/13/chartex" xmlns:cx8="http://schemas.microsoft.com/office/drawing/2016/5/14/chartex" xmlns:aink="http://schemas.microsoft.com/office/drawing/2016/ink" xmlns:am3d="http://schemas.microsoft.com/office/drawing/2017/model3d" xmlns:w16cex="http://schemas.microsoft.com/office/word/2018/wordml/cex" xmlns:w16cid="http://schemas.microsoft.com/office/word/2016/wordml/cid" xmlns:w16="http://schemas.microsoft.com/office/word/2018/wordml" xmlns:w16sdtdh="http://schemas.microsoft.com/office/word/2020/wordml/sdtdatahash" xmlns:w16se="http://schemas.microsoft.com/office/word/2015/wordml/symex" mc:Ignorable="w14 w15 wp14">
+<w:document xmlns:wpc="http://schemas.microsoft.com/office/word/2010/wordprocessingCanvas" xmlns:cx="http://schemas.microsoft.com/office/drawing/2014/chartex" xmlns:cx1="http://schemas.microsoft.com/office/drawing/2015/9/8/chartex" xmlns:cx2="http://schemas.microsoft.com/office/drawing/2015/10/21/chartex" xmlns:cx3="http://schemas.microsoft.com/office/drawing/2016/5/9/chartex" xmlns:cx4="http://schemas.microsoft.com/office/drawing/2016/5/10/chartex" xmlns:cx5="http://schemas.microsoft.com/office/drawing/2016/5/11/chartex" xmlns:cx6="http://schemas.microsoft.com/office/drawing/2016/5/12/chartex" xmlns:cx7="http://schemas.microsoft.com/office/drawing/2016/5/13/chartex" xmlns:cx8="http://schemas.microsoft.com/office/drawing/2016/5/14/chartex" xmlns:mc="http://schemas.openxmlformats.org/markup-compatibility/2006" xmlns:aink="http://schemas.microsoft.com/office/drawing/2016/ink" xmlns:am3d="http://schemas.microsoft.com/office/drawing/2017/model3d" xmlns:o="urn:schemas-microsoft-com:office:office" xmlns:oel="http://schemas.microsoft.com/office/2019/extlst" xmlns:r="http://schemas.openxmlformats.org/officeDocument/2006/relationships" xmlns:m="http://schemas.openxmlformats.org/officeDocument/2006/math" xmlns:v="urn:schemas-microsoft-com:vml" xmlns:wp14="http://schemas.microsoft.com/office/word/2010/wordprocessingDrawing" xmlns:wp="http://schemas.openxmlformats.org/drawingml/2006/wordprocessingDrawing" xmlns:w10="urn:schemas-microsoft-com:office:word" xmlns:w="http://schemas.openxmlformats.org/wordprocessingml/2006/main" xmlns:w14="http://schemas.microsoft.com/office/word/2010/wordml" xmlns:w15="http://schemas.microsoft.com/office/word/2012/wordml" xmlns:w16cex="http://schemas.microsoft.com/office/word/2018/wordml/cex" xmlns:w16cid="http://schemas.microsoft.com/office/word/2016/wordml/cid" xmlns:w16="http://schemas.microsoft.com/office/word/2018/wordml" xmlns:w16du="http://schemas.microsoft.com/office/word/2023/wordml/word16du" xmlns:w16sdtdh="http://schemas.microsoft.com/office/word/2020/wordml/sdtdatahash" xmlns:w16sdtfl="http://schemas.microsoft.com/office/word/2024/wordml/sdtformatlock" xmlns:w16se="http://schemas.microsoft.com/office/word/2015/wordml/symex" xmlns:wpg="http://schemas.microsoft.com/office/word/2010/wordprocessingGroup" xmlns:wpi="http://schemas.microsoft.com/office/word/2010/wordprocessingInk" xmlns:wne="http://schemas.microsoft.com/office/word/2006/wordml" xmlns:wps="http://schemas.microsoft.com/office/word/2010/wordprocessingShape" mc:Ignorable="w14 w15 w16se w16cid w16 w16cex w16sdtdh w16sdtfl w16du wp14">
   <w:body>
     <w:p>
       <w:pPr>
         <w:pStyle w:val="Title2"/>
       </w:pPr>
       <w:r>
-        <w:t xml:space="preserve">CWR in situ · Installation &amp; user guide</w:t>
+        <w:t>CWR in situ · Installation &amp; user guide</w:t>
       </w:r>
     </w:p>
     <w:p>
@@ -20,7 +20,7 @@
           <w:sz w:val="20"/>
           <w:szCs w:val="20"/>
         </w:rPr>
-        <w:t xml:space="preserve">Field recording of crop wild relatives (CWR) — international version</w:t>
+        <w:t>Field recording of crop wild relatives (CWR) — international version</w:t>
       </w:r>
     </w:p>
     <w:p>
@@ -33,15 +33,15 @@
           <w:iCs/>
           <w:color w:val="B4541F"/>
         </w:rPr>
-        <w:t xml:space="preserve">How to install the app on a phone (Android or iPhone), record a population in the field, reuse genetic-reserve polygons, and protect your data. Read it fully before your first field trip.</w:t>
-      </w:r>
-    </w:p>
-    <w:p>
-      <w:pPr>
-        <w:pStyle w:val="Heading1"/>
-      </w:pPr>
-      <w:r>
-        <w:t xml:space="preserve">Part 1 · Installing the app</w:t>
+        <w:t>How to install the app on a phone (Android or iPhone), record a population in the field, reuse genetic-reserve polygons, and protect your data. Read it fully before your first field trip.</w:t>
+      </w:r>
+    </w:p>
+    <w:p>
+      <w:pPr>
+        <w:pStyle w:val="Ttulo1"/>
+      </w:pPr>
+      <w:r>
+        <w:t>Part 1 · Installing the app</w:t>
       </w:r>
     </w:p>
     <w:p>
@@ -56,19 +56,78 @@
           <w:b/>
           <w:bCs/>
         </w:rPr>
-        <w:t xml:space="preserve">URL</w:t>
+        <w:t>URL</w:t>
       </w:r>
       <w:r>
         <w:t xml:space="preserve"> of the form </w:t>
       </w:r>
-      <w:r>
-        <w:rPr>
-          <w:rFonts w:ascii="Courier New" w:cs="Courier New" w:eastAsia="Courier New" w:hAnsi="Courier New"/>
-        </w:rPr>
-        <w:t xml:space="preserve">https://USER.github.io/florcwr-en/FlorCWR.html</w:t>
-      </w:r>
-      <w:r>
-        <w:t xml:space="preserve">. The procedure differs by phone; follow only your section.</w:t>
+      <w:hyperlink r:id="rId7" w:history="1">
+        <w:r>
+          <w:rPr>
+            <w:rStyle w:val="Hipervnculo"/>
+          </w:rPr>
+          <w:t>https://</w:t>
+        </w:r>
+        <w:r>
+          <w:rPr>
+            <w:rStyle w:val="Hipervnculo"/>
+          </w:rPr>
+          <w:t>txiriondo.</w:t>
+        </w:r>
+        <w:r>
+          <w:rPr>
+            <w:rStyle w:val="Hipervnculo"/>
+          </w:rPr>
+          <w:t>g</w:t>
+        </w:r>
+        <w:r>
+          <w:rPr>
+            <w:rStyle w:val="Hipervnculo"/>
+          </w:rPr>
+          <w:t>ithub.</w:t>
+        </w:r>
+        <w:r>
+          <w:rPr>
+            <w:rStyle w:val="Hipervnculo"/>
+          </w:rPr>
+          <w:t>io</w:t>
+        </w:r>
+        <w:r>
+          <w:rPr>
+            <w:rStyle w:val="Hipervnculo"/>
+          </w:rPr>
+          <w:t>/</w:t>
+        </w:r>
+        <w:r>
+          <w:rPr>
+            <w:rStyle w:val="Hipervnculo"/>
+          </w:rPr>
+          <w:t>C</w:t>
+        </w:r>
+        <w:r>
+          <w:rPr>
+            <w:rStyle w:val="Hipervnculo"/>
+          </w:rPr>
+          <w:t>W</w:t>
+        </w:r>
+        <w:r>
+          <w:rPr>
+            <w:rStyle w:val="Hipervnculo"/>
+          </w:rPr>
+          <w:t>R-in-situ</w:t>
+        </w:r>
+        <w:r>
+          <w:rPr>
+            <w:rStyle w:val="Hipervnculo"/>
+          </w:rPr>
+          <w:t>/FlorCWR.html</w:t>
+        </w:r>
+      </w:hyperlink>
+      <w:r>
+        <w:t xml:space="preserve">. </w:t>
+      </w:r>
+      <w:r>
+        <w:t>The procedure differs by phone; follow only your section.</w:t>
       </w:r>
     </w:p>
     <w:p>
@@ -81,23 +140,23 @@
           <w:iCs/>
           <w:color w:val="666666"/>
         </w:rPr>
-        <w:t xml:space="preserve">Host this English version at its own URL, separate from any Spanish version. Two web apps served from the same path would overwrite each other's offline cache and stored records.</w:t>
-      </w:r>
-    </w:p>
-    <w:p>
-      <w:pPr>
-        <w:pStyle w:val="Heading2"/>
+        <w:t>Host this English version at its own URL, separate from any Spanish version. Two web apps served from the same path would overwrite each other's offline cache and stored records.</w:t>
+      </w:r>
+    </w:p>
+    <w:p>
+      <w:pPr>
+        <w:pStyle w:val="Ttulo2"/>
       </w:pPr>
       <w:r>
         <w:rPr>
           <w:color w:val="3D7A47"/>
         </w:rPr>
-        <w:t xml:space="preserve">A. Android (Samsung, Xiaomi, Google Pixel, etc.)</w:t>
-      </w:r>
-    </w:p>
-    <w:p>
-      <w:pPr>
-        <w:pStyle w:val="ListParagraph"/>
+        <w:t>A. Android (Samsung, Xiaomi, Google Pixel, etc.)</w:t>
+      </w:r>
+    </w:p>
+    <w:p>
+      <w:pPr>
+        <w:pStyle w:val="Prrafodelista"/>
         <w:numPr>
           <w:ilvl w:val="0"/>
           <w:numId w:val="2"/>
@@ -112,15 +171,15 @@
           <w:b/>
           <w:bCs/>
         </w:rPr>
-        <w:t xml:space="preserve">Google Chrome</w:t>
-      </w:r>
-      <w:r>
-        <w:t xml:space="preserve">.</w:t>
-      </w:r>
-    </w:p>
-    <w:p>
-      <w:pPr>
-        <w:pStyle w:val="ListParagraph"/>
+        <w:t>Google Chrome</w:t>
+      </w:r>
+      <w:r>
+        <w:t>.</w:t>
+      </w:r>
+    </w:p>
+    <w:p>
+      <w:pPr>
+        <w:pStyle w:val="Prrafodelista"/>
         <w:numPr>
           <w:ilvl w:val="0"/>
           <w:numId w:val="2"/>
@@ -135,15 +194,15 @@
           <w:b/>
           <w:bCs/>
         </w:rPr>
-        <w:t xml:space="preserve">“✓ available offline”</w:t>
-      </w:r>
-      <w:r>
-        <w:t xml:space="preserve">.</w:t>
-      </w:r>
-    </w:p>
-    <w:p>
-      <w:pPr>
-        <w:pStyle w:val="ListParagraph"/>
+        <w:t>“✓ available offline”</w:t>
+      </w:r>
+      <w:r>
+        <w:t>.</w:t>
+      </w:r>
+    </w:p>
+    <w:p>
+      <w:pPr>
+        <w:pStyle w:val="Prrafodelista"/>
         <w:numPr>
           <w:ilvl w:val="0"/>
           <w:numId w:val="2"/>
@@ -151,14 +210,14 @@
         <w:spacing w:after="80"/>
       </w:pPr>
       <w:r>
-        <w:t xml:space="preserve">Open the Chrome menu (</w:t>
-      </w:r>
-      <w:r>
-        <w:rPr>
-          <w:b/>
-          <w:bCs/>
-        </w:rPr>
-        <w:t xml:space="preserve">three dots ⋮</w:t>
+        <w:t>Open the Chrome menu (</w:t>
+      </w:r>
+      <w:r>
+        <w:rPr>
+          <w:b/>
+          <w:bCs/>
+        </w:rPr>
+        <w:t>three dots ⋮</w:t>
       </w:r>
       <w:r>
         <w:t xml:space="preserve">) and choose </w:t>
@@ -168,7 +227,7 @@
           <w:b/>
           <w:bCs/>
         </w:rPr>
-        <w:t xml:space="preserve">“Add to Home screen”</w:t>
+        <w:t>“Add to Home screen”</w:t>
       </w:r>
       <w:r>
         <w:t xml:space="preserve"> / </w:t>
@@ -178,15 +237,15 @@
           <w:b/>
           <w:bCs/>
         </w:rPr>
-        <w:t xml:space="preserve">“Install app”</w:t>
-      </w:r>
-      <w:r>
-        <w:t xml:space="preserve">.</w:t>
-      </w:r>
-    </w:p>
-    <w:p>
-      <w:pPr>
-        <w:pStyle w:val="ListParagraph"/>
+        <w:t>“Install app”</w:t>
+      </w:r>
+      <w:r>
+        <w:t>.</w:t>
+      </w:r>
+    </w:p>
+    <w:p>
+      <w:pPr>
+        <w:pStyle w:val="Prrafodelista"/>
         <w:numPr>
           <w:ilvl w:val="0"/>
           <w:numId w:val="2"/>
@@ -201,7 +260,7 @@
           <w:b/>
           <w:bCs/>
         </w:rPr>
-        <w:t xml:space="preserve">location</w:t>
+        <w:t>location</w:t>
       </w:r>
       <w:r>
         <w:t xml:space="preserve"> permission when asked.</w:t>
@@ -209,13 +268,13 @@
     </w:p>
     <w:p>
       <w:pPr>
-        <w:pStyle w:val="Heading2"/>
+        <w:pStyle w:val="Ttulo2"/>
       </w:pPr>
       <w:r>
         <w:rPr>
           <w:color w:val="555555"/>
         </w:rPr>
-        <w:t xml:space="preserve">B. iPhone (iOS)</w:t>
+        <w:t>B. iPhone (iOS)</w:t>
       </w:r>
     </w:p>
     <w:p>
@@ -227,7 +286,7 @@
           <w:b/>
           <w:bCs/>
         </w:rPr>
-        <w:t xml:space="preserve">Use Safari, not Chrome.</w:t>
+        <w:t>Use Safari, not Chrome.</w:t>
       </w:r>
       <w:r>
         <w:t xml:space="preserve"> The install and storage features only behave correctly in Safari.</w:t>
@@ -235,7 +294,7 @@
     </w:p>
     <w:p>
       <w:pPr>
-        <w:pStyle w:val="ListParagraph"/>
+        <w:pStyle w:val="Prrafodelista"/>
         <w:numPr>
           <w:ilvl w:val="0"/>
           <w:numId w:val="3"/>
@@ -250,7 +309,7 @@
           <w:b/>
           <w:bCs/>
         </w:rPr>
-        <w:t xml:space="preserve">Safari</w:t>
+        <w:t>Safari</w:t>
       </w:r>
       <w:r>
         <w:t xml:space="preserve"> and wait for </w:t>
@@ -260,15 +319,15 @@
           <w:b/>
           <w:bCs/>
         </w:rPr>
-        <w:t xml:space="preserve">“✓ available offline”</w:t>
-      </w:r>
-      <w:r>
-        <w:t xml:space="preserve">.</w:t>
-      </w:r>
-    </w:p>
-    <w:p>
-      <w:pPr>
-        <w:pStyle w:val="ListParagraph"/>
+        <w:t>“✓ available offline”</w:t>
+      </w:r>
+      <w:r>
+        <w:t>.</w:t>
+      </w:r>
+    </w:p>
+    <w:p>
+      <w:pPr>
+        <w:pStyle w:val="Prrafodelista"/>
         <w:numPr>
           <w:ilvl w:val="0"/>
           <w:numId w:val="3"/>
@@ -283,7 +342,7 @@
           <w:b/>
           <w:bCs/>
         </w:rPr>
-        <w:t xml:space="preserve">Share</w:t>
+        <w:t>Share</w:t>
       </w:r>
       <w:r>
         <w:t xml:space="preserve"> button (square with an upward arrow) and choose </w:t>
@@ -293,15 +352,15 @@
           <w:b/>
           <w:bCs/>
         </w:rPr>
-        <w:t xml:space="preserve">“Add to Home Screen”</w:t>
-      </w:r>
-      <w:r>
-        <w:t xml:space="preserve">.</w:t>
-      </w:r>
-    </w:p>
-    <w:p>
-      <w:pPr>
-        <w:pStyle w:val="ListParagraph"/>
+        <w:t>“Add to Home Screen”</w:t>
+      </w:r>
+      <w:r>
+        <w:t>.</w:t>
+      </w:r>
+    </w:p>
+    <w:p>
+      <w:pPr>
+        <w:pStyle w:val="Prrafodelista"/>
         <w:numPr>
           <w:ilvl w:val="0"/>
           <w:numId w:val="3"/>
@@ -316,7 +375,7 @@
           <w:b/>
           <w:bCs/>
         </w:rPr>
-        <w:t xml:space="preserve">location</w:t>
+        <w:t>location</w:t>
       </w:r>
       <w:r>
         <w:t xml:space="preserve"> permission.</w:t>
@@ -324,13 +383,10 @@
     </w:p>
     <w:p>
       <w:pPr>
-        <w:pStyle w:val="Heading2"/>
-      </w:pPr>
-      <w:r>
-        <w:rPr>
-          <w:color w:val="1C2620"/>
-        </w:rPr>
-        <w:t xml:space="preserve">Offline base map (both systems)</w:t>
+        <w:pStyle w:val="Ttulo2"/>
+      </w:pPr>
+      <w:r>
+        <w:t>Offline base map (both systems)</w:t>
       </w:r>
     </w:p>
     <w:p>
@@ -345,7 +401,7 @@
           <w:b/>
           <w:bCs/>
         </w:rPr>
-        <w:t xml:space="preserve">map background</w:t>
+        <w:t>map background</w:t>
       </w:r>
       <w:r>
         <w:t xml:space="preserve"> must have been loaded earlier with a connection. Before the field, with coverage, open the map and pan/zoom over your working zone so the tiles are cached for offline use.</w:t>
@@ -353,13 +409,10 @@
     </w:p>
     <w:p>
       <w:pPr>
-        <w:pStyle w:val="Heading2"/>
-      </w:pPr>
-      <w:r>
-        <w:rPr>
-          <w:color w:val="1C2620"/>
-        </w:rPr>
-        <w:t xml:space="preserve">Automatic updates</w:t>
+        <w:pStyle w:val="Ttulo2"/>
+      </w:pPr>
+      <w:r>
+        <w:t>Automatic updates</w:t>
       </w:r>
     </w:p>
     <w:p>
@@ -374,7 +427,7 @@
           <w:b/>
           <w:bCs/>
         </w:rPr>
-        <w:t xml:space="preserve">“A new version is available — Update”</w:t>
+        <w:t>“A new version is available — Update”</w:t>
       </w:r>
       <w:r>
         <w:t xml:space="preserve"> bar; tap </w:t>
@@ -384,18 +437,18 @@
           <w:b/>
           <w:bCs/>
         </w:rPr>
-        <w:t xml:space="preserve">Update</w:t>
-      </w:r>
-      <w:r>
-        <w:t xml:space="preserve">. The first time, or after a service-worker change, you may need to force it once (hard reload, or clear site data after exporting a backup).</w:t>
-      </w:r>
-    </w:p>
-    <w:p>
-      <w:pPr>
-        <w:pStyle w:val="Heading1"/>
-      </w:pPr>
-      <w:r>
-        <w:t xml:space="preserve">Part 2 · Recording a population</w:t>
+        <w:t>Update</w:t>
+      </w:r>
+      <w:r>
+        <w:t>. The first time, or after a service-worker change, you may need to force it once (hard reload, or clear site data after exporting a backup).</w:t>
+      </w:r>
+    </w:p>
+    <w:p>
+      <w:pPr>
+        <w:pStyle w:val="Ttulo1"/>
+      </w:pPr>
+      <w:r>
+        <w:t>Part 2 · Recording a population</w:t>
       </w:r>
     </w:p>
     <w:p>
@@ -410,26 +463,23 @@
           <w:b/>
           <w:bCs/>
         </w:rPr>
-        <w:t xml:space="preserve">starts with the genetic reserve</w:t>
-      </w:r>
-      <w:r>
-        <w:t xml:space="preserve">, then the population details.</w:t>
-      </w:r>
-    </w:p>
-    <w:p>
-      <w:pPr>
-        <w:pStyle w:val="Heading2"/>
-      </w:pPr>
-      <w:r>
-        <w:rPr>
-          <w:color w:val="1C2620"/>
-        </w:rPr>
-        <w:t xml:space="preserve">Reserve block (top of the form)</w:t>
-      </w:r>
-    </w:p>
-    <w:p>
-      <w:pPr>
-        <w:pStyle w:val="ListParagraph"/>
+        <w:t>starts with the genetic reserve</w:t>
+      </w:r>
+      <w:r>
+        <w:t>, then the population details.</w:t>
+      </w:r>
+    </w:p>
+    <w:p>
+      <w:pPr>
+        <w:pStyle w:val="Ttulo2"/>
+      </w:pPr>
+      <w:r>
+        <w:t>Reserve block (top of the form)</w:t>
+      </w:r>
+    </w:p>
+    <w:p>
+      <w:pPr>
+        <w:pStyle w:val="Prrafodelista"/>
         <w:numPr>
           <w:ilvl w:val="0"/>
           <w:numId w:val="4"/>
@@ -441,7 +491,7 @@
           <w:b/>
           <w:bCs/>
         </w:rPr>
-        <w:t xml:space="preserve">Locality</w:t>
+        <w:t>Locality</w:t>
       </w:r>
       <w:r>
         <w:t xml:space="preserve"> — place name / site / municipality.</w:t>
@@ -449,7 +499,7 @@
     </w:p>
     <w:p>
       <w:pPr>
-        <w:pStyle w:val="ListParagraph"/>
+        <w:pStyle w:val="Prrafodelista"/>
         <w:numPr>
           <w:ilvl w:val="0"/>
           <w:numId w:val="4"/>
@@ -461,15 +511,23 @@
           <w:b/>
           <w:bCs/>
         </w:rPr>
-        <w:t xml:space="preserve">Genetic reserve name</w:t>
-      </w:r>
-      <w:r>
-        <w:t xml:space="preserve"> — free text, e.g. “Grazalema 1”.</w:t>
-      </w:r>
-    </w:p>
-    <w:p>
-      <w:pPr>
-        <w:pStyle w:val="ListParagraph"/>
+        <w:t>Genetic reserve name</w:t>
+      </w:r>
+      <w:r>
+        <w:t xml:space="preserve"> — free text, e.g. “</w:t>
+      </w:r>
+      <w:proofErr w:type="spellStart"/>
+      <w:r>
+        <w:t>Grazalema</w:t>
+      </w:r>
+      <w:proofErr w:type="spellEnd"/>
+      <w:r>
+        <w:t xml:space="preserve"> 1”.</w:t>
+      </w:r>
+    </w:p>
+    <w:p>
+      <w:pPr>
+        <w:pStyle w:val="Prrafodelista"/>
         <w:numPr>
           <w:ilvl w:val="0"/>
           <w:numId w:val="4"/>
@@ -481,7 +539,7 @@
           <w:b/>
           <w:bCs/>
         </w:rPr>
-        <w:t xml:space="preserve">Saved reserves</w:t>
+        <w:t>Saved reserves</w:t>
       </w:r>
       <w:r>
         <w:t xml:space="preserve"> — a dropdown (appears once you have saved at least one reserve) to reuse a reserve already recorded; see below.</w:t>
@@ -489,7 +547,7 @@
     </w:p>
     <w:p>
       <w:pPr>
-        <w:pStyle w:val="ListParagraph"/>
+        <w:pStyle w:val="Prrafodelista"/>
         <w:numPr>
           <w:ilvl w:val="0"/>
           <w:numId w:val="4"/>
@@ -501,7 +559,7 @@
           <w:b/>
           <w:bCs/>
         </w:rPr>
-        <w:t xml:space="preserve">Reserve area</w:t>
+        <w:t>Reserve area</w:t>
       </w:r>
       <w:r>
         <w:t xml:space="preserve"> — the reserve polygon, on the map.</w:t>
@@ -509,13 +567,10 @@
     </w:p>
     <w:p>
       <w:pPr>
-        <w:pStyle w:val="Heading2"/>
-      </w:pPr>
-      <w:r>
-        <w:rPr>
-          <w:color w:val="1C2620"/>
-        </w:rPr>
-        <w:t xml:space="preserve">Drawing the reserve polygon</w:t>
+        <w:pStyle w:val="Ttulo2"/>
+      </w:pPr>
+      <w:r>
+        <w:t>Drawing the reserve polygon</w:t>
       </w:r>
     </w:p>
     <w:p>
@@ -523,12 +578,12 @@
         <w:spacing w:after="120"/>
       </w:pPr>
       <w:r>
-        <w:t xml:space="preserve">Tap “Start polygon”, then build the outline in any of three ways:</w:t>
-      </w:r>
-    </w:p>
-    <w:p>
-      <w:pPr>
-        <w:pStyle w:val="ListParagraph"/>
+        <w:t>Tap “Start polygon”, then build the outline in any of three ways:</w:t>
+      </w:r>
+    </w:p>
+    <w:p>
+      <w:pPr>
+        <w:pStyle w:val="Prrafodelista"/>
         <w:numPr>
           <w:ilvl w:val="0"/>
           <w:numId w:val="5"/>
@@ -540,7 +595,8 @@
           <w:b/>
           <w:bCs/>
         </w:rPr>
-        <w:t xml:space="preserve">Tap the map</w:t>
+        <w:lastRenderedPageBreak/>
+        <w:t>Tap the map</w:t>
       </w:r>
       <w:r>
         <w:t xml:space="preserve"> to place vertices by eye.</w:t>
@@ -548,7 +604,7 @@
     </w:p>
     <w:p>
       <w:pPr>
-        <w:pStyle w:val="ListParagraph"/>
+        <w:pStyle w:val="Prrafodelista"/>
         <w:numPr>
           <w:ilvl w:val="0"/>
           <w:numId w:val="5"/>
@@ -560,15 +616,15 @@
           <w:b/>
           <w:bCs/>
         </w:rPr>
-        <w:t xml:space="preserve">Add GPS vertex</w:t>
-      </w:r>
-      <w:r>
-        <w:t xml:space="preserve">: stand at each corner and tap.</w:t>
-      </w:r>
-    </w:p>
-    <w:p>
-      <w:pPr>
-        <w:pStyle w:val="ListParagraph"/>
+        <w:t>Add GPS vertex</w:t>
+      </w:r>
+      <w:r>
+        <w:t>: stand at each corner and tap.</w:t>
+      </w:r>
+    </w:p>
+    <w:p>
+      <w:pPr>
+        <w:pStyle w:val="Prrafodelista"/>
         <w:numPr>
           <w:ilvl w:val="0"/>
           <w:numId w:val="5"/>
@@ -580,10 +636,10 @@
           <w:b/>
           <w:bCs/>
         </w:rPr>
-        <w:t xml:space="preserve">Track on foot</w:t>
-      </w:r>
-      <w:r>
-        <w:t xml:space="preserve">: auto-record a point every few seconds while you walk the perimeter.</w:t>
+        <w:t>Track on foot</w:t>
+      </w:r>
+      <w:r>
+        <w:t>: auto-record a point every few seconds while you walk the perimeter.</w:t>
       </w:r>
     </w:p>
     <w:p>
@@ -598,7 +654,7 @@
           <w:b/>
           <w:bCs/>
         </w:rPr>
-        <w:t xml:space="preserve">Undo</w:t>
+        <w:t>Undo</w:t>
       </w:r>
       <w:r>
         <w:t xml:space="preserve"> and </w:t>
@@ -608,7 +664,7 @@
           <w:b/>
           <w:bCs/>
         </w:rPr>
-        <w:t xml:space="preserve">Close polygon</w:t>
+        <w:t>Close polygon</w:t>
       </w:r>
       <w:r>
         <w:t xml:space="preserve">. The area is computed in m²/ha. Tap </w:t>
@@ -618,7 +674,7 @@
           <w:b/>
           <w:bCs/>
         </w:rPr>
-        <w:t xml:space="preserve">“Follow my position”</w:t>
+        <w:t>“Follow my position”</w:t>
       </w:r>
       <w:r>
         <w:t xml:space="preserve"> to show a live blue dot of your current location on the map (it stays visible even with the frequency grid on).</w:t>
@@ -626,13 +682,10 @@
     </w:p>
     <w:p>
       <w:pPr>
-        <w:pStyle w:val="Heading2"/>
-      </w:pPr>
-      <w:r>
-        <w:rPr>
-          <w:color w:val="1C2620"/>
-        </w:rPr>
-        <w:t xml:space="preserve">Reusable genetic reserves</w:t>
+        <w:pStyle w:val="Ttulo2"/>
+      </w:pPr>
+      <w:r>
+        <w:t>Reusable genetic reserves</w:t>
       </w:r>
     </w:p>
     <w:p>
@@ -647,7 +700,7 @@
           <w:b/>
           <w:bCs/>
         </w:rPr>
-        <w:t xml:space="preserve">reserve name is filled in and the polygon is closed</w:t>
+        <w:t>reserve name is filled in and the polygon is closed</w:t>
       </w:r>
       <w:r>
         <w:t xml:space="preserve">, the reserve is </w:t>
@@ -657,7 +710,7 @@
           <w:b/>
           <w:bCs/>
         </w:rPr>
-        <w:t xml:space="preserve">saved automatically</w:t>
+        <w:t>saved automatically</w:t>
       </w:r>
       <w:r>
         <w:t xml:space="preserve"> (name + polygon + locality) in a store separate from the population records. In a later record, pick it from </w:t>
@@ -667,7 +720,7 @@
           <w:b/>
           <w:bCs/>
         </w:rPr>
-        <w:t xml:space="preserve">Saved reserves</w:t>
+        <w:t>Saved reserves</w:t>
       </w:r>
       <w:r>
         <w:t xml:space="preserve"> and tap </w:t>
@@ -677,7 +730,7 @@
           <w:b/>
           <w:bCs/>
         </w:rPr>
-        <w:t xml:space="preserve">Load</w:t>
+        <w:t>Load</w:t>
       </w:r>
       <w:r>
         <w:t xml:space="preserve">: the polygon, the reserve name and the locality are restored, so you don't re-survey them. The occupancy-frequency grid is </w:t>
@@ -687,26 +740,23 @@
           <w:b/>
           <w:bCs/>
         </w:rPr>
-        <w:t xml:space="preserve">per population</w:t>
-      </w:r>
-      <w:r>
-        <w:t xml:space="preserve">, so it resets on load — define it for the new record if needed.</w:t>
-      </w:r>
-    </w:p>
-    <w:p>
-      <w:pPr>
-        <w:pStyle w:val="Heading2"/>
-      </w:pPr>
-      <w:r>
-        <w:rPr>
-          <w:color w:val="1C2620"/>
-        </w:rPr>
-        <w:t xml:space="preserve">Population details</w:t>
-      </w:r>
-    </w:p>
-    <w:p>
-      <w:pPr>
-        <w:pStyle w:val="ListParagraph"/>
+        <w:t>per population</w:t>
+      </w:r>
+      <w:r>
+        <w:t>, so it resets on load — define it for the new record if needed.</w:t>
+      </w:r>
+    </w:p>
+    <w:p>
+      <w:pPr>
+        <w:pStyle w:val="Ttulo2"/>
+      </w:pPr>
+      <w:r>
+        <w:t>Population details</w:t>
+      </w:r>
+    </w:p>
+    <w:p>
+      <w:pPr>
+        <w:pStyle w:val="Prrafodelista"/>
         <w:numPr>
           <w:ilvl w:val="0"/>
           <w:numId w:val="4"/>
@@ -718,7 +768,7 @@
           <w:b/>
           <w:bCs/>
         </w:rPr>
-        <w:t xml:space="preserve">Species</w:t>
+        <w:t>Species</w:t>
       </w:r>
       <w:r>
         <w:t xml:space="preserve"> (free text) and optional </w:t>
@@ -728,15 +778,15 @@
           <w:b/>
           <w:bCs/>
         </w:rPr>
-        <w:t xml:space="preserve">Family</w:t>
-      </w:r>
-      <w:r>
-        <w:t xml:space="preserve">. If a national checklist is loaded (see below), the Species field suggests names as you type; you can still enter a name that is not on the list.</w:t>
-      </w:r>
-    </w:p>
-    <w:p>
-      <w:pPr>
-        <w:pStyle w:val="ListParagraph"/>
+        <w:t>Family</w:t>
+      </w:r>
+      <w:r>
+        <w:t>. If a national checklist is loaded (see below), the Species field suggests names as you type; you can still enter a name that is not on the list.</w:t>
+      </w:r>
+    </w:p>
+    <w:p>
+      <w:pPr>
+        <w:pStyle w:val="Prrafodelista"/>
         <w:numPr>
           <w:ilvl w:val="0"/>
           <w:numId w:val="4"/>
@@ -748,7 +798,7 @@
           <w:b/>
           <w:bCs/>
         </w:rPr>
-        <w:t xml:space="preserve">ID certainty, Observation date</w:t>
+        <w:t>ID certainty, Observation date</w:t>
       </w:r>
       <w:r>
         <w:t xml:space="preserve"> (required), </w:t>
@@ -758,7 +808,7 @@
           <w:b/>
           <w:bCs/>
         </w:rPr>
-        <w:t xml:space="preserve">Point coordinates</w:t>
+        <w:t>Point coordinates</w:t>
       </w:r>
       <w:r>
         <w:t xml:space="preserve"> (GPS or typed; UTM ETRS89 shown).</w:t>
@@ -766,7 +816,7 @@
     </w:p>
     <w:p>
       <w:pPr>
-        <w:pStyle w:val="ListParagraph"/>
+        <w:pStyle w:val="Prrafodelista"/>
         <w:numPr>
           <w:ilvl w:val="0"/>
           <w:numId w:val="4"/>
@@ -778,7 +828,7 @@
           <w:b/>
           <w:bCs/>
         </w:rPr>
-        <w:t xml:space="preserve">Locality</w:t>
+        <w:t>Locality</w:t>
       </w:r>
       <w:r>
         <w:t xml:space="preserve"> is already filled from the reserve; </w:t>
@@ -788,7 +838,7 @@
           <w:b/>
           <w:bCs/>
         </w:rPr>
-        <w:t xml:space="preserve">Habitat (EUNIS), Substrate, Phenology, Cover, Herbarium voucher, Photos, Recorder, Notes</w:t>
+        <w:t>Habitat (EUNIS), Substrate, Phenology, Cover, Herbarium voucher, Photos, Recorder, Notes</w:t>
       </w:r>
       <w:r>
         <w:t xml:space="preserve"> as applicable.</w:t>
@@ -796,13 +846,10 @@
     </w:p>
     <w:p>
       <w:pPr>
-        <w:pStyle w:val="Heading2"/>
-      </w:pPr>
-      <w:r>
-        <w:rPr>
-          <w:color w:val="1C2620"/>
-        </w:rPr>
-        <w:t xml:space="preserve">Species checklist (optional)</w:t>
+        <w:pStyle w:val="Ttulo2"/>
+      </w:pPr>
+      <w:r>
+        <w:t>Species checklist (optional)</w:t>
       </w:r>
     </w:p>
     <w:p>
@@ -817,7 +864,7 @@
           <w:b/>
           <w:bCs/>
         </w:rPr>
-        <w:t xml:space="preserve">no built-in species list</w:t>
+        <w:t>no built-in species list</w:t>
       </w:r>
       <w:r>
         <w:t xml:space="preserve">. Each country can load its own CWR checklist so the </w:t>
@@ -827,7 +874,7 @@
           <w:b/>
           <w:bCs/>
         </w:rPr>
-        <w:t xml:space="preserve">Species</w:t>
+        <w:t>Species</w:t>
       </w:r>
       <w:r>
         <w:t xml:space="preserve"> field offers autocomplete. In the </w:t>
@@ -837,7 +884,7 @@
           <w:b/>
           <w:bCs/>
         </w:rPr>
-        <w:t xml:space="preserve">Data</w:t>
+        <w:t>Data</w:t>
       </w:r>
       <w:r>
         <w:t xml:space="preserve"> tab, under </w:t>
@@ -847,34 +894,34 @@
           <w:b/>
           <w:bCs/>
         </w:rPr>
-        <w:t xml:space="preserve">“Species checklist”</w:t>
-      </w:r>
-      <w:r>
-        <w:t xml:space="preserve">, load a file with one scientific name per line (</w:t>
-      </w:r>
-      <w:r>
-        <w:rPr>
-          <w:rFonts w:ascii="Courier New" w:cs="Courier New" w:eastAsia="Courier New" w:hAnsi="Courier New"/>
-        </w:rPr>
-        <w:t xml:space="preserve">CSV</w:t>
+        <w:t>“Species checklist”</w:t>
+      </w:r>
+      <w:r>
+        <w:t>, load a file with one scientific name per line (</w:t>
+      </w:r>
+      <w:r>
+        <w:rPr>
+          <w:rFonts w:ascii="Courier New" w:eastAsia="Courier New" w:hAnsi="Courier New" w:cs="Courier New"/>
+        </w:rPr>
+        <w:t>CSV</w:t>
       </w:r>
       <w:r>
         <w:t xml:space="preserve"> or </w:t>
       </w:r>
       <w:r>
         <w:rPr>
-          <w:rFonts w:ascii="Courier New" w:cs="Courier New" w:eastAsia="Courier New" w:hAnsi="Courier New"/>
-        </w:rPr>
-        <w:t xml:space="preserve">TXT</w:t>
+          <w:rFonts w:ascii="Courier New" w:eastAsia="Courier New" w:hAnsi="Courier New" w:cs="Courier New"/>
+        </w:rPr>
+        <w:t>TXT</w:t>
       </w:r>
       <w:r>
         <w:t xml:space="preserve">; a header row is detected automatically) or a </w:t>
       </w:r>
       <w:r>
         <w:rPr>
-          <w:rFonts w:ascii="Courier New" w:cs="Courier New" w:eastAsia="Courier New" w:hAnsi="Courier New"/>
-        </w:rPr>
-        <w:t xml:space="preserve">JSON</w:t>
+          <w:rFonts w:ascii="Courier New" w:eastAsia="Courier New" w:hAnsi="Courier New" w:cs="Courier New"/>
+        </w:rPr>
+        <w:t>JSON</w:t>
       </w:r>
       <w:r>
         <w:t xml:space="preserve"> array of names. A counter shows how many taxa are loaded; </w:t>
@@ -884,7 +931,7 @@
           <w:b/>
           <w:bCs/>
         </w:rPr>
-        <w:t xml:space="preserve">“Remove checklist”</w:t>
+        <w:t>“Remove checklist”</w:t>
       </w:r>
       <w:r>
         <w:t xml:space="preserve"> returns to free-text mode. The checklist is stored on the device and travels inside the JSON backup, so a coordinator can prepare it once and share it with the team.</w:t>
@@ -900,52 +947,60 @@
           <w:iCs/>
           <w:color w:val="666666"/>
         </w:rPr>
-        <w:t xml:space="preserve">The checklist only assists typing — it never restricts what you can record. A name absent from the list is still saved, so unexpected finds are never blocked.</w:t>
-      </w:r>
-    </w:p>
-    <w:p>
-      <w:pPr>
-        <w:pStyle w:val="Heading2"/>
-      </w:pPr>
-      <w:r>
-        <w:rPr>
-          <w:color w:val="1C2620"/>
-        </w:rPr>
-        <w:t xml:space="preserve">Population size estimation</w:t>
+        <w:t>The checklist only assists typing — it never restricts what you can record. A name absent from the list is still saved, so unexpected finds are never blocked.</w:t>
+      </w:r>
+    </w:p>
+    <w:p>
+      <w:pPr>
+        <w:pStyle w:val="Ttulo2"/>
+      </w:pPr>
+      <w:r>
+        <w:t>Population size estimation</w:t>
       </w:r>
     </w:p>
     <w:tbl>
       <w:tblPr>
-        <w:tblW w:type="dxa" w:w="9638"/>
+        <w:tblW w:w="9638" w:type="dxa"/>
         <w:tblBorders>
-          <w:top w:val="single" w:color="auto" w:sz="4"/>
-          <w:left w:val="single" w:color="auto" w:sz="4"/>
-          <w:bottom w:val="single" w:color="auto" w:sz="4"/>
-          <w:right w:val="single" w:color="auto" w:sz="4"/>
-          <w:insideH w:val="single" w:color="auto" w:sz="4"/>
-          <w:insideV w:val="single" w:color="auto" w:sz="4"/>
+          <w:top w:val="single" w:sz="4" w:space="0" w:color="auto"/>
+          <w:left w:val="single" w:sz="4" w:space="0" w:color="auto"/>
+          <w:bottom w:val="single" w:sz="4" w:space="0" w:color="auto"/>
+          <w:right w:val="single" w:sz="4" w:space="0" w:color="auto"/>
+          <w:insideH w:val="single" w:sz="4" w:space="0" w:color="auto"/>
+          <w:insideV w:val="single" w:sz="4" w:space="0" w:color="auto"/>
         </w:tblBorders>
+        <w:tblCellMar>
+          <w:left w:w="10" w:type="dxa"/>
+          <w:right w:w="10" w:type="dxa"/>
+        </w:tblCellMar>
+        <w:tblLook w:val="04A0" w:firstRow="1" w:lastRow="0" w:firstColumn="1" w:lastColumn="0" w:noHBand="0" w:noVBand="1"/>
       </w:tblPr>
       <w:tblGrid>
         <w:gridCol w:w="2200"/>
         <w:gridCol w:w="7438"/>
       </w:tblGrid>
       <w:tr>
+        <w:tblPrEx>
+          <w:tblCellMar>
+            <w:top w:w="0" w:type="dxa"/>
+            <w:bottom w:w="0" w:type="dxa"/>
+          </w:tblCellMar>
+        </w:tblPrEx>
         <w:tc>
           <w:tcPr>
-            <w:tcW w:type="dxa" w:w="2200"/>
+            <w:tcW w:w="2200" w:type="dxa"/>
             <w:tcBorders>
-              <w:top w:val="single" w:color="CCCCCC" w:sz="1"/>
-              <w:left w:val="single" w:color="CCCCCC" w:sz="1"/>
-              <w:bottom w:val="single" w:color="CCCCCC" w:sz="1"/>
-              <w:right w:val="single" w:color="CCCCCC" w:sz="1"/>
+              <w:top w:val="single" w:sz="1" w:space="0" w:color="CCCCCC"/>
+              <w:left w:val="single" w:sz="1" w:space="0" w:color="CCCCCC"/>
+              <w:bottom w:val="single" w:sz="1" w:space="0" w:color="CCCCCC"/>
+              <w:right w:val="single" w:sz="1" w:space="0" w:color="CCCCCC"/>
             </w:tcBorders>
-            <w:shd w:fill="3F5942" w:val="clear"/>
+            <w:shd w:val="clear" w:color="auto" w:fill="3F5942"/>
             <w:tcMar>
-              <w:top w:type="dxa" w:w="80"/>
-              <w:left w:type="dxa" w:w="120"/>
-              <w:bottom w:type="dxa" w:w="80"/>
-              <w:right w:type="dxa" w:w="120"/>
+              <w:top w:w="80" w:type="dxa"/>
+              <w:left w:w="120" w:type="dxa"/>
+              <w:bottom w:w="80" w:type="dxa"/>
+              <w:right w:w="120" w:type="dxa"/>
             </w:tcMar>
           </w:tcPr>
           <w:p>
@@ -955,25 +1010,25 @@
                 <w:bCs/>
                 <w:color w:val="FFFFFF"/>
               </w:rPr>
-              <w:t xml:space="preserve">Method</w:t>
+              <w:t>Method</w:t>
             </w:r>
           </w:p>
         </w:tc>
         <w:tc>
           <w:tcPr>
-            <w:tcW w:type="dxa" w:w="7438"/>
+            <w:tcW w:w="7438" w:type="dxa"/>
             <w:tcBorders>
-              <w:top w:val="single" w:color="CCCCCC" w:sz="1"/>
-              <w:left w:val="single" w:color="CCCCCC" w:sz="1"/>
-              <w:bottom w:val="single" w:color="CCCCCC" w:sz="1"/>
-              <w:right w:val="single" w:color="CCCCCC" w:sz="1"/>
+              <w:top w:val="single" w:sz="1" w:space="0" w:color="CCCCCC"/>
+              <w:left w:val="single" w:sz="1" w:space="0" w:color="CCCCCC"/>
+              <w:bottom w:val="single" w:sz="1" w:space="0" w:color="CCCCCC"/>
+              <w:right w:val="single" w:sz="1" w:space="0" w:color="CCCCCC"/>
             </w:tcBorders>
-            <w:shd w:fill="3F5942" w:val="clear"/>
+            <w:shd w:val="clear" w:color="auto" w:fill="3F5942"/>
             <w:tcMar>
-              <w:top w:type="dxa" w:w="80"/>
-              <w:left w:type="dxa" w:w="120"/>
-              <w:bottom w:type="dxa" w:w="80"/>
-              <w:right w:type="dxa" w:w="120"/>
+              <w:top w:w="80" w:type="dxa"/>
+              <w:left w:w="120" w:type="dxa"/>
+              <w:bottom w:w="80" w:type="dxa"/>
+              <w:right w:w="120" w:type="dxa"/>
             </w:tcMar>
           </w:tcPr>
           <w:p>
@@ -983,27 +1038,33 @@
                 <w:bCs/>
                 <w:color w:val="FFFFFF"/>
               </w:rPr>
-              <w:t xml:space="preserve">What it does</w:t>
+              <w:t>What it does</w:t>
             </w:r>
           </w:p>
         </w:tc>
       </w:tr>
       <w:tr>
+        <w:tblPrEx>
+          <w:tblCellMar>
+            <w:top w:w="0" w:type="dxa"/>
+            <w:bottom w:w="0" w:type="dxa"/>
+          </w:tblCellMar>
+        </w:tblPrEx>
         <w:tc>
           <w:tcPr>
-            <w:tcW w:type="dxa" w:w="2200"/>
+            <w:tcW w:w="2200" w:type="dxa"/>
             <w:tcBorders>
-              <w:top w:val="single" w:color="CCCCCC" w:sz="1"/>
-              <w:left w:val="single" w:color="CCCCCC" w:sz="1"/>
-              <w:bottom w:val="single" w:color="CCCCCC" w:sz="1"/>
-              <w:right w:val="single" w:color="CCCCCC" w:sz="1"/>
+              <w:top w:val="single" w:sz="1" w:space="0" w:color="CCCCCC"/>
+              <w:left w:val="single" w:sz="1" w:space="0" w:color="CCCCCC"/>
+              <w:bottom w:val="single" w:sz="1" w:space="0" w:color="CCCCCC"/>
+              <w:right w:val="single" w:sz="1" w:space="0" w:color="CCCCCC"/>
             </w:tcBorders>
-            <w:shd w:fill="FFFFFF" w:val="clear"/>
+            <w:shd w:val="clear" w:color="auto" w:fill="FFFFFF"/>
             <w:tcMar>
-              <w:top w:type="dxa" w:w="80"/>
-              <w:left w:type="dxa" w:w="120"/>
-              <w:bottom w:type="dxa" w:w="80"/>
-              <w:right w:type="dxa" w:w="120"/>
+              <w:top w:w="80" w:type="dxa"/>
+              <w:left w:w="120" w:type="dxa"/>
+              <w:bottom w:w="80" w:type="dxa"/>
+              <w:right w:w="120" w:type="dxa"/>
             </w:tcMar>
           </w:tcPr>
           <w:p>
@@ -1011,57 +1072,57 @@
               <w:rPr>
                 <w:b/>
                 <w:bCs/>
-                <w:color w:val="1C2620"/>
               </w:rPr>
-              <w:t xml:space="preserve">Total census</w:t>
+              <w:t>Total census</w:t>
             </w:r>
           </w:p>
         </w:tc>
         <w:tc>
           <w:tcPr>
-            <w:tcW w:type="dxa" w:w="7438"/>
+            <w:tcW w:w="7438" w:type="dxa"/>
             <w:tcBorders>
-              <w:top w:val="single" w:color="CCCCCC" w:sz="1"/>
-              <w:left w:val="single" w:color="CCCCCC" w:sz="1"/>
-              <w:bottom w:val="single" w:color="CCCCCC" w:sz="1"/>
-              <w:right w:val="single" w:color="CCCCCC" w:sz="1"/>
+              <w:top w:val="single" w:sz="1" w:space="0" w:color="CCCCCC"/>
+              <w:left w:val="single" w:sz="1" w:space="0" w:color="CCCCCC"/>
+              <w:bottom w:val="single" w:sz="1" w:space="0" w:color="CCCCCC"/>
+              <w:right w:val="single" w:sz="1" w:space="0" w:color="CCCCCC"/>
             </w:tcBorders>
-            <w:shd w:fill="FFFFFF" w:val="clear"/>
+            <w:shd w:val="clear" w:color="auto" w:fill="FFFFFF"/>
             <w:tcMar>
-              <w:top w:type="dxa" w:w="80"/>
-              <w:left w:type="dxa" w:w="120"/>
-              <w:bottom w:type="dxa" w:w="80"/>
-              <w:right w:type="dxa" w:w="120"/>
+              <w:top w:w="80" w:type="dxa"/>
+              <w:left w:w="120" w:type="dxa"/>
+              <w:bottom w:w="80" w:type="dxa"/>
+              <w:right w:w="120" w:type="dxa"/>
             </w:tcMar>
           </w:tcPr>
           <w:p>
             <w:r>
-              <w:rPr>
-                <w:b w:val="false"/>
-                <w:bCs w:val="false"/>
-                <w:color w:val="1C2620"/>
-              </w:rPr>
-              <w:t xml:space="preserve">Type the Abundance directly and choose any Count unit.</w:t>
+              <w:t>Type the Abundance directly and choose any Count unit.</w:t>
             </w:r>
           </w:p>
         </w:tc>
       </w:tr>
       <w:tr>
+        <w:tblPrEx>
+          <w:tblCellMar>
+            <w:top w:w="0" w:type="dxa"/>
+            <w:bottom w:w="0" w:type="dxa"/>
+          </w:tblCellMar>
+        </w:tblPrEx>
         <w:tc>
           <w:tcPr>
-            <w:tcW w:type="dxa" w:w="2200"/>
+            <w:tcW w:w="2200" w:type="dxa"/>
             <w:tcBorders>
-              <w:top w:val="single" w:color="CCCCCC" w:sz="1"/>
-              <w:left w:val="single" w:color="CCCCCC" w:sz="1"/>
-              <w:bottom w:val="single" w:color="CCCCCC" w:sz="1"/>
-              <w:right w:val="single" w:color="CCCCCC" w:sz="1"/>
+              <w:top w:val="single" w:sz="1" w:space="0" w:color="CCCCCC"/>
+              <w:left w:val="single" w:sz="1" w:space="0" w:color="CCCCCC"/>
+              <w:bottom w:val="single" w:sz="1" w:space="0" w:color="CCCCCC"/>
+              <w:right w:val="single" w:sz="1" w:space="0" w:color="CCCCCC"/>
             </w:tcBorders>
-            <w:shd w:fill="FFFFFF" w:val="clear"/>
+            <w:shd w:val="clear" w:color="auto" w:fill="FFFFFF"/>
             <w:tcMar>
-              <w:top w:type="dxa" w:w="80"/>
-              <w:left w:type="dxa" w:w="120"/>
-              <w:bottom w:type="dxa" w:w="80"/>
-              <w:right w:type="dxa" w:w="120"/>
+              <w:top w:w="80" w:type="dxa"/>
+              <w:left w:w="120" w:type="dxa"/>
+              <w:bottom w:w="80" w:type="dxa"/>
+              <w:right w:w="120" w:type="dxa"/>
             </w:tcMar>
           </w:tcPr>
           <w:p>
@@ -1069,57 +1130,57 @@
               <w:rPr>
                 <w:b/>
                 <w:bCs/>
-                <w:color w:val="1C2620"/>
               </w:rPr>
-              <w:t xml:space="preserve">Transect</w:t>
+              <w:t>Transect</w:t>
             </w:r>
           </w:p>
         </w:tc>
         <w:tc>
           <w:tcPr>
-            <w:tcW w:type="dxa" w:w="7438"/>
+            <w:tcW w:w="7438" w:type="dxa"/>
             <w:tcBorders>
-              <w:top w:val="single" w:color="CCCCCC" w:sz="1"/>
-              <w:left w:val="single" w:color="CCCCCC" w:sz="1"/>
-              <w:bottom w:val="single" w:color="CCCCCC" w:sz="1"/>
-              <w:right w:val="single" w:color="CCCCCC" w:sz="1"/>
+              <w:top w:val="single" w:sz="1" w:space="0" w:color="CCCCCC"/>
+              <w:left w:val="single" w:sz="1" w:space="0" w:color="CCCCCC"/>
+              <w:bottom w:val="single" w:sz="1" w:space="0" w:color="CCCCCC"/>
+              <w:right w:val="single" w:sz="1" w:space="0" w:color="CCCCCC"/>
             </w:tcBorders>
-            <w:shd w:fill="FFFFFF" w:val="clear"/>
+            <w:shd w:val="clear" w:color="auto" w:fill="FFFFFF"/>
             <w:tcMar>
-              <w:top w:type="dxa" w:w="80"/>
-              <w:left w:type="dxa" w:w="120"/>
-              <w:bottom w:type="dxa" w:w="80"/>
-              <w:right w:type="dxa" w:w="120"/>
+              <w:top w:w="80" w:type="dxa"/>
+              <w:left w:w="120" w:type="dxa"/>
+              <w:bottom w:w="80" w:type="dxa"/>
+              <w:right w:w="120" w:type="dxa"/>
             </w:tcMar>
           </w:tcPr>
           <w:p>
             <w:r>
-              <w:rPr>
-                <w:b w:val="false"/>
-                <w:bCs w:val="false"/>
-                <w:color w:val="1C2620"/>
-              </w:rPr>
-              <w:t xml:space="preserve">Enter transect size (m²) and number of individuals. Abundance = individuals × reserve-area / transect size. Count unit forced to “Individual”.</w:t>
+              <w:t>Enter transect size (m²) and number of individuals. Abundance = individuals × reserve-area / transect size. Count unit forced to “Individual”.</w:t>
             </w:r>
           </w:p>
         </w:tc>
       </w:tr>
       <w:tr>
+        <w:tblPrEx>
+          <w:tblCellMar>
+            <w:top w:w="0" w:type="dxa"/>
+            <w:bottom w:w="0" w:type="dxa"/>
+          </w:tblCellMar>
+        </w:tblPrEx>
         <w:tc>
           <w:tcPr>
-            <w:tcW w:type="dxa" w:w="2200"/>
+            <w:tcW w:w="2200" w:type="dxa"/>
             <w:tcBorders>
-              <w:top w:val="single" w:color="CCCCCC" w:sz="1"/>
-              <w:left w:val="single" w:color="CCCCCC" w:sz="1"/>
-              <w:bottom w:val="single" w:color="CCCCCC" w:sz="1"/>
-              <w:right w:val="single" w:color="CCCCCC" w:sz="1"/>
+              <w:top w:val="single" w:sz="1" w:space="0" w:color="CCCCCC"/>
+              <w:left w:val="single" w:sz="1" w:space="0" w:color="CCCCCC"/>
+              <w:bottom w:val="single" w:sz="1" w:space="0" w:color="CCCCCC"/>
+              <w:right w:val="single" w:sz="1" w:space="0" w:color="CCCCCC"/>
             </w:tcBorders>
-            <w:shd w:fill="FFFFFF" w:val="clear"/>
+            <w:shd w:val="clear" w:color="auto" w:fill="FFFFFF"/>
             <w:tcMar>
-              <w:top w:type="dxa" w:w="80"/>
-              <w:left w:type="dxa" w:w="120"/>
-              <w:bottom w:type="dxa" w:w="80"/>
-              <w:right w:type="dxa" w:w="120"/>
+              <w:top w:w="80" w:type="dxa"/>
+              <w:left w:w="120" w:type="dxa"/>
+              <w:bottom w:w="80" w:type="dxa"/>
+              <w:right w:w="120" w:type="dxa"/>
             </w:tcMar>
           </w:tcPr>
           <w:p>
@@ -1127,37 +1188,31 @@
               <w:rPr>
                 <w:b/>
                 <w:bCs/>
-                <w:color w:val="1C2620"/>
               </w:rPr>
-              <w:t xml:space="preserve">Frequency</w:t>
+              <w:t>Frequency</w:t>
             </w:r>
           </w:p>
         </w:tc>
         <w:tc>
           <w:tcPr>
-            <w:tcW w:type="dxa" w:w="7438"/>
+            <w:tcW w:w="7438" w:type="dxa"/>
             <w:tcBorders>
-              <w:top w:val="single" w:color="CCCCCC" w:sz="1"/>
-              <w:left w:val="single" w:color="CCCCCC" w:sz="1"/>
-              <w:bottom w:val="single" w:color="CCCCCC" w:sz="1"/>
-              <w:right w:val="single" w:color="CCCCCC" w:sz="1"/>
+              <w:top w:val="single" w:sz="1" w:space="0" w:color="CCCCCC"/>
+              <w:left w:val="single" w:sz="1" w:space="0" w:color="CCCCCC"/>
+              <w:bottom w:val="single" w:sz="1" w:space="0" w:color="CCCCCC"/>
+              <w:right w:val="single" w:sz="1" w:space="0" w:color="CCCCCC"/>
             </w:tcBorders>
-            <w:shd w:fill="FFFFFF" w:val="clear"/>
+            <w:shd w:val="clear" w:color="auto" w:fill="FFFFFF"/>
             <w:tcMar>
-              <w:top w:type="dxa" w:w="80"/>
-              <w:left w:type="dxa" w:w="120"/>
-              <w:bottom w:type="dxa" w:w="80"/>
-              <w:right w:type="dxa" w:w="120"/>
+              <w:top w:w="80" w:type="dxa"/>
+              <w:left w:w="120" w:type="dxa"/>
+              <w:bottom w:w="80" w:type="dxa"/>
+              <w:right w:w="120" w:type="dxa"/>
             </w:tcMar>
           </w:tcPr>
           <w:p>
             <w:r>
-              <w:rPr>
-                <w:b w:val="false"/>
-                <w:bCs w:val="false"/>
-                <w:color w:val="1C2620"/>
-              </w:rPr>
-              <w:t xml:space="preserve">Lay a UTM grid over the polygon; mark occupied cells (GPS or tap). Abundance = occupancy frequency (%). Count unit forced to “Frequency (%)”.</w:t>
+              <w:t>Lay a UTM grid over the polygon; mark occupied cells (GPS or tap). Abundance = occupancy frequency (%). Count unit forced to “Frequency (%)”.</w:t>
             </w:r>
           </w:p>
         </w:tc>
@@ -1173,18 +1228,15 @@
           <w:iCs/>
           <w:color w:val="666666"/>
         </w:rPr>
-        <w:t xml:space="preserve">Transect note: assumes the transect density is representative of the whole reserve area (homogeneous distribution). For aggregated populations, several transects and an average are more reliable.</w:t>
-      </w:r>
-    </w:p>
-    <w:p>
-      <w:pPr>
-        <w:pStyle w:val="Heading2"/>
-      </w:pPr>
-      <w:r>
-        <w:rPr>
-          <w:color w:val="1C2620"/>
-        </w:rPr>
-        <w:t xml:space="preserve">Occupancy frequency grid</w:t>
+        <w:t>Transect note: assumes the transect density is representative of the whole reserve area (homogeneous distribution). For aggregated populations, several transects and an average are more reliable.</w:t>
+      </w:r>
+    </w:p>
+    <w:p>
+      <w:pPr>
+        <w:pStyle w:val="Ttulo2"/>
+      </w:pPr>
+      <w:r>
+        <w:t>Occupancy frequency grid</w:t>
       </w:r>
     </w:p>
     <w:p>
@@ -1199,7 +1251,7 @@
           <w:b/>
           <w:bCs/>
         </w:rPr>
-        <w:t xml:space="preserve">“Mark presence (GPS)”</w:t>
+        <w:t>“Mark presence (GPS)”</w:t>
       </w:r>
       <w:r>
         <w:t xml:space="preserve"> at each occupied point; frequency = occupied cells × 100 / total cells.</w:t>
@@ -1215,15 +1267,15 @@
           <w:iCs/>
           <w:color w:val="666666"/>
         </w:rPr>
-        <w:t xml:space="preserve">Accuracy: a phone GPS is typically ±4–10 m, so 5–10 m cells fall below GPS accuracy; the app warns when accuracy exceeds half the cell size. Confirm fine-grid cells visually or by tapping.</w:t>
-      </w:r>
-    </w:p>
-    <w:p>
-      <w:pPr>
-        <w:pStyle w:val="Heading1"/>
-      </w:pPr>
-      <w:r>
-        <w:t xml:space="preserve">Part 3 · Exporting and backing up data</w:t>
+        <w:t>Accuracy: a phone GPS is typically ±4–10 m, so 5–10 m cells fall below GPS accuracy; the app warns when accuracy exceeds half the cell size. Confirm fine-grid cells visually or by tapping.</w:t>
+      </w:r>
+    </w:p>
+    <w:p>
+      <w:pPr>
+        <w:pStyle w:val="Ttulo1"/>
+      </w:pPr>
+      <w:r>
+        <w:t>Part 3 · Exporting and backing up data</w:t>
       </w:r>
     </w:p>
     <w:p>
@@ -1238,7 +1290,7 @@
           <w:b/>
           <w:bCs/>
         </w:rPr>
-        <w:t xml:space="preserve">only in the browser of the phone that took them</w:t>
+        <w:t>only in the browser of the phone that took them</w:t>
       </w:r>
       <w:r>
         <w:t xml:space="preserve">. The </w:t>
@@ -1248,7 +1300,7 @@
           <w:b/>
           <w:bCs/>
         </w:rPr>
-        <w:t xml:space="preserve">Data</w:t>
+        <w:t>Data</w:t>
       </w:r>
       <w:r>
         <w:t xml:space="preserve"> tab offers </w:t>
@@ -1258,18 +1310,20 @@
           <w:b/>
           <w:bCs/>
         </w:rPr>
-        <w:t xml:space="preserve">CSV</w:t>
+        <w:t>CSV</w:t>
       </w:r>
       <w:r>
         <w:t xml:space="preserve"> (flat table), </w:t>
       </w:r>
-      <w:r>
-        <w:rPr>
-          <w:b/>
-          <w:bCs/>
-        </w:rPr>
-        <w:t xml:space="preserve">GeoJSON</w:t>
-      </w:r>
+      <w:proofErr w:type="spellStart"/>
+      <w:r>
+        <w:rPr>
+          <w:b/>
+          <w:bCs/>
+        </w:rPr>
+        <w:t>GeoJSON</w:t>
+      </w:r>
+      <w:proofErr w:type="spellEnd"/>
       <w:r>
         <w:t xml:space="preserve"> (points + polygons for QGIS; WGS84 with UTM ETRS89 as attributes) and </w:t>
       </w:r>
@@ -1278,7 +1332,7 @@
           <w:b/>
           <w:bCs/>
         </w:rPr>
-        <w:t xml:space="preserve">JSON backup</w:t>
+        <w:t>JSON backup</w:t>
       </w:r>
       <w:r>
         <w:t xml:space="preserve"> (full state, the only re-importable format — it also includes your saved reserves and any loaded checklist). Field names are in English.</w:t>
@@ -1286,13 +1340,10 @@
     </w:p>
     <w:p>
       <w:pPr>
-        <w:pStyle w:val="Heading2"/>
-      </w:pPr>
-      <w:r>
-        <w:rPr>
-          <w:color w:val="1C2620"/>
-        </w:rPr>
-        <w:t xml:space="preserve">Backup routine</w:t>
+        <w:pStyle w:val="Ttulo2"/>
+      </w:pPr>
+      <w:r>
+        <w:t>Backup routine</w:t>
       </w:r>
     </w:p>
     <w:p>
@@ -1304,40 +1355,51 @@
           <w:b/>
           <w:bCs/>
         </w:rPr>
-        <w:t xml:space="preserve">After each field day, before closing the app, export a JSON backup and upload it to your shared repository.</w:t>
+        <w:t>After each field day, before closing the app, export a JSON backup and upload it to your shared repository.</w:t>
       </w:r>
     </w:p>
     <w:tbl>
       <w:tblPr>
-        <w:tblW w:type="dxa" w:w="9638"/>
+        <w:tblW w:w="9638" w:type="dxa"/>
         <w:tblBorders>
-          <w:top w:val="single" w:color="auto" w:sz="4"/>
-          <w:left w:val="single" w:color="auto" w:sz="4"/>
-          <w:bottom w:val="single" w:color="auto" w:sz="4"/>
-          <w:right w:val="single" w:color="auto" w:sz="4"/>
-          <w:insideH w:val="single" w:color="auto" w:sz="4"/>
-          <w:insideV w:val="single" w:color="auto" w:sz="4"/>
+          <w:top w:val="single" w:sz="4" w:space="0" w:color="auto"/>
+          <w:left w:val="single" w:sz="4" w:space="0" w:color="auto"/>
+          <w:bottom w:val="single" w:sz="4" w:space="0" w:color="auto"/>
+          <w:right w:val="single" w:sz="4" w:space="0" w:color="auto"/>
+          <w:insideH w:val="single" w:sz="4" w:space="0" w:color="auto"/>
+          <w:insideV w:val="single" w:sz="4" w:space="0" w:color="auto"/>
         </w:tblBorders>
+        <w:tblCellMar>
+          <w:left w:w="10" w:type="dxa"/>
+          <w:right w:w="10" w:type="dxa"/>
+        </w:tblCellMar>
+        <w:tblLook w:val="04A0" w:firstRow="1" w:lastRow="0" w:firstColumn="1" w:lastColumn="0" w:noHBand="0" w:noVBand="1"/>
       </w:tblPr>
       <w:tblGrid>
         <w:gridCol w:w="9638"/>
       </w:tblGrid>
       <w:tr>
+        <w:tblPrEx>
+          <w:tblCellMar>
+            <w:top w:w="0" w:type="dxa"/>
+            <w:bottom w:w="0" w:type="dxa"/>
+          </w:tblCellMar>
+        </w:tblPrEx>
         <w:tc>
           <w:tcPr>
-            <w:tcW w:type="dxa" w:w="9638"/>
+            <w:tcW w:w="9638" w:type="dxa"/>
             <w:tcBorders>
-              <w:top w:val="single" w:color="B4541F" w:sz="8"/>
-              <w:left w:val="single" w:color="B4541F" w:sz="8"/>
-              <w:bottom w:val="single" w:color="B4541F" w:sz="8"/>
-              <w:right w:val="single" w:color="B4541F" w:sz="8"/>
+              <w:top w:val="single" w:sz="8" w:space="0" w:color="B4541F"/>
+              <w:left w:val="single" w:sz="8" w:space="0" w:color="B4541F"/>
+              <w:bottom w:val="single" w:sz="8" w:space="0" w:color="B4541F"/>
+              <w:right w:val="single" w:sz="8" w:space="0" w:color="B4541F"/>
             </w:tcBorders>
-            <w:shd w:fill="FBF4E3" w:val="clear"/>
+            <w:shd w:val="clear" w:color="auto" w:fill="FBF4E3"/>
             <w:tcMar>
-              <w:top w:type="dxa" w:w="120"/>
-              <w:left w:type="dxa" w:w="160"/>
-              <w:bottom w:type="dxa" w:w="120"/>
-              <w:right w:type="dxa" w:w="160"/>
+              <w:top w:w="120" w:type="dxa"/>
+              <w:left w:w="160" w:type="dxa"/>
+              <w:bottom w:w="120" w:type="dxa"/>
+              <w:right w:w="160" w:type="dxa"/>
             </w:tcMar>
           </w:tcPr>
           <w:p>
@@ -1349,15 +1411,12 @@
                 <w:b/>
                 <w:bCs/>
               </w:rPr>
-              <w:t xml:space="preserve">iPhone users: the backup is critical.</w:t>
+              <w:t>iPhone users: the backup is critical.</w:t>
             </w:r>
           </w:p>
           <w:p>
-            <w:pPr>
-              <w:spacing w:after="0"/>
-            </w:pPr>
             <w:r>
-              <w:t xml:space="preserve">Safari may erase a web app's stored data after ~7 days of inactivity. Export the JSON backup after every outing, and open the app every few days even if you record nothing.</w:t>
+              <w:t>Safari may erase a web app's stored data after ~7 days of inactivity. Export the JSON backup after every outing, and open the app every few days even if you record nothing.</w:t>
             </w:r>
           </w:p>
         </w:tc>
@@ -1367,9 +1426,6 @@
       <w:pPr>
         <w:spacing w:after="80"/>
       </w:pPr>
-      <w:r>
-        <w:t xml:space="preserve"/>
-      </w:r>
     </w:p>
     <w:p>
       <w:pPr>
@@ -1378,14 +1434,16 @@
       <w:r>
         <w:t xml:space="preserve">File-name convention: </w:t>
       </w:r>
-      <w:r>
-        <w:rPr>
-          <w:rFonts w:ascii="Courier New" w:cs="Courier New" w:eastAsia="Courier New" w:hAnsi="Courier New"/>
-        </w:rPr>
-        <w:t xml:space="preserve">florcwr_YYYYMMDD_zone_initials.json</w:t>
-      </w:r>
-      <w:r>
-        <w:t xml:space="preserve">. Where several people record together, one person merges the individual backups in a dedicated browser, checking duplicates by species and nearby coordinates.</w:t>
+      <w:proofErr w:type="spellStart"/>
+      <w:r>
+        <w:rPr>
+          <w:rFonts w:ascii="Courier New" w:eastAsia="Courier New" w:hAnsi="Courier New" w:cs="Courier New"/>
+        </w:rPr>
+        <w:t>florcwr_YYYYMMDD_zone_initials.json</w:t>
+      </w:r>
+      <w:proofErr w:type="spellEnd"/>
+      <w:r>
+        <w:t>. Where several people record together, one person merges the individual backups in a dedicated browser, checking duplicates by species and nearby coordinates.</w:t>
       </w:r>
     </w:p>
     <w:p>
@@ -1397,7 +1455,7 @@
         <w:rPr>
           <w:color w:val="CCCCCC"/>
         </w:rPr>
-        <w:t xml:space="preserve">———</w:t>
+        <w:t>———</w:t>
       </w:r>
     </w:p>
     <w:p>
@@ -1412,38 +1470,25 @@
           <w:sz w:val="18"/>
           <w:szCs w:val="18"/>
         </w:rPr>
-        <w:t xml:space="preserve">While the app has no shared back-end database, this manual routine keeps the team's work from being lost or overwritten. Saved reserves are shared between records on the same device, but not automatically between phones — they travel inside the JSON backup.</w:t>
+        <w:t>While the app has no shared back-end database, this manual routine keeps the team's work from being lost or overwritten. Saved reserves are shared between records on the same device, but not automatically between phones — they travel inside the JSON backup.</w:t>
       </w:r>
     </w:p>
     <w:sectPr>
-      <w:headerReference w:type="default" r:id="rId7"/>
-      <w:footerReference w:type="default" r:id="rId8"/>
-      <w:pgSz w:w="11906" w:h="16838" w:orient="portrait"/>
+      <w:headerReference w:type="default" r:id="rId8"/>
+      <w:footerReference w:type="default" r:id="rId9"/>
+      <w:pgSz w:w="11906" w:h="16838"/>
       <w:pgMar w:top="1134" w:right="1134" w:bottom="1134" w:left="1134" w:header="708" w:footer="708" w:gutter="0"/>
-      <w:pgNumType/>
+      <w:cols w:space="720"/>
       <w:docGrid w:linePitch="360"/>
     </w:sectPr>
   </w:body>
 </w:document>
 </file>
 
-<file path=word/comments.xml><?xml version="1.0" encoding="utf-8"?>
-<w:comments xmlns:cx="http://schemas.microsoft.com/office/drawing/2014/chartex" xmlns:cx1="http://schemas.microsoft.com/office/drawing/2015/9/8/chartex" xmlns:cx2="http://schemas.microsoft.com/office/drawing/2015/10/21/chartex" xmlns:cx3="http://schemas.microsoft.com/office/drawing/2016/5/9/chartex" xmlns:cx4="http://schemas.microsoft.com/office/drawing/2016/5/10/chartex" xmlns:cx5="http://schemas.microsoft.com/office/drawing/2016/5/11/chartex" xmlns:cx6="http://schemas.microsoft.com/office/drawing/2016/5/12/chartex" xmlns:cx7="http://schemas.microsoft.com/office/drawing/2016/5/13/chartex" xmlns:cx8="http://schemas.microsoft.com/office/drawing/2016/5/14/chartex" xmlns:mc="http://schemas.openxmlformats.org/markup-compatibility/2006" xmlns:aink="http://schemas.microsoft.com/office/drawing/2016/ink" xmlns:am3d="http://schemas.microsoft.com/office/drawing/2017/model3d" xmlns:o="urn:schemas-microsoft-com:office:office" xmlns:r="http://schemas.openxmlformats.org/officeDocument/2006/relationships" xmlns:m="http://schemas.openxmlformats.org/officeDocument/2006/math" xmlns:v="urn:schemas-microsoft-com:vml" xmlns:wp14="http://schemas.microsoft.com/office/word/2010/wordprocessingDrawing" xmlns:wp="http://schemas.openxmlformats.org/drawingml/2006/wordprocessingDrawing" xmlns:w10="urn:schemas-microsoft-com:office:word" xmlns:w="http://schemas.openxmlformats.org/wordprocessingml/2006/main" xmlns:w14="http://schemas.microsoft.com/office/word/2010/wordml" xmlns:w15="http://schemas.microsoft.com/office/word/2012/wordml" xmlns:w16cex="http://schemas.microsoft.com/office/word/2018/wordml/cex" xmlns:w16cid="http://schemas.microsoft.com/office/word/2016/wordml/cid" xmlns:w16="http://schemas.microsoft.com/office/word/2018/wordml" xmlns:w16sdtdh="http://schemas.microsoft.com/office/word/2020/wordml/sdtdatahash" xmlns:w16se="http://schemas.microsoft.com/office/word/2015/wordml/symex" xmlns:wpg="http://schemas.microsoft.com/office/word/2010/wordprocessingGroup" xmlns:wpi="http://schemas.microsoft.com/office/word/2010/wordprocessingInk" xmlns:wne="http://schemas.microsoft.com/office/word/2006/wordml" xmlns:wps="http://schemas.microsoft.com/office/word/2010/wordprocessingShape"/>
-</file>
-
 <file path=word/endnotes.xml><?xml version="1.0" encoding="utf-8"?>
-<w:endnotes xmlns:wpc="http://schemas.microsoft.com/office/word/2010/wordprocessingCanvas" xmlns:mc="http://schemas.openxmlformats.org/markup-compatibility/2006" xmlns:o="urn:schemas-microsoft-com:office:office" xmlns:r="http://schemas.openxmlformats.org/officeDocument/2006/relationships" xmlns:m="http://schemas.openxmlformats.org/officeDocument/2006/math" xmlns:v="urn:schemas-microsoft-com:vml" xmlns:wp14="http://schemas.microsoft.com/office/word/2010/wordprocessingDrawing" xmlns:wp="http://schemas.openxmlformats.org/drawingml/2006/wordprocessingDrawing" xmlns:w10="urn:schemas-microsoft-com:office:word" xmlns:w="http://schemas.openxmlformats.org/wordprocessingml/2006/main" xmlns:w14="http://schemas.microsoft.com/office/word/2010/wordml" xmlns:w15="http://schemas.microsoft.com/office/word/2012/wordml" xmlns:wpg="http://schemas.microsoft.com/office/word/2010/wordprocessingGroup" xmlns:wpi="http://schemas.microsoft.com/office/word/2010/wordprocessingInk" xmlns:wne="http://schemas.microsoft.com/office/word/2006/wordml" xmlns:wps="http://schemas.microsoft.com/office/word/2010/wordprocessingShape" mc:Ignorable="w14 w15 wp14">
+<w:endnotes xmlns:wpc="http://schemas.microsoft.com/office/word/2010/wordprocessingCanvas" xmlns:cx="http://schemas.microsoft.com/office/drawing/2014/chartex" xmlns:cx1="http://schemas.microsoft.com/office/drawing/2015/9/8/chartex" xmlns:cx2="http://schemas.microsoft.com/office/drawing/2015/10/21/chartex" xmlns:cx3="http://schemas.microsoft.com/office/drawing/2016/5/9/chartex" xmlns:cx4="http://schemas.microsoft.com/office/drawing/2016/5/10/chartex" xmlns:cx5="http://schemas.microsoft.com/office/drawing/2016/5/11/chartex" xmlns:cx6="http://schemas.microsoft.com/office/drawing/2016/5/12/chartex" xmlns:cx7="http://schemas.microsoft.com/office/drawing/2016/5/13/chartex" xmlns:cx8="http://schemas.microsoft.com/office/drawing/2016/5/14/chartex" xmlns:mc="http://schemas.openxmlformats.org/markup-compatibility/2006" xmlns:aink="http://schemas.microsoft.com/office/drawing/2016/ink" xmlns:am3d="http://schemas.microsoft.com/office/drawing/2017/model3d" xmlns:o="urn:schemas-microsoft-com:office:office" xmlns:oel="http://schemas.microsoft.com/office/2019/extlst" xmlns:r="http://schemas.openxmlformats.org/officeDocument/2006/relationships" xmlns:m="http://schemas.openxmlformats.org/officeDocument/2006/math" xmlns:v="urn:schemas-microsoft-com:vml" xmlns:wp14="http://schemas.microsoft.com/office/word/2010/wordprocessingDrawing" xmlns:wp="http://schemas.openxmlformats.org/drawingml/2006/wordprocessingDrawing" xmlns:w10="urn:schemas-microsoft-com:office:word" xmlns:w="http://schemas.openxmlformats.org/wordprocessingml/2006/main" xmlns:w14="http://schemas.microsoft.com/office/word/2010/wordml" xmlns:w15="http://schemas.microsoft.com/office/word/2012/wordml" xmlns:w16cex="http://schemas.microsoft.com/office/word/2018/wordml/cex" xmlns:w16cid="http://schemas.microsoft.com/office/word/2016/wordml/cid" xmlns:w16="http://schemas.microsoft.com/office/word/2018/wordml" xmlns:w16du="http://schemas.microsoft.com/office/word/2023/wordml/word16du" xmlns:w16sdtdh="http://schemas.microsoft.com/office/word/2020/wordml/sdtdatahash" xmlns:w16sdtfl="http://schemas.microsoft.com/office/word/2024/wordml/sdtformatlock" xmlns:w16se="http://schemas.microsoft.com/office/word/2015/wordml/symex" xmlns:wpg="http://schemas.microsoft.com/office/word/2010/wordprocessingGroup" xmlns:wpi="http://schemas.microsoft.com/office/word/2010/wordprocessingInk" xmlns:wne="http://schemas.microsoft.com/office/word/2006/wordml" xmlns:wps="http://schemas.microsoft.com/office/word/2010/wordprocessingShape" mc:Ignorable="w14 w15 w16se w16cid w16 w16cex w16sdtdh w16sdtfl w16du wp14">
   <w:endnote w:type="separator" w:id="-1">
     <w:p>
-      <w:pPr>
-        <w:spacing w:after="0" w:line="240" w:lineRule="auto"/>
-      </w:pPr>
-      <w:r>
-        <w:rPr>
-          <w:rStyle w:val="EndnoteReference"/>
-        </w:rPr>
-        <w:endnoteRef/>
-      </w:r>
       <w:r>
         <w:separator/>
       </w:r>
@@ -1451,15 +1496,6 @@
   </w:endnote>
   <w:endnote w:type="continuationSeparator" w:id="0">
     <w:p>
-      <w:pPr>
-        <w:spacing w:after="0" w:line="240" w:lineRule="auto"/>
-      </w:pPr>
-      <w:r>
-        <w:rPr>
-          <w:rStyle w:val="EndnoteReference"/>
-        </w:rPr>
-        <w:endnoteRef/>
-      </w:r>
       <w:r>
         <w:continuationSeparator/>
       </w:r>
@@ -1469,7 +1505,7 @@
 </file>
 
 <file path=word/footer1.xml><?xml version="1.0" encoding="utf-8"?>
-<w:ftr xmlns:wpc="http://schemas.microsoft.com/office/word/2010/wordprocessingCanvas" xmlns:mc="http://schemas.openxmlformats.org/markup-compatibility/2006" xmlns:o="urn:schemas-microsoft-com:office:office" xmlns:r="http://schemas.openxmlformats.org/officeDocument/2006/relationships" xmlns:m="http://schemas.openxmlformats.org/officeDocument/2006/math" xmlns:v="urn:schemas-microsoft-com:vml" xmlns:wp14="http://schemas.microsoft.com/office/word/2010/wordprocessingDrawing" xmlns:wp="http://schemas.openxmlformats.org/drawingml/2006/wordprocessingDrawing" xmlns:w10="urn:schemas-microsoft-com:office:word" xmlns:w="http://schemas.openxmlformats.org/wordprocessingml/2006/main" xmlns:w14="http://schemas.microsoft.com/office/word/2010/wordml" xmlns:w15="http://schemas.microsoft.com/office/word/2012/wordml" xmlns:wpg="http://schemas.microsoft.com/office/word/2010/wordprocessingGroup" xmlns:wpi="http://schemas.microsoft.com/office/word/2010/wordprocessingInk" xmlns:wne="http://schemas.microsoft.com/office/word/2006/wordml" xmlns:wps="http://schemas.microsoft.com/office/word/2010/wordprocessingShape">
+<w:ftr xmlns:wpc="http://schemas.microsoft.com/office/word/2010/wordprocessingCanvas" xmlns:cx="http://schemas.microsoft.com/office/drawing/2014/chartex" xmlns:cx1="http://schemas.microsoft.com/office/drawing/2015/9/8/chartex" xmlns:cx2="http://schemas.microsoft.com/office/drawing/2015/10/21/chartex" xmlns:cx3="http://schemas.microsoft.com/office/drawing/2016/5/9/chartex" xmlns:cx4="http://schemas.microsoft.com/office/drawing/2016/5/10/chartex" xmlns:cx5="http://schemas.microsoft.com/office/drawing/2016/5/11/chartex" xmlns:cx6="http://schemas.microsoft.com/office/drawing/2016/5/12/chartex" xmlns:cx7="http://schemas.microsoft.com/office/drawing/2016/5/13/chartex" xmlns:cx8="http://schemas.microsoft.com/office/drawing/2016/5/14/chartex" xmlns:mc="http://schemas.openxmlformats.org/markup-compatibility/2006" xmlns:aink="http://schemas.microsoft.com/office/drawing/2016/ink" xmlns:am3d="http://schemas.microsoft.com/office/drawing/2017/model3d" xmlns:o="urn:schemas-microsoft-com:office:office" xmlns:oel="http://schemas.microsoft.com/office/2019/extlst" xmlns:r="http://schemas.openxmlformats.org/officeDocument/2006/relationships" xmlns:m="http://schemas.openxmlformats.org/officeDocument/2006/math" xmlns:v="urn:schemas-microsoft-com:vml" xmlns:wp14="http://schemas.microsoft.com/office/word/2010/wordprocessingDrawing" xmlns:wp="http://schemas.openxmlformats.org/drawingml/2006/wordprocessingDrawing" xmlns:w10="urn:schemas-microsoft-com:office:word" xmlns:w="http://schemas.openxmlformats.org/wordprocessingml/2006/main" xmlns:w14="http://schemas.microsoft.com/office/word/2010/wordml" xmlns:w15="http://schemas.microsoft.com/office/word/2012/wordml" xmlns:w16cex="http://schemas.microsoft.com/office/word/2018/wordml/cex" xmlns:w16cid="http://schemas.microsoft.com/office/word/2016/wordml/cid" xmlns:w16="http://schemas.microsoft.com/office/word/2018/wordml" xmlns:w16du="http://schemas.microsoft.com/office/word/2023/wordml/word16du" xmlns:w16sdtdh="http://schemas.microsoft.com/office/word/2020/wordml/sdtdatahash" xmlns:w16sdtfl="http://schemas.microsoft.com/office/word/2024/wordml/sdtformatlock" xmlns:w16se="http://schemas.microsoft.com/office/word/2015/wordml/symex" xmlns:wpg="http://schemas.microsoft.com/office/word/2010/wordprocessingGroup" xmlns:wpi="http://schemas.microsoft.com/office/word/2010/wordprocessingInk" xmlns:wne="http://schemas.microsoft.com/office/word/2006/wordml" xmlns:wps="http://schemas.microsoft.com/office/word/2010/wordprocessingShape" mc:Ignorable="w14 w15 w16se w16cid w16 w16cex w16sdtdh w16sdtfl w16du wp14">
   <w:p>
     <w:pPr>
       <w:jc w:val="center"/>
@@ -1481,14 +1517,95 @@
         <w:szCs w:val="16"/>
       </w:rPr>
       <w:t xml:space="preserve">Page </w:t>
+    </w:r>
+    <w:r>
+      <w:rPr>
+        <w:color w:val="999999"/>
+        <w:sz w:val="16"/>
+        <w:szCs w:val="16"/>
+      </w:rPr>
       <w:fldChar w:fldCharType="begin"/>
-      <w:instrText xml:space="preserve">PAGE</w:instrText>
+    </w:r>
+    <w:r>
+      <w:rPr>
+        <w:color w:val="999999"/>
+        <w:sz w:val="16"/>
+        <w:szCs w:val="16"/>
+      </w:rPr>
+      <w:instrText>PAGE</w:instrText>
+    </w:r>
+    <w:r>
+      <w:rPr>
+        <w:color w:val="999999"/>
+        <w:sz w:val="16"/>
+        <w:szCs w:val="16"/>
+      </w:rPr>
       <w:fldChar w:fldCharType="separate"/>
+    </w:r>
+    <w:r>
+      <w:rPr>
+        <w:noProof/>
+        <w:color w:val="999999"/>
+        <w:sz w:val="16"/>
+        <w:szCs w:val="16"/>
+      </w:rPr>
+      <w:t>1</w:t>
+    </w:r>
+    <w:r>
+      <w:rPr>
+        <w:color w:val="999999"/>
+        <w:sz w:val="16"/>
+        <w:szCs w:val="16"/>
+      </w:rPr>
       <w:fldChar w:fldCharType="end"/>
+    </w:r>
+    <w:r>
+      <w:rPr>
+        <w:color w:val="999999"/>
+        <w:sz w:val="16"/>
+        <w:szCs w:val="16"/>
+      </w:rPr>
       <w:t xml:space="preserve"> of </w:t>
+    </w:r>
+    <w:r>
+      <w:rPr>
+        <w:color w:val="999999"/>
+        <w:sz w:val="16"/>
+        <w:szCs w:val="16"/>
+      </w:rPr>
       <w:fldChar w:fldCharType="begin"/>
-      <w:instrText xml:space="preserve">NUMPAGES</w:instrText>
+    </w:r>
+    <w:r>
+      <w:rPr>
+        <w:color w:val="999999"/>
+        <w:sz w:val="16"/>
+        <w:szCs w:val="16"/>
+      </w:rPr>
+      <w:instrText>NUMPAGES</w:instrText>
+    </w:r>
+    <w:r>
+      <w:rPr>
+        <w:color w:val="999999"/>
+        <w:sz w:val="16"/>
+        <w:szCs w:val="16"/>
+      </w:rPr>
       <w:fldChar w:fldCharType="separate"/>
+    </w:r>
+    <w:r>
+      <w:rPr>
+        <w:noProof/>
+        <w:color w:val="999999"/>
+        <w:sz w:val="16"/>
+        <w:szCs w:val="16"/>
+      </w:rPr>
+      <w:t>2</w:t>
+    </w:r>
+    <w:r>
+      <w:rPr>
+        <w:color w:val="999999"/>
+        <w:sz w:val="16"/>
+        <w:szCs w:val="16"/>
+      </w:rPr>
       <w:fldChar w:fldCharType="end"/>
     </w:r>
   </w:p>
@@ -1496,18 +1613,9 @@
 </file>
 
 <file path=word/footnotes.xml><?xml version="1.0" encoding="utf-8"?>
-<w:footnotes xmlns:wpc="http://schemas.microsoft.com/office/word/2010/wordprocessingCanvas" xmlns:mc="http://schemas.openxmlformats.org/markup-compatibility/2006" xmlns:o="urn:schemas-microsoft-com:office:office" xmlns:r="http://schemas.openxmlformats.org/officeDocument/2006/relationships" xmlns:m="http://schemas.openxmlformats.org/officeDocument/2006/math" xmlns:v="urn:schemas-microsoft-com:vml" xmlns:wp14="http://schemas.microsoft.com/office/word/2010/wordprocessingDrawing" xmlns:wp="http://schemas.openxmlformats.org/drawingml/2006/wordprocessingDrawing" xmlns:w10="urn:schemas-microsoft-com:office:word" xmlns:w="http://schemas.openxmlformats.org/wordprocessingml/2006/main" xmlns:w14="http://schemas.microsoft.com/office/word/2010/wordml" xmlns:w15="http://schemas.microsoft.com/office/word/2012/wordml" xmlns:wpg="http://schemas.microsoft.com/office/word/2010/wordprocessingGroup" xmlns:wpi="http://schemas.microsoft.com/office/word/2010/wordprocessingInk" xmlns:wne="http://schemas.microsoft.com/office/word/2006/wordml" xmlns:wps="http://schemas.microsoft.com/office/word/2010/wordprocessingShape" mc:Ignorable="w14 w15 wp14">
+<w:footnotes xmlns:wpc="http://schemas.microsoft.com/office/word/2010/wordprocessingCanvas" xmlns:cx="http://schemas.microsoft.com/office/drawing/2014/chartex" xmlns:cx1="http://schemas.microsoft.com/office/drawing/2015/9/8/chartex" xmlns:cx2="http://schemas.microsoft.com/office/drawing/2015/10/21/chartex" xmlns:cx3="http://schemas.microsoft.com/office/drawing/2016/5/9/chartex" xmlns:cx4="http://schemas.microsoft.com/office/drawing/2016/5/10/chartex" xmlns:cx5="http://schemas.microsoft.com/office/drawing/2016/5/11/chartex" xmlns:cx6="http://schemas.microsoft.com/office/drawing/2016/5/12/chartex" xmlns:cx7="http://schemas.microsoft.com/office/drawing/2016/5/13/chartex" xmlns:cx8="http://schemas.microsoft.com/office/drawing/2016/5/14/chartex" xmlns:mc="http://schemas.openxmlformats.org/markup-compatibility/2006" xmlns:aink="http://schemas.microsoft.com/office/drawing/2016/ink" xmlns:am3d="http://schemas.microsoft.com/office/drawing/2017/model3d" xmlns:o="urn:schemas-microsoft-com:office:office" xmlns:oel="http://schemas.microsoft.com/office/2019/extlst" xmlns:r="http://schemas.openxmlformats.org/officeDocument/2006/relationships" xmlns:m="http://schemas.openxmlformats.org/officeDocument/2006/math" xmlns:v="urn:schemas-microsoft-com:vml" xmlns:wp14="http://schemas.microsoft.com/office/word/2010/wordprocessingDrawing" xmlns:wp="http://schemas.openxmlformats.org/drawingml/2006/wordprocessingDrawing" xmlns:w10="urn:schemas-microsoft-com:office:word" xmlns:w="http://schemas.openxmlformats.org/wordprocessingml/2006/main" xmlns:w14="http://schemas.microsoft.com/office/word/2010/wordml" xmlns:w15="http://schemas.microsoft.com/office/word/2012/wordml" xmlns:w16cex="http://schemas.microsoft.com/office/word/2018/wordml/cex" xmlns:w16cid="http://schemas.microsoft.com/office/word/2016/wordml/cid" xmlns:w16="http://schemas.microsoft.com/office/word/2018/wordml" xmlns:w16du="http://schemas.microsoft.com/office/word/2023/wordml/word16du" xmlns:w16sdtdh="http://schemas.microsoft.com/office/word/2020/wordml/sdtdatahash" xmlns:w16sdtfl="http://schemas.microsoft.com/office/word/2024/wordml/sdtformatlock" xmlns:w16se="http://schemas.microsoft.com/office/word/2015/wordml/symex" xmlns:wpg="http://schemas.microsoft.com/office/word/2010/wordprocessingGroup" xmlns:wpi="http://schemas.microsoft.com/office/word/2010/wordprocessingInk" xmlns:wne="http://schemas.microsoft.com/office/word/2006/wordml" xmlns:wps="http://schemas.microsoft.com/office/word/2010/wordprocessingShape" mc:Ignorable="w14 w15 w16se w16cid w16 w16cex w16sdtdh w16sdtfl w16du wp14">
   <w:footnote w:type="separator" w:id="-1">
     <w:p>
-      <w:pPr>
-        <w:spacing w:after="0" w:line="240" w:lineRule="auto"/>
-      </w:pPr>
-      <w:r>
-        <w:rPr>
-          <w:rStyle w:val="FootnoteReference"/>
-        </w:rPr>
-        <w:footnoteRef/>
-      </w:r>
       <w:r>
         <w:separator/>
       </w:r>
@@ -1515,15 +1623,6 @@
   </w:footnote>
   <w:footnote w:type="continuationSeparator" w:id="0">
     <w:p>
-      <w:pPr>
-        <w:spacing w:after="0" w:line="240" w:lineRule="auto"/>
-      </w:pPr>
-      <w:r>
-        <w:rPr>
-          <w:rStyle w:val="FootnoteReference"/>
-        </w:rPr>
-        <w:footnoteRef/>
-      </w:r>
       <w:r>
         <w:continuationSeparator/>
       </w:r>
@@ -1533,7 +1632,7 @@
 </file>
 
 <file path=word/header1.xml><?xml version="1.0" encoding="utf-8"?>
-<w:hdr xmlns:wpc="http://schemas.microsoft.com/office/word/2010/wordprocessingCanvas" xmlns:mc="http://schemas.openxmlformats.org/markup-compatibility/2006" xmlns:o="urn:schemas-microsoft-com:office:office" xmlns:r="http://schemas.openxmlformats.org/officeDocument/2006/relationships" xmlns:m="http://schemas.openxmlformats.org/officeDocument/2006/math" xmlns:v="urn:schemas-microsoft-com:vml" xmlns:wp14="http://schemas.microsoft.com/office/word/2010/wordprocessingDrawing" xmlns:wp="http://schemas.openxmlformats.org/drawingml/2006/wordprocessingDrawing" xmlns:w10="urn:schemas-microsoft-com:office:word" xmlns:w="http://schemas.openxmlformats.org/wordprocessingml/2006/main" xmlns:w14="http://schemas.microsoft.com/office/word/2010/wordml" xmlns:w15="http://schemas.microsoft.com/office/word/2012/wordml" xmlns:wpg="http://schemas.microsoft.com/office/word/2010/wordprocessingGroup" xmlns:wpi="http://schemas.microsoft.com/office/word/2010/wordprocessingInk" xmlns:wne="http://schemas.microsoft.com/office/word/2006/wordml" xmlns:wps="http://schemas.microsoft.com/office/word/2010/wordprocessingShape" xmlns:cx="http://schemas.microsoft.com/office/drawing/2014/chartex" xmlns:cx1="http://schemas.microsoft.com/office/drawing/2015/9/8/chartex" xmlns:cx2="http://schemas.microsoft.com/office/drawing/2015/10/21/chartex" xmlns:cx3="http://schemas.microsoft.com/office/drawing/2016/5/9/chartex" xmlns:cx4="http://schemas.microsoft.com/office/drawing/2016/5/10/chartex" xmlns:cx5="http://schemas.microsoft.com/office/drawing/2016/5/11/chartex" xmlns:cx6="http://schemas.microsoft.com/office/drawing/2016/5/12/chartex" xmlns:cx7="http://schemas.microsoft.com/office/drawing/2016/5/13/chartex" xmlns:cx8="http://schemas.microsoft.com/office/drawing/2016/5/14/chartex" xmlns:w16cid="http://schemas.microsoft.com/office/word/2016/wordml/cid" xmlns:w16se="http://schemas.microsoft.com/office/word/2015/wordml/symex">
+<w:hdr xmlns:wpc="http://schemas.microsoft.com/office/word/2010/wordprocessingCanvas" xmlns:cx="http://schemas.microsoft.com/office/drawing/2014/chartex" xmlns:cx1="http://schemas.microsoft.com/office/drawing/2015/9/8/chartex" xmlns:cx2="http://schemas.microsoft.com/office/drawing/2015/10/21/chartex" xmlns:cx3="http://schemas.microsoft.com/office/drawing/2016/5/9/chartex" xmlns:cx4="http://schemas.microsoft.com/office/drawing/2016/5/10/chartex" xmlns:cx5="http://schemas.microsoft.com/office/drawing/2016/5/11/chartex" xmlns:cx6="http://schemas.microsoft.com/office/drawing/2016/5/12/chartex" xmlns:cx7="http://schemas.microsoft.com/office/drawing/2016/5/13/chartex" xmlns:cx8="http://schemas.microsoft.com/office/drawing/2016/5/14/chartex" xmlns:mc="http://schemas.openxmlformats.org/markup-compatibility/2006" xmlns:aink="http://schemas.microsoft.com/office/drawing/2016/ink" xmlns:am3d="http://schemas.microsoft.com/office/drawing/2017/model3d" xmlns:o="urn:schemas-microsoft-com:office:office" xmlns:oel="http://schemas.microsoft.com/office/2019/extlst" xmlns:r="http://schemas.openxmlformats.org/officeDocument/2006/relationships" xmlns:m="http://schemas.openxmlformats.org/officeDocument/2006/math" xmlns:v="urn:schemas-microsoft-com:vml" xmlns:wp14="http://schemas.microsoft.com/office/word/2010/wordprocessingDrawing" xmlns:wp="http://schemas.openxmlformats.org/drawingml/2006/wordprocessingDrawing" xmlns:w10="urn:schemas-microsoft-com:office:word" xmlns:w="http://schemas.openxmlformats.org/wordprocessingml/2006/main" xmlns:w14="http://schemas.microsoft.com/office/word/2010/wordml" xmlns:w15="http://schemas.microsoft.com/office/word/2012/wordml" xmlns:w16cex="http://schemas.microsoft.com/office/word/2018/wordml/cex" xmlns:w16cid="http://schemas.microsoft.com/office/word/2016/wordml/cid" xmlns:w16="http://schemas.microsoft.com/office/word/2018/wordml" xmlns:w16du="http://schemas.microsoft.com/office/word/2023/wordml/word16du" xmlns:w16sdtdh="http://schemas.microsoft.com/office/word/2020/wordml/sdtdatahash" xmlns:w16sdtfl="http://schemas.microsoft.com/office/word/2024/wordml/sdtformatlock" xmlns:w16se="http://schemas.microsoft.com/office/word/2015/wordml/symex" xmlns:wpg="http://schemas.microsoft.com/office/word/2010/wordprocessingGroup" xmlns:wpi="http://schemas.microsoft.com/office/word/2010/wordprocessingInk" xmlns:wne="http://schemas.microsoft.com/office/word/2006/wordml" xmlns:wps="http://schemas.microsoft.com/office/word/2010/wordprocessingShape" mc:Ignorable="w14 w15 w16se w16cid w16 w16cex w16sdtdh w16sdtfl w16du wp14">
   <w:p>
     <w:pPr>
       <w:jc w:val="right"/>
@@ -1544,17 +1643,235 @@
         <w:sz w:val="16"/>
         <w:szCs w:val="16"/>
       </w:rPr>
-      <w:t xml:space="preserve">CWR in situ · Installation &amp; user guide</w:t>
+      <w:t>CWR in situ · Installation &amp; user guide</w:t>
     </w:r>
   </w:p>
 </w:hdr>
 </file>
 
 <file path=word/numbering.xml><?xml version="1.0" encoding="utf-8"?>
-<w:numbering xmlns:wpc="http://schemas.microsoft.com/office/word/2010/wordprocessingCanvas" xmlns:mc="http://schemas.openxmlformats.org/markup-compatibility/2006" xmlns:o="urn:schemas-microsoft-com:office:office" xmlns:r="http://schemas.openxmlformats.org/officeDocument/2006/relationships" xmlns:m="http://schemas.openxmlformats.org/officeDocument/2006/math" xmlns:v="urn:schemas-microsoft-com:vml" xmlns:wp14="http://schemas.microsoft.com/office/word/2010/wordprocessingDrawing" xmlns:wp="http://schemas.openxmlformats.org/drawingml/2006/wordprocessingDrawing" xmlns:w10="urn:schemas-microsoft-com:office:word" xmlns:w="http://schemas.openxmlformats.org/wordprocessingml/2006/main" xmlns:w14="http://schemas.microsoft.com/office/word/2010/wordml" xmlns:w15="http://schemas.microsoft.com/office/word/2012/wordml" xmlns:wpg="http://schemas.microsoft.com/office/word/2010/wordprocessingGroup" xmlns:wpi="http://schemas.microsoft.com/office/word/2010/wordprocessingInk" xmlns:wne="http://schemas.microsoft.com/office/word/2006/wordml" xmlns:wps="http://schemas.microsoft.com/office/word/2010/wordprocessingShape" mc:Ignorable="w14 w15 wp14">
+<w:numbering xmlns:wpc="http://schemas.microsoft.com/office/word/2010/wordprocessingCanvas" xmlns:cx="http://schemas.microsoft.com/office/drawing/2014/chartex" xmlns:cx1="http://schemas.microsoft.com/office/drawing/2015/9/8/chartex" xmlns:cx2="http://schemas.microsoft.com/office/drawing/2015/10/21/chartex" xmlns:cx3="http://schemas.microsoft.com/office/drawing/2016/5/9/chartex" xmlns:cx4="http://schemas.microsoft.com/office/drawing/2016/5/10/chartex" xmlns:cx5="http://schemas.microsoft.com/office/drawing/2016/5/11/chartex" xmlns:cx6="http://schemas.microsoft.com/office/drawing/2016/5/12/chartex" xmlns:cx7="http://schemas.microsoft.com/office/drawing/2016/5/13/chartex" xmlns:cx8="http://schemas.microsoft.com/office/drawing/2016/5/14/chartex" xmlns:mc="http://schemas.openxmlformats.org/markup-compatibility/2006" xmlns:aink="http://schemas.microsoft.com/office/drawing/2016/ink" xmlns:am3d="http://schemas.microsoft.com/office/drawing/2017/model3d" xmlns:o="urn:schemas-microsoft-com:office:office" xmlns:oel="http://schemas.microsoft.com/office/2019/extlst" xmlns:r="http://schemas.openxmlformats.org/officeDocument/2006/relationships" xmlns:m="http://schemas.openxmlformats.org/officeDocument/2006/math" xmlns:v="urn:schemas-microsoft-com:vml" xmlns:wp14="http://schemas.microsoft.com/office/word/2010/wordprocessingDrawing" xmlns:wp="http://schemas.openxmlformats.org/drawingml/2006/wordprocessingDrawing" xmlns:w10="urn:schemas-microsoft-com:office:word" xmlns:w="http://schemas.openxmlformats.org/wordprocessingml/2006/main" xmlns:w14="http://schemas.microsoft.com/office/word/2010/wordml" xmlns:w15="http://schemas.microsoft.com/office/word/2012/wordml" xmlns:w16cex="http://schemas.microsoft.com/office/word/2018/wordml/cex" xmlns:w16cid="http://schemas.microsoft.com/office/word/2016/wordml/cid" xmlns:w16="http://schemas.microsoft.com/office/word/2018/wordml" xmlns:w16du="http://schemas.microsoft.com/office/word/2023/wordml/word16du" xmlns:w16sdtdh="http://schemas.microsoft.com/office/word/2020/wordml/sdtdatahash" xmlns:w16sdtfl="http://schemas.microsoft.com/office/word/2024/wordml/sdtformatlock" xmlns:w16se="http://schemas.microsoft.com/office/word/2015/wordml/symex" xmlns:wpg="http://schemas.microsoft.com/office/word/2010/wordprocessingGroup" xmlns:wpi="http://schemas.microsoft.com/office/word/2010/wordprocessingInk" xmlns:wne="http://schemas.microsoft.com/office/word/2006/wordml" xmlns:wps="http://schemas.microsoft.com/office/word/2010/wordprocessingShape" mc:Ignorable="w14 w15 w16se w16cid w16 w16cex w16sdtdh w16sdtfl w16du wp14">
+  <w:abstractNum w:abstractNumId="0" w15:restartNumberingAfterBreak="0">
+    <w:nsid w:val="13217F05"/>
+    <w:multiLevelType w:val="hybridMultilevel"/>
+    <w:tmpl w:val="5B9A7A4C"/>
+    <w:lvl w:ilvl="0" w:tplc="160299C8">
+      <w:start w:val="1"/>
+      <w:numFmt w:val="decimal"/>
+      <w:lvlText w:val="%1."/>
+      <w:lvlJc w:val="left"/>
+      <w:pPr>
+        <w:ind w:left="560" w:hanging="280"/>
+      </w:pPr>
+    </w:lvl>
+    <w:lvl w:ilvl="1" w:tplc="F4AE819E">
+      <w:numFmt w:val="decimal"/>
+      <w:lvlText w:val=""/>
+      <w:lvlJc w:val="left"/>
+    </w:lvl>
+    <w:lvl w:ilvl="2" w:tplc="0AD6065E">
+      <w:numFmt w:val="decimal"/>
+      <w:lvlText w:val=""/>
+      <w:lvlJc w:val="left"/>
+    </w:lvl>
+    <w:lvl w:ilvl="3" w:tplc="AA40DFD4">
+      <w:numFmt w:val="decimal"/>
+      <w:lvlText w:val=""/>
+      <w:lvlJc w:val="left"/>
+    </w:lvl>
+    <w:lvl w:ilvl="4" w:tplc="740A48C2">
+      <w:numFmt w:val="decimal"/>
+      <w:lvlText w:val=""/>
+      <w:lvlJc w:val="left"/>
+    </w:lvl>
+    <w:lvl w:ilvl="5" w:tplc="9C1EAEC8">
+      <w:numFmt w:val="decimal"/>
+      <w:lvlText w:val=""/>
+      <w:lvlJc w:val="left"/>
+    </w:lvl>
+    <w:lvl w:ilvl="6" w:tplc="B2B67A98">
+      <w:numFmt w:val="decimal"/>
+      <w:lvlText w:val=""/>
+      <w:lvlJc w:val="left"/>
+    </w:lvl>
+    <w:lvl w:ilvl="7" w:tplc="7E003A7E">
+      <w:numFmt w:val="decimal"/>
+      <w:lvlText w:val=""/>
+      <w:lvlJc w:val="left"/>
+    </w:lvl>
+    <w:lvl w:ilvl="8" w:tplc="77881136">
+      <w:numFmt w:val="decimal"/>
+      <w:lvlText w:val=""/>
+      <w:lvlJc w:val="left"/>
+    </w:lvl>
+  </w:abstractNum>
   <w:abstractNum w:abstractNumId="1" w15:restartNumberingAfterBreak="0">
+    <w:nsid w:val="322E536D"/>
     <w:multiLevelType w:val="hybridMultilevel"/>
-    <w:lvl w:ilvl="0" w15:tentative="1">
+    <w:tmpl w:val="8CE0F362"/>
+    <w:lvl w:ilvl="0" w:tplc="9D58D68A">
+      <w:start w:val="1"/>
+      <w:numFmt w:val="decimal"/>
+      <w:lvlText w:val="%1."/>
+      <w:lvlJc w:val="left"/>
+      <w:pPr>
+        <w:ind w:left="560" w:hanging="280"/>
+      </w:pPr>
+    </w:lvl>
+    <w:lvl w:ilvl="1" w:tplc="02E0C334">
+      <w:numFmt w:val="decimal"/>
+      <w:lvlText w:val=""/>
+      <w:lvlJc w:val="left"/>
+    </w:lvl>
+    <w:lvl w:ilvl="2" w:tplc="5A3C29BE">
+      <w:numFmt w:val="decimal"/>
+      <w:lvlText w:val=""/>
+      <w:lvlJc w:val="left"/>
+    </w:lvl>
+    <w:lvl w:ilvl="3" w:tplc="C8F048DA">
+      <w:numFmt w:val="decimal"/>
+      <w:lvlText w:val=""/>
+      <w:lvlJc w:val="left"/>
+    </w:lvl>
+    <w:lvl w:ilvl="4" w:tplc="58AEA374">
+      <w:numFmt w:val="decimal"/>
+      <w:lvlText w:val=""/>
+      <w:lvlJc w:val="left"/>
+    </w:lvl>
+    <w:lvl w:ilvl="5" w:tplc="21122E0C">
+      <w:numFmt w:val="decimal"/>
+      <w:lvlText w:val=""/>
+      <w:lvlJc w:val="left"/>
+    </w:lvl>
+    <w:lvl w:ilvl="6" w:tplc="11600FDC">
+      <w:numFmt w:val="decimal"/>
+      <w:lvlText w:val=""/>
+      <w:lvlJc w:val="left"/>
+    </w:lvl>
+    <w:lvl w:ilvl="7" w:tplc="BF906BCA">
+      <w:numFmt w:val="decimal"/>
+      <w:lvlText w:val=""/>
+      <w:lvlJc w:val="left"/>
+    </w:lvl>
+    <w:lvl w:ilvl="8" w:tplc="AA92198E">
+      <w:numFmt w:val="decimal"/>
+      <w:lvlText w:val=""/>
+      <w:lvlJc w:val="left"/>
+    </w:lvl>
+  </w:abstractNum>
+  <w:abstractNum w:abstractNumId="2" w15:restartNumberingAfterBreak="0">
+    <w:nsid w:val="5D4A1B4C"/>
+    <w:multiLevelType w:val="hybridMultilevel"/>
+    <w:tmpl w:val="B8E81B58"/>
+    <w:lvl w:ilvl="0" w:tplc="65306BC8">
+      <w:start w:val="1"/>
+      <w:numFmt w:val="decimal"/>
+      <w:lvlText w:val="%1."/>
+      <w:lvlJc w:val="left"/>
+      <w:pPr>
+        <w:ind w:left="560" w:hanging="280"/>
+      </w:pPr>
+    </w:lvl>
+    <w:lvl w:ilvl="1" w:tplc="6100A3D2">
+      <w:numFmt w:val="decimal"/>
+      <w:lvlText w:val=""/>
+      <w:lvlJc w:val="left"/>
+    </w:lvl>
+    <w:lvl w:ilvl="2" w:tplc="5B484B04">
+      <w:numFmt w:val="decimal"/>
+      <w:lvlText w:val=""/>
+      <w:lvlJc w:val="left"/>
+    </w:lvl>
+    <w:lvl w:ilvl="3" w:tplc="6E62374C">
+      <w:numFmt w:val="decimal"/>
+      <w:lvlText w:val=""/>
+      <w:lvlJc w:val="left"/>
+    </w:lvl>
+    <w:lvl w:ilvl="4" w:tplc="BA98CDF4">
+      <w:numFmt w:val="decimal"/>
+      <w:lvlText w:val=""/>
+      <w:lvlJc w:val="left"/>
+    </w:lvl>
+    <w:lvl w:ilvl="5" w:tplc="BAAE21BA">
+      <w:numFmt w:val="decimal"/>
+      <w:lvlText w:val=""/>
+      <w:lvlJc w:val="left"/>
+    </w:lvl>
+    <w:lvl w:ilvl="6" w:tplc="271E23AC">
+      <w:numFmt w:val="decimal"/>
+      <w:lvlText w:val=""/>
+      <w:lvlJc w:val="left"/>
+    </w:lvl>
+    <w:lvl w:ilvl="7" w:tplc="D318D274">
+      <w:numFmt w:val="decimal"/>
+      <w:lvlText w:val=""/>
+      <w:lvlJc w:val="left"/>
+    </w:lvl>
+    <w:lvl w:ilvl="8" w:tplc="5C36D5EA">
+      <w:numFmt w:val="decimal"/>
+      <w:lvlText w:val=""/>
+      <w:lvlJc w:val="left"/>
+    </w:lvl>
+  </w:abstractNum>
+  <w:abstractNum w:abstractNumId="3" w15:restartNumberingAfterBreak="0">
+    <w:nsid w:val="6E295B6E"/>
+    <w:multiLevelType w:val="hybridMultilevel"/>
+    <w:tmpl w:val="9D427A1E"/>
+    <w:lvl w:ilvl="0" w:tplc="6750FE9E">
+      <w:start w:val="1"/>
+      <w:numFmt w:val="bullet"/>
+      <w:lvlText w:val="•"/>
+      <w:lvlJc w:val="left"/>
+      <w:pPr>
+        <w:ind w:left="560" w:hanging="280"/>
+      </w:pPr>
+    </w:lvl>
+    <w:lvl w:ilvl="1" w:tplc="A5FC6180">
+      <w:numFmt w:val="decimal"/>
+      <w:lvlText w:val=""/>
+      <w:lvlJc w:val="left"/>
+    </w:lvl>
+    <w:lvl w:ilvl="2" w:tplc="E8F456EE">
+      <w:numFmt w:val="decimal"/>
+      <w:lvlText w:val=""/>
+      <w:lvlJc w:val="left"/>
+    </w:lvl>
+    <w:lvl w:ilvl="3" w:tplc="4C7EE472">
+      <w:numFmt w:val="decimal"/>
+      <w:lvlText w:val=""/>
+      <w:lvlJc w:val="left"/>
+    </w:lvl>
+    <w:lvl w:ilvl="4" w:tplc="77427B86">
+      <w:numFmt w:val="decimal"/>
+      <w:lvlText w:val=""/>
+      <w:lvlJc w:val="left"/>
+    </w:lvl>
+    <w:lvl w:ilvl="5" w:tplc="276A8D82">
+      <w:numFmt w:val="decimal"/>
+      <w:lvlText w:val=""/>
+      <w:lvlJc w:val="left"/>
+    </w:lvl>
+    <w:lvl w:ilvl="6" w:tplc="39DE4D32">
+      <w:numFmt w:val="decimal"/>
+      <w:lvlText w:val=""/>
+      <w:lvlJc w:val="left"/>
+    </w:lvl>
+    <w:lvl w:ilvl="7" w:tplc="F774ACCE">
+      <w:numFmt w:val="decimal"/>
+      <w:lvlText w:val=""/>
+      <w:lvlJc w:val="left"/>
+    </w:lvl>
+    <w:lvl w:ilvl="8" w:tplc="112C07FC">
+      <w:numFmt w:val="decimal"/>
+      <w:lvlText w:val=""/>
+      <w:lvlJc w:val="left"/>
+    </w:lvl>
+  </w:abstractNum>
+  <w:abstractNum w:abstractNumId="4" w15:restartNumberingAfterBreak="0">
+    <w:nsid w:val="75FE55EA"/>
+    <w:multiLevelType w:val="hybridMultilevel"/>
+    <w:tmpl w:val="E570B890"/>
+    <w:lvl w:ilvl="0" w:tplc="1BEEFCA4">
       <w:start w:val="1"/>
       <w:numFmt w:val="bullet"/>
       <w:lvlText w:val="●"/>
@@ -1563,7 +1880,7 @@
         <w:ind w:left="720" w:hanging="360"/>
       </w:pPr>
     </w:lvl>
-    <w:lvl w:ilvl="1" w15:tentative="1">
+    <w:lvl w:ilvl="1" w:tplc="DBC001EA">
       <w:start w:val="1"/>
       <w:numFmt w:val="bullet"/>
       <w:lvlText w:val="○"/>
@@ -1572,7 +1889,7 @@
         <w:ind w:left="1440" w:hanging="360"/>
       </w:pPr>
     </w:lvl>
-    <w:lvl w:ilvl="2" w15:tentative="1">
+    <w:lvl w:ilvl="2" w:tplc="E78C764A">
       <w:start w:val="1"/>
       <w:numFmt w:val="bullet"/>
       <w:lvlText w:val="■"/>
@@ -1581,7 +1898,7 @@
         <w:ind w:left="2160" w:hanging="360"/>
       </w:pPr>
     </w:lvl>
-    <w:lvl w:ilvl="3" w15:tentative="1">
+    <w:lvl w:ilvl="3" w:tplc="545A8E98">
       <w:start w:val="1"/>
       <w:numFmt w:val="bullet"/>
       <w:lvlText w:val="●"/>
@@ -1590,7 +1907,7 @@
         <w:ind w:left="2880" w:hanging="360"/>
       </w:pPr>
     </w:lvl>
-    <w:lvl w:ilvl="4" w15:tentative="1">
+    <w:lvl w:ilvl="4" w:tplc="CC488D1C">
       <w:start w:val="1"/>
       <w:numFmt w:val="bullet"/>
       <w:lvlText w:val="○"/>
@@ -1599,7 +1916,7 @@
         <w:ind w:left="3600" w:hanging="360"/>
       </w:pPr>
     </w:lvl>
-    <w:lvl w:ilvl="5" w15:tentative="1">
+    <w:lvl w:ilvl="5" w:tplc="E1E259E8">
       <w:start w:val="1"/>
       <w:numFmt w:val="bullet"/>
       <w:lvlText w:val="■"/>
@@ -1608,7 +1925,7 @@
         <w:ind w:left="4320" w:hanging="360"/>
       </w:pPr>
     </w:lvl>
-    <w:lvl w:ilvl="6" w15:tentative="1">
+    <w:lvl w:ilvl="6" w:tplc="B398658E">
       <w:start w:val="1"/>
       <w:numFmt w:val="bullet"/>
       <w:lvlText w:val="●"/>
@@ -1617,7 +1934,7 @@
         <w:ind w:left="5040" w:hanging="360"/>
       </w:pPr>
     </w:lvl>
-    <w:lvl w:ilvl="7" w15:tentative="1">
+    <w:lvl w:ilvl="7" w:tplc="5B74F36C">
       <w:start w:val="1"/>
       <w:numFmt w:val="bullet"/>
       <w:lvlText w:val="●"/>
@@ -1626,7 +1943,7 @@
         <w:ind w:left="5760" w:hanging="360"/>
       </w:pPr>
     </w:lvl>
-    <w:lvl w:ilvl="8" w15:tentative="1">
+    <w:lvl w:ilvl="8" w:tplc="08167CC6">
       <w:start w:val="1"/>
       <w:numFmt w:val="bullet"/>
       <w:lvlText w:val="●"/>
@@ -1636,80 +1953,32 @@
       </w:pPr>
     </w:lvl>
   </w:abstractNum>
-  <w:abstractNum w:abstractNumId="2" w15:restartNumberingAfterBreak="0">
-    <w:multiLevelType w:val="hybridMultilevel"/>
-    <w:lvl w:ilvl="0" w15:tentative="1">
-      <w:start w:val="1"/>
-      <w:numFmt w:val="bullet"/>
-      <w:lvlText w:val="•"/>
-      <w:lvlJc w:val="left"/>
-      <w:pPr>
-        <w:ind w:left="560" w:hanging="280"/>
-      </w:pPr>
-    </w:lvl>
-  </w:abstractNum>
-  <w:abstractNum w:abstractNumId="3" w15:restartNumberingAfterBreak="0">
-    <w:multiLevelType w:val="hybridMultilevel"/>
-    <w:lvl w:ilvl="0" w15:tentative="1">
-      <w:start w:val="1"/>
-      <w:numFmt w:val="decimal"/>
-      <w:lvlText w:val="%1."/>
-      <w:lvlJc w:val="left"/>
-      <w:pPr>
-        <w:ind w:left="560" w:hanging="280"/>
-      </w:pPr>
-    </w:lvl>
-  </w:abstractNum>
-  <w:abstractNum w:abstractNumId="4" w15:restartNumberingAfterBreak="0">
-    <w:multiLevelType w:val="hybridMultilevel"/>
-    <w:lvl w:ilvl="0" w15:tentative="1">
-      <w:start w:val="1"/>
-      <w:numFmt w:val="decimal"/>
-      <w:lvlText w:val="%1."/>
-      <w:lvlJc w:val="left"/>
-      <w:pPr>
-        <w:ind w:left="560" w:hanging="280"/>
-      </w:pPr>
-    </w:lvl>
-  </w:abstractNum>
-  <w:abstractNum w:abstractNumId="5" w15:restartNumberingAfterBreak="0">
-    <w:multiLevelType w:val="hybridMultilevel"/>
-    <w:lvl w:ilvl="0" w15:tentative="1">
-      <w:start w:val="1"/>
-      <w:numFmt w:val="decimal"/>
-      <w:lvlText w:val="%1."/>
-      <w:lvlJc w:val="left"/>
-      <w:pPr>
-        <w:ind w:left="560" w:hanging="280"/>
-      </w:pPr>
-    </w:lvl>
-  </w:abstractNum>
-  <w:num w:numId="1">
-    <w:abstractNumId w:val="1"/>
+  <w:num w:numId="1" w16cid:durableId="2136634297">
+    <w:abstractNumId w:val="4"/>
     <w:lvlOverride w:ilvl="0">
       <w:startOverride w:val="1"/>
     </w:lvlOverride>
   </w:num>
-  <w:num w:numId="2">
+  <w:num w:numId="2" w16cid:durableId="2017537323">
+    <w:abstractNumId w:val="2"/>
+    <w:lvlOverride w:ilvl="0">
+      <w:startOverride w:val="1"/>
+    </w:lvlOverride>
+  </w:num>
+  <w:num w:numId="3" w16cid:durableId="1160778663">
+    <w:abstractNumId w:val="0"/>
+    <w:lvlOverride w:ilvl="0">
+      <w:startOverride w:val="1"/>
+    </w:lvlOverride>
+  </w:num>
+  <w:num w:numId="4" w16cid:durableId="1335962377">
     <w:abstractNumId w:val="3"/>
     <w:lvlOverride w:ilvl="0">
       <w:startOverride w:val="1"/>
     </w:lvlOverride>
   </w:num>
-  <w:num w:numId="3">
-    <w:abstractNumId w:val="4"/>
-    <w:lvlOverride w:ilvl="0">
-      <w:startOverride w:val="1"/>
-    </w:lvlOverride>
-  </w:num>
-  <w:num w:numId="4">
-    <w:abstractNumId w:val="2"/>
-    <w:lvlOverride w:ilvl="0">
-      <w:startOverride w:val="1"/>
-    </w:lvlOverride>
-  </w:num>
-  <w:num w:numId="5">
-    <w:abstractNumId w:val="5"/>
+  <w:num w:numId="5" w16cid:durableId="1850024017">
+    <w:abstractNumId w:val="1"/>
     <w:lvlOverride w:ilvl="0">
       <w:startOverride w:val="1"/>
     </w:lvlOverride>
@@ -1718,108 +1987,542 @@
 </file>
 
 <file path=word/styles.xml><?xml version="1.0" encoding="utf-8"?>
-<w:styles xmlns:mc="http://schemas.openxmlformats.org/markup-compatibility/2006" xmlns:r="http://schemas.openxmlformats.org/officeDocument/2006/relationships" xmlns:w="http://schemas.openxmlformats.org/wordprocessingml/2006/main" xmlns:w14="http://schemas.microsoft.com/office/word/2010/wordml" xmlns:w15="http://schemas.microsoft.com/office/word/2012/wordml" mc:Ignorable="w14 w15">
+<w:styles xmlns:mc="http://schemas.openxmlformats.org/markup-compatibility/2006" xmlns:r="http://schemas.openxmlformats.org/officeDocument/2006/relationships" xmlns:w="http://schemas.openxmlformats.org/wordprocessingml/2006/main" xmlns:w14="http://schemas.microsoft.com/office/word/2010/wordml" xmlns:w15="http://schemas.microsoft.com/office/word/2012/wordml" xmlns:w16cex="http://schemas.microsoft.com/office/word/2018/wordml/cex" xmlns:w16cid="http://schemas.microsoft.com/office/word/2016/wordml/cid" xmlns:w16="http://schemas.microsoft.com/office/word/2018/wordml" xmlns:w16du="http://schemas.microsoft.com/office/word/2023/wordml/word16du" xmlns:w16sdtdh="http://schemas.microsoft.com/office/word/2020/wordml/sdtdatahash" xmlns:w16sdtfl="http://schemas.microsoft.com/office/word/2024/wordml/sdtformatlock" xmlns:w16se="http://schemas.microsoft.com/office/word/2015/wordml/symex" mc:Ignorable="w14 w15 w16se w16cid w16 w16cex w16sdtdh w16sdtfl w16du">
   <w:docDefaults>
     <w:rPrDefault>
       <w:rPr>
-        <w:rFonts w:ascii="Arial" w:cs="Arial" w:eastAsia="Arial" w:hAnsi="Arial"/>
+        <w:rFonts w:ascii="Arial" w:eastAsia="Arial" w:hAnsi="Arial" w:cs="Arial"/>
         <w:color w:val="1C2620"/>
         <w:sz w:val="22"/>
         <w:szCs w:val="22"/>
+        <w:lang w:val="en-US" w:eastAsia="en-US" w:bidi="ar-SA"/>
       </w:rPr>
     </w:rPrDefault>
     <w:pPrDefault/>
   </w:docDefaults>
-  <w:style w:type="paragraph" w:styleId="Title">
+  <w:latentStyles w:defLockedState="0" w:defUIPriority="99" w:defSemiHidden="0" w:defUnhideWhenUsed="0" w:defQFormat="0" w:count="376">
+    <w:lsdException w:name="Normal" w:uiPriority="0" w:qFormat="1"/>
+    <w:lsdException w:name="heading 1" w:uiPriority="9" w:qFormat="1"/>
+    <w:lsdException w:name="heading 2" w:semiHidden="1" w:uiPriority="9" w:unhideWhenUsed="1" w:qFormat="1"/>
+    <w:lsdException w:name="heading 3" w:semiHidden="1" w:uiPriority="9" w:unhideWhenUsed="1" w:qFormat="1"/>
+    <w:lsdException w:name="heading 4" w:semiHidden="1" w:uiPriority="9" w:unhideWhenUsed="1" w:qFormat="1"/>
+    <w:lsdException w:name="heading 5" w:semiHidden="1" w:uiPriority="9" w:unhideWhenUsed="1" w:qFormat="1"/>
+    <w:lsdException w:name="heading 6" w:semiHidden="1" w:uiPriority="9" w:unhideWhenUsed="1" w:qFormat="1"/>
+    <w:lsdException w:name="heading 7" w:semiHidden="1" w:uiPriority="9" w:unhideWhenUsed="1" w:qFormat="1"/>
+    <w:lsdException w:name="heading 8" w:semiHidden="1" w:uiPriority="9" w:unhideWhenUsed="1" w:qFormat="1"/>
+    <w:lsdException w:name="heading 9" w:semiHidden="1" w:uiPriority="9" w:unhideWhenUsed="1" w:qFormat="1"/>
+    <w:lsdException w:name="index 1" w:semiHidden="1" w:unhideWhenUsed="1"/>
+    <w:lsdException w:name="index 2" w:semiHidden="1" w:unhideWhenUsed="1"/>
+    <w:lsdException w:name="index 3" w:semiHidden="1" w:unhideWhenUsed="1"/>
+    <w:lsdException w:name="index 4" w:semiHidden="1" w:unhideWhenUsed="1"/>
+    <w:lsdException w:name="index 5" w:semiHidden="1" w:unhideWhenUsed="1"/>
+    <w:lsdException w:name="index 6" w:semiHidden="1" w:unhideWhenUsed="1"/>
+    <w:lsdException w:name="index 7" w:semiHidden="1" w:unhideWhenUsed="1"/>
+    <w:lsdException w:name="index 8" w:semiHidden="1" w:unhideWhenUsed="1"/>
+    <w:lsdException w:name="index 9" w:semiHidden="1" w:unhideWhenUsed="1"/>
+    <w:lsdException w:name="toc 1" w:semiHidden="1" w:uiPriority="39" w:unhideWhenUsed="1"/>
+    <w:lsdException w:name="toc 2" w:semiHidden="1" w:uiPriority="39" w:unhideWhenUsed="1"/>
+    <w:lsdException w:name="toc 3" w:semiHidden="1" w:uiPriority="39" w:unhideWhenUsed="1"/>
+    <w:lsdException w:name="toc 4" w:semiHidden="1" w:uiPriority="39" w:unhideWhenUsed="1"/>
+    <w:lsdException w:name="toc 5" w:semiHidden="1" w:uiPriority="39" w:unhideWhenUsed="1"/>
+    <w:lsdException w:name="toc 6" w:semiHidden="1" w:uiPriority="39" w:unhideWhenUsed="1"/>
+    <w:lsdException w:name="toc 7" w:semiHidden="1" w:uiPriority="39" w:unhideWhenUsed="1"/>
+    <w:lsdException w:name="toc 8" w:semiHidden="1" w:uiPriority="39" w:unhideWhenUsed="1"/>
+    <w:lsdException w:name="toc 9" w:semiHidden="1" w:uiPriority="39" w:unhideWhenUsed="1"/>
+    <w:lsdException w:name="Normal Indent" w:semiHidden="1" w:unhideWhenUsed="1"/>
+    <w:lsdException w:name="footnote text" w:semiHidden="1" w:unhideWhenUsed="1"/>
+    <w:lsdException w:name="annotation text" w:semiHidden="1" w:unhideWhenUsed="1"/>
+    <w:lsdException w:name="header" w:semiHidden="1" w:unhideWhenUsed="1"/>
+    <w:lsdException w:name="footer" w:semiHidden="1" w:unhideWhenUsed="1"/>
+    <w:lsdException w:name="index heading" w:semiHidden="1" w:unhideWhenUsed="1"/>
+    <w:lsdException w:name="caption" w:semiHidden="1" w:uiPriority="35" w:unhideWhenUsed="1" w:qFormat="1"/>
+    <w:lsdException w:name="table of figures" w:semiHidden="1" w:unhideWhenUsed="1"/>
+    <w:lsdException w:name="envelope address" w:semiHidden="1" w:unhideWhenUsed="1"/>
+    <w:lsdException w:name="envelope return" w:semiHidden="1" w:unhideWhenUsed="1"/>
+    <w:lsdException w:name="footnote reference" w:semiHidden="1" w:unhideWhenUsed="1"/>
+    <w:lsdException w:name="annotation reference" w:semiHidden="1" w:unhideWhenUsed="1"/>
+    <w:lsdException w:name="line number" w:semiHidden="1" w:unhideWhenUsed="1"/>
+    <w:lsdException w:name="page number" w:semiHidden="1" w:unhideWhenUsed="1"/>
+    <w:lsdException w:name="endnote reference" w:semiHidden="1" w:unhideWhenUsed="1"/>
+    <w:lsdException w:name="endnote text" w:semiHidden="1" w:unhideWhenUsed="1"/>
+    <w:lsdException w:name="table of authorities" w:semiHidden="1" w:unhideWhenUsed="1"/>
+    <w:lsdException w:name="macro" w:semiHidden="1" w:unhideWhenUsed="1"/>
+    <w:lsdException w:name="toa heading" w:semiHidden="1" w:unhideWhenUsed="1"/>
+    <w:lsdException w:name="List" w:semiHidden="1" w:unhideWhenUsed="1"/>
+    <w:lsdException w:name="List Bullet" w:semiHidden="1" w:unhideWhenUsed="1"/>
+    <w:lsdException w:name="List Number" w:semiHidden="1" w:unhideWhenUsed="1"/>
+    <w:lsdException w:name="List 2" w:semiHidden="1" w:unhideWhenUsed="1"/>
+    <w:lsdException w:name="List 3" w:semiHidden="1" w:unhideWhenUsed="1"/>
+    <w:lsdException w:name="List 4" w:semiHidden="1" w:unhideWhenUsed="1"/>
+    <w:lsdException w:name="List 5" w:semiHidden="1" w:unhideWhenUsed="1"/>
+    <w:lsdException w:name="List Bullet 2" w:semiHidden="1" w:unhideWhenUsed="1"/>
+    <w:lsdException w:name="List Bullet 3" w:semiHidden="1" w:unhideWhenUsed="1"/>
+    <w:lsdException w:name="List Bullet 4" w:semiHidden="1" w:unhideWhenUsed="1"/>
+    <w:lsdException w:name="List Bullet 5" w:semiHidden="1" w:unhideWhenUsed="1"/>
+    <w:lsdException w:name="List Number 2" w:semiHidden="1" w:unhideWhenUsed="1"/>
+    <w:lsdException w:name="List Number 3" w:semiHidden="1" w:unhideWhenUsed="1"/>
+    <w:lsdException w:name="List Number 4" w:semiHidden="1" w:unhideWhenUsed="1"/>
+    <w:lsdException w:name="List Number 5" w:semiHidden="1" w:unhideWhenUsed="1"/>
+    <w:lsdException w:name="Title" w:uiPriority="10" w:qFormat="1"/>
+    <w:lsdException w:name="Closing" w:semiHidden="1" w:unhideWhenUsed="1"/>
+    <w:lsdException w:name="Signature" w:semiHidden="1" w:unhideWhenUsed="1"/>
+    <w:lsdException w:name="Default Paragraph Font" w:semiHidden="1" w:uiPriority="1" w:unhideWhenUsed="1"/>
+    <w:lsdException w:name="Body Text" w:semiHidden="1" w:unhideWhenUsed="1"/>
+    <w:lsdException w:name="Body Text Indent" w:semiHidden="1" w:unhideWhenUsed="1"/>
+    <w:lsdException w:name="List Continue" w:semiHidden="1" w:unhideWhenUsed="1"/>
+    <w:lsdException w:name="List Continue 2" w:semiHidden="1" w:unhideWhenUsed="1"/>
+    <w:lsdException w:name="List Continue 3" w:semiHidden="1" w:unhideWhenUsed="1"/>
+    <w:lsdException w:name="List Continue 4" w:semiHidden="1" w:unhideWhenUsed="1"/>
+    <w:lsdException w:name="List Continue 5" w:semiHidden="1" w:unhideWhenUsed="1"/>
+    <w:lsdException w:name="Message Header" w:semiHidden="1" w:unhideWhenUsed="1"/>
+    <w:lsdException w:name="Subtitle" w:uiPriority="11" w:qFormat="1"/>
+    <w:lsdException w:name="Salutation" w:semiHidden="1" w:unhideWhenUsed="1"/>
+    <w:lsdException w:name="Date" w:semiHidden="1" w:unhideWhenUsed="1"/>
+    <w:lsdException w:name="Body Text First Indent" w:semiHidden="1" w:unhideWhenUsed="1"/>
+    <w:lsdException w:name="Body Text First Indent 2" w:semiHidden="1" w:unhideWhenUsed="1"/>
+    <w:lsdException w:name="Note Heading" w:semiHidden="1" w:unhideWhenUsed="1"/>
+    <w:lsdException w:name="Body Text 2" w:semiHidden="1" w:unhideWhenUsed="1"/>
+    <w:lsdException w:name="Body Text 3" w:semiHidden="1" w:unhideWhenUsed="1"/>
+    <w:lsdException w:name="Body Text Indent 2" w:semiHidden="1" w:unhideWhenUsed="1"/>
+    <w:lsdException w:name="Body Text Indent 3" w:semiHidden="1" w:unhideWhenUsed="1"/>
+    <w:lsdException w:name="Block Text" w:semiHidden="1" w:unhideWhenUsed="1"/>
+    <w:lsdException w:name="Hyperlink" w:semiHidden="1" w:unhideWhenUsed="1"/>
+    <w:lsdException w:name="FollowedHyperlink" w:semiHidden="1" w:unhideWhenUsed="1"/>
+    <w:lsdException w:name="Strong" w:uiPriority="22" w:qFormat="1"/>
+    <w:lsdException w:name="Emphasis" w:uiPriority="20" w:qFormat="1"/>
+    <w:lsdException w:name="Document Map" w:semiHidden="1" w:unhideWhenUsed="1"/>
+    <w:lsdException w:name="Plain Text" w:semiHidden="1" w:unhideWhenUsed="1"/>
+    <w:lsdException w:name="E-mail Signature" w:semiHidden="1" w:unhideWhenUsed="1"/>
+    <w:lsdException w:name="HTML Top of Form" w:semiHidden="1" w:unhideWhenUsed="1"/>
+    <w:lsdException w:name="HTML Bottom of Form" w:semiHidden="1" w:unhideWhenUsed="1"/>
+    <w:lsdException w:name="Normal (Web)" w:semiHidden="1" w:unhideWhenUsed="1"/>
+    <w:lsdException w:name="HTML Acronym" w:semiHidden="1" w:unhideWhenUsed="1"/>
+    <w:lsdException w:name="HTML Address" w:semiHidden="1" w:unhideWhenUsed="1"/>
+    <w:lsdException w:name="HTML Cite" w:semiHidden="1" w:unhideWhenUsed="1"/>
+    <w:lsdException w:name="HTML Code" w:semiHidden="1" w:unhideWhenUsed="1"/>
+    <w:lsdException w:name="HTML Definition" w:semiHidden="1" w:unhideWhenUsed="1"/>
+    <w:lsdException w:name="HTML Keyboard" w:semiHidden="1" w:unhideWhenUsed="1"/>
+    <w:lsdException w:name="HTML Preformatted" w:semiHidden="1" w:unhideWhenUsed="1"/>
+    <w:lsdException w:name="HTML Sample" w:semiHidden="1" w:unhideWhenUsed="1"/>
+    <w:lsdException w:name="HTML Typewriter" w:semiHidden="1" w:unhideWhenUsed="1"/>
+    <w:lsdException w:name="HTML Variable" w:semiHidden="1" w:unhideWhenUsed="1"/>
+    <w:lsdException w:name="Normal Table" w:semiHidden="1" w:unhideWhenUsed="1"/>
+    <w:lsdException w:name="annotation subject" w:semiHidden="1" w:unhideWhenUsed="1"/>
+    <w:lsdException w:name="No List" w:semiHidden="1" w:unhideWhenUsed="1"/>
+    <w:lsdException w:name="Outline List 1" w:semiHidden="1" w:unhideWhenUsed="1"/>
+    <w:lsdException w:name="Outline List 2" w:semiHidden="1" w:unhideWhenUsed="1"/>
+    <w:lsdException w:name="Outline List 3" w:semiHidden="1" w:unhideWhenUsed="1"/>
+    <w:lsdException w:name="Table Simple 1" w:semiHidden="1" w:unhideWhenUsed="1"/>
+    <w:lsdException w:name="Table Simple 2" w:semiHidden="1" w:unhideWhenUsed="1"/>
+    <w:lsdException w:name="Table Simple 3" w:semiHidden="1" w:unhideWhenUsed="1"/>
+    <w:lsdException w:name="Table Classic 1" w:semiHidden="1" w:unhideWhenUsed="1"/>
+    <w:lsdException w:name="Table Classic 2" w:semiHidden="1" w:unhideWhenUsed="1"/>
+    <w:lsdException w:name="Table Classic 3" w:semiHidden="1" w:unhideWhenUsed="1"/>
+    <w:lsdException w:name="Table Classic 4" w:semiHidden="1" w:unhideWhenUsed="1"/>
+    <w:lsdException w:name="Table Colorful 1" w:semiHidden="1" w:unhideWhenUsed="1"/>
+    <w:lsdException w:name="Table Colorful 2" w:semiHidden="1" w:unhideWhenUsed="1"/>
+    <w:lsdException w:name="Table Colorful 3" w:semiHidden="1" w:unhideWhenUsed="1"/>
+    <w:lsdException w:name="Table Columns 1" w:semiHidden="1" w:unhideWhenUsed="1"/>
+    <w:lsdException w:name="Table Columns 2" w:semiHidden="1" w:unhideWhenUsed="1"/>
+    <w:lsdException w:name="Table Columns 3" w:semiHidden="1" w:unhideWhenUsed="1"/>
+    <w:lsdException w:name="Table Columns 4" w:semiHidden="1" w:unhideWhenUsed="1"/>
+    <w:lsdException w:name="Table Columns 5" w:semiHidden="1" w:unhideWhenUsed="1"/>
+    <w:lsdException w:name="Table Grid 1" w:semiHidden="1" w:unhideWhenUsed="1"/>
+    <w:lsdException w:name="Table Grid 2" w:semiHidden="1" w:unhideWhenUsed="1"/>
+    <w:lsdException w:name="Table Grid 3" w:semiHidden="1" w:unhideWhenUsed="1"/>
+    <w:lsdException w:name="Table Grid 4" w:semiHidden="1" w:unhideWhenUsed="1"/>
+    <w:lsdException w:name="Table Grid 5" w:semiHidden="1" w:unhideWhenUsed="1"/>
+    <w:lsdException w:name="Table Grid 6" w:semiHidden="1" w:unhideWhenUsed="1"/>
+    <w:lsdException w:name="Table Grid 7" w:semiHidden="1" w:unhideWhenUsed="1"/>
+    <w:lsdException w:name="Table Grid 8" w:semiHidden="1" w:unhideWhenUsed="1"/>
+    <w:lsdException w:name="Table List 1" w:semiHidden="1" w:unhideWhenUsed="1"/>
+    <w:lsdException w:name="Table List 2" w:semiHidden="1" w:unhideWhenUsed="1"/>
+    <w:lsdException w:name="Table List 3" w:semiHidden="1" w:unhideWhenUsed="1"/>
+    <w:lsdException w:name="Table List 4" w:semiHidden="1" w:unhideWhenUsed="1"/>
+    <w:lsdException w:name="Table List 5" w:semiHidden="1" w:unhideWhenUsed="1"/>
+    <w:lsdException w:name="Table List 6" w:semiHidden="1" w:unhideWhenUsed="1"/>
+    <w:lsdException w:name="Table List 7" w:semiHidden="1" w:unhideWhenUsed="1"/>
+    <w:lsdException w:name="Table List 8" w:semiHidden="1" w:unhideWhenUsed="1"/>
+    <w:lsdException w:name="Table 3D effects 1" w:semiHidden="1" w:unhideWhenUsed="1"/>
+    <w:lsdException w:name="Table 3D effects 2" w:semiHidden="1" w:unhideWhenUsed="1"/>
+    <w:lsdException w:name="Table 3D effects 3" w:semiHidden="1" w:unhideWhenUsed="1"/>
+    <w:lsdException w:name="Table Contemporary" w:semiHidden="1" w:unhideWhenUsed="1"/>
+    <w:lsdException w:name="Table Elegant" w:semiHidden="1" w:unhideWhenUsed="1"/>
+    <w:lsdException w:name="Table Professional" w:semiHidden="1" w:unhideWhenUsed="1"/>
+    <w:lsdException w:name="Table Subtle 1" w:semiHidden="1" w:unhideWhenUsed="1"/>
+    <w:lsdException w:name="Table Subtle 2" w:semiHidden="1" w:unhideWhenUsed="1"/>
+    <w:lsdException w:name="Table Web 1" w:semiHidden="1" w:unhideWhenUsed="1"/>
+    <w:lsdException w:name="Table Web 2" w:semiHidden="1" w:unhideWhenUsed="1"/>
+    <w:lsdException w:name="Table Web 3" w:semiHidden="1" w:unhideWhenUsed="1"/>
+    <w:lsdException w:name="Balloon Text" w:semiHidden="1" w:unhideWhenUsed="1"/>
+    <w:lsdException w:name="Table Grid" w:uiPriority="39"/>
+    <w:lsdException w:name="Table Theme" w:semiHidden="1" w:unhideWhenUsed="1"/>
+    <w:lsdException w:name="Placeholder Text" w:semiHidden="1"/>
+    <w:lsdException w:name="No Spacing" w:uiPriority="1" w:qFormat="1"/>
+    <w:lsdException w:name="Light Shading" w:uiPriority="60"/>
+    <w:lsdException w:name="Light List" w:uiPriority="61"/>
+    <w:lsdException w:name="Light Grid" w:uiPriority="62"/>
+    <w:lsdException w:name="Medium Shading 1" w:uiPriority="63"/>
+    <w:lsdException w:name="Medium Shading 2" w:uiPriority="64"/>
+    <w:lsdException w:name="Medium List 1" w:uiPriority="65"/>
+    <w:lsdException w:name="Medium List 2" w:uiPriority="66"/>
+    <w:lsdException w:name="Medium Grid 1" w:uiPriority="67"/>
+    <w:lsdException w:name="Medium Grid 2" w:uiPriority="68"/>
+    <w:lsdException w:name="Medium Grid 3" w:uiPriority="69"/>
+    <w:lsdException w:name="Dark List" w:uiPriority="70"/>
+    <w:lsdException w:name="Colorful Shading" w:uiPriority="71"/>
+    <w:lsdException w:name="Colorful List" w:uiPriority="72"/>
+    <w:lsdException w:name="Colorful Grid" w:uiPriority="73"/>
+    <w:lsdException w:name="Light Shading Accent 1" w:uiPriority="60"/>
+    <w:lsdException w:name="Light List Accent 1" w:uiPriority="61"/>
+    <w:lsdException w:name="Light Grid Accent 1" w:uiPriority="62"/>
+    <w:lsdException w:name="Medium Shading 1 Accent 1" w:uiPriority="63"/>
+    <w:lsdException w:name="Medium Shading 2 Accent 1" w:uiPriority="64"/>
+    <w:lsdException w:name="Medium List 1 Accent 1" w:uiPriority="65"/>
+    <w:lsdException w:name="Revision" w:semiHidden="1"/>
+    <w:lsdException w:name="List Paragraph" w:uiPriority="34" w:qFormat="1"/>
+    <w:lsdException w:name="Quote" w:uiPriority="29" w:qFormat="1"/>
+    <w:lsdException w:name="Intense Quote" w:uiPriority="30" w:qFormat="1"/>
+    <w:lsdException w:name="Medium List 2 Accent 1" w:uiPriority="66"/>
+    <w:lsdException w:name="Medium Grid 1 Accent 1" w:uiPriority="67"/>
+    <w:lsdException w:name="Medium Grid 2 Accent 1" w:uiPriority="68"/>
+    <w:lsdException w:name="Medium Grid 3 Accent 1" w:uiPriority="69"/>
+    <w:lsdException w:name="Dark List Accent 1" w:uiPriority="70"/>
+    <w:lsdException w:name="Colorful Shading Accent 1" w:uiPriority="71"/>
+    <w:lsdException w:name="Colorful List Accent 1" w:uiPriority="72"/>
+    <w:lsdException w:name="Colorful Grid Accent 1" w:uiPriority="73"/>
+    <w:lsdException w:name="Light Shading Accent 2" w:uiPriority="60"/>
+    <w:lsdException w:name="Light List Accent 2" w:uiPriority="61"/>
+    <w:lsdException w:name="Light Grid Accent 2" w:uiPriority="62"/>
+    <w:lsdException w:name="Medium Shading 1 Accent 2" w:uiPriority="63"/>
+    <w:lsdException w:name="Medium Shading 2 Accent 2" w:uiPriority="64"/>
+    <w:lsdException w:name="Medium List 1 Accent 2" w:uiPriority="65"/>
+    <w:lsdException w:name="Medium List 2 Accent 2" w:uiPriority="66"/>
+    <w:lsdException w:name="Medium Grid 1 Accent 2" w:uiPriority="67"/>
+    <w:lsdException w:name="Medium Grid 2 Accent 2" w:uiPriority="68"/>
+    <w:lsdException w:name="Medium Grid 3 Accent 2" w:uiPriority="69"/>
+    <w:lsdException w:name="Dark List Accent 2" w:uiPriority="70"/>
+    <w:lsdException w:name="Colorful Shading Accent 2" w:uiPriority="71"/>
+    <w:lsdException w:name="Colorful List Accent 2" w:uiPriority="72"/>
+    <w:lsdException w:name="Colorful Grid Accent 2" w:uiPriority="73"/>
+    <w:lsdException w:name="Light Shading Accent 3" w:uiPriority="60"/>
+    <w:lsdException w:name="Light List Accent 3" w:uiPriority="61"/>
+    <w:lsdException w:name="Light Grid Accent 3" w:uiPriority="62"/>
+    <w:lsdException w:name="Medium Shading 1 Accent 3" w:uiPriority="63"/>
+    <w:lsdException w:name="Medium Shading 2 Accent 3" w:uiPriority="64"/>
+    <w:lsdException w:name="Medium List 1 Accent 3" w:uiPriority="65"/>
+    <w:lsdException w:name="Medium List 2 Accent 3" w:uiPriority="66"/>
+    <w:lsdException w:name="Medium Grid 1 Accent 3" w:uiPriority="67"/>
+    <w:lsdException w:name="Medium Grid 2 Accent 3" w:uiPriority="68"/>
+    <w:lsdException w:name="Medium Grid 3 Accent 3" w:uiPriority="69"/>
+    <w:lsdException w:name="Dark List Accent 3" w:uiPriority="70"/>
+    <w:lsdException w:name="Colorful Shading Accent 3" w:uiPriority="71"/>
+    <w:lsdException w:name="Colorful List Accent 3" w:uiPriority="72"/>
+    <w:lsdException w:name="Colorful Grid Accent 3" w:uiPriority="73"/>
+    <w:lsdException w:name="Light Shading Accent 4" w:uiPriority="60"/>
+    <w:lsdException w:name="Light List Accent 4" w:uiPriority="61"/>
+    <w:lsdException w:name="Light Grid Accent 4" w:uiPriority="62"/>
+    <w:lsdException w:name="Medium Shading 1 Accent 4" w:uiPriority="63"/>
+    <w:lsdException w:name="Medium Shading 2 Accent 4" w:uiPriority="64"/>
+    <w:lsdException w:name="Medium List 1 Accent 4" w:uiPriority="65"/>
+    <w:lsdException w:name="Medium List 2 Accent 4" w:uiPriority="66"/>
+    <w:lsdException w:name="Medium Grid 1 Accent 4" w:uiPriority="67"/>
+    <w:lsdException w:name="Medium Grid 2 Accent 4" w:uiPriority="68"/>
+    <w:lsdException w:name="Medium Grid 3 Accent 4" w:uiPriority="69"/>
+    <w:lsdException w:name="Dark List Accent 4" w:uiPriority="70"/>
+    <w:lsdException w:name="Colorful Shading Accent 4" w:uiPriority="71"/>
+    <w:lsdException w:name="Colorful List Accent 4" w:uiPriority="72"/>
+    <w:lsdException w:name="Colorful Grid Accent 4" w:uiPriority="73"/>
+    <w:lsdException w:name="Light Shading Accent 5" w:uiPriority="60"/>
+    <w:lsdException w:name="Light List Accent 5" w:uiPriority="61"/>
+    <w:lsdException w:name="Light Grid Accent 5" w:uiPriority="62"/>
+    <w:lsdException w:name="Medium Shading 1 Accent 5" w:uiPriority="63"/>
+    <w:lsdException w:name="Medium Shading 2 Accent 5" w:uiPriority="64"/>
+    <w:lsdException w:name="Medium List 1 Accent 5" w:uiPriority="65"/>
+    <w:lsdException w:name="Medium List 2 Accent 5" w:uiPriority="66"/>
+    <w:lsdException w:name="Medium Grid 1 Accent 5" w:uiPriority="67"/>
+    <w:lsdException w:name="Medium Grid 2 Accent 5" w:uiPriority="68"/>
+    <w:lsdException w:name="Medium Grid 3 Accent 5" w:uiPriority="69"/>
+    <w:lsdException w:name="Dark List Accent 5" w:uiPriority="70"/>
+    <w:lsdException w:name="Colorful Shading Accent 5" w:uiPriority="71"/>
+    <w:lsdException w:name="Colorful List Accent 5" w:uiPriority="72"/>
+    <w:lsdException w:name="Colorful Grid Accent 5" w:uiPriority="73"/>
+    <w:lsdException w:name="Light Shading Accent 6" w:uiPriority="60"/>
+    <w:lsdException w:name="Light List Accent 6" w:uiPriority="61"/>
+    <w:lsdException w:name="Light Grid Accent 6" w:uiPriority="62"/>
+    <w:lsdException w:name="Medium Shading 1 Accent 6" w:uiPriority="63"/>
+    <w:lsdException w:name="Medium Shading 2 Accent 6" w:uiPriority="64"/>
+    <w:lsdException w:name="Medium List 1 Accent 6" w:uiPriority="65"/>
+    <w:lsdException w:name="Medium List 2 Accent 6" w:uiPriority="66"/>
+    <w:lsdException w:name="Medium Grid 1 Accent 6" w:uiPriority="67"/>
+    <w:lsdException w:name="Medium Grid 2 Accent 6" w:uiPriority="68"/>
+    <w:lsdException w:name="Medium Grid 3 Accent 6" w:uiPriority="69"/>
+    <w:lsdException w:name="Dark List Accent 6" w:uiPriority="70"/>
+    <w:lsdException w:name="Colorful Shading Accent 6" w:uiPriority="71"/>
+    <w:lsdException w:name="Colorful List Accent 6" w:uiPriority="72"/>
+    <w:lsdException w:name="Colorful Grid Accent 6" w:uiPriority="73"/>
+    <w:lsdException w:name="Subtle Emphasis" w:uiPriority="19" w:qFormat="1"/>
+    <w:lsdException w:name="Intense Emphasis" w:uiPriority="21" w:qFormat="1"/>
+    <w:lsdException w:name="Subtle Reference" w:uiPriority="31" w:qFormat="1"/>
+    <w:lsdException w:name="Intense Reference" w:uiPriority="32" w:qFormat="1"/>
+    <w:lsdException w:name="Book Title" w:uiPriority="33" w:qFormat="1"/>
+    <w:lsdException w:name="Bibliography" w:semiHidden="1" w:uiPriority="37" w:unhideWhenUsed="1"/>
+    <w:lsdException w:name="TOC Heading" w:semiHidden="1" w:uiPriority="39" w:unhideWhenUsed="1" w:qFormat="1"/>
+    <w:lsdException w:name="Plain Table 1" w:uiPriority="41"/>
+    <w:lsdException w:name="Plain Table 2" w:uiPriority="42"/>
+    <w:lsdException w:name="Plain Table 3" w:uiPriority="43"/>
+    <w:lsdException w:name="Plain Table 4" w:uiPriority="44"/>
+    <w:lsdException w:name="Plain Table 5" w:uiPriority="45"/>
+    <w:lsdException w:name="Grid Table Light" w:uiPriority="40"/>
+    <w:lsdException w:name="Grid Table 1 Light" w:uiPriority="46"/>
+    <w:lsdException w:name="Grid Table 2" w:uiPriority="47"/>
+    <w:lsdException w:name="Grid Table 3" w:uiPriority="48"/>
+    <w:lsdException w:name="Grid Table 4" w:uiPriority="49"/>
+    <w:lsdException w:name="Grid Table 5 Dark" w:uiPriority="50"/>
+    <w:lsdException w:name="Grid Table 6 Colorful" w:uiPriority="51"/>
+    <w:lsdException w:name="Grid Table 7 Colorful" w:uiPriority="52"/>
+    <w:lsdException w:name="Grid Table 1 Light Accent 1" w:uiPriority="46"/>
+    <w:lsdException w:name="Grid Table 2 Accent 1" w:uiPriority="47"/>
+    <w:lsdException w:name="Grid Table 3 Accent 1" w:uiPriority="48"/>
+    <w:lsdException w:name="Grid Table 4 Accent 1" w:uiPriority="49"/>
+    <w:lsdException w:name="Grid Table 5 Dark Accent 1" w:uiPriority="50"/>
+    <w:lsdException w:name="Grid Table 6 Colorful Accent 1" w:uiPriority="51"/>
+    <w:lsdException w:name="Grid Table 7 Colorful Accent 1" w:uiPriority="52"/>
+    <w:lsdException w:name="Grid Table 1 Light Accent 2" w:uiPriority="46"/>
+    <w:lsdException w:name="Grid Table 2 Accent 2" w:uiPriority="47"/>
+    <w:lsdException w:name="Grid Table 3 Accent 2" w:uiPriority="48"/>
+    <w:lsdException w:name="Grid Table 4 Accent 2" w:uiPriority="49"/>
+    <w:lsdException w:name="Grid Table 5 Dark Accent 2" w:uiPriority="50"/>
+    <w:lsdException w:name="Grid Table 6 Colorful Accent 2" w:uiPriority="51"/>
+    <w:lsdException w:name="Grid Table 7 Colorful Accent 2" w:uiPriority="52"/>
+    <w:lsdException w:name="Grid Table 1 Light Accent 3" w:uiPriority="46"/>
+    <w:lsdException w:name="Grid Table 2 Accent 3" w:uiPriority="47"/>
+    <w:lsdException w:name="Grid Table 3 Accent 3" w:uiPriority="48"/>
+    <w:lsdException w:name="Grid Table 4 Accent 3" w:uiPriority="49"/>
+    <w:lsdException w:name="Grid Table 5 Dark Accent 3" w:uiPriority="50"/>
+    <w:lsdException w:name="Grid Table 6 Colorful Accent 3" w:uiPriority="51"/>
+    <w:lsdException w:name="Grid Table 7 Colorful Accent 3" w:uiPriority="52"/>
+    <w:lsdException w:name="Grid Table 1 Light Accent 4" w:uiPriority="46"/>
+    <w:lsdException w:name="Grid Table 2 Accent 4" w:uiPriority="47"/>
+    <w:lsdException w:name="Grid Table 3 Accent 4" w:uiPriority="48"/>
+    <w:lsdException w:name="Grid Table 4 Accent 4" w:uiPriority="49"/>
+    <w:lsdException w:name="Grid Table 5 Dark Accent 4" w:uiPriority="50"/>
+    <w:lsdException w:name="Grid Table 6 Colorful Accent 4" w:uiPriority="51"/>
+    <w:lsdException w:name="Grid Table 7 Colorful Accent 4" w:uiPriority="52"/>
+    <w:lsdException w:name="Grid Table 1 Light Accent 5" w:uiPriority="46"/>
+    <w:lsdException w:name="Grid Table 2 Accent 5" w:uiPriority="47"/>
+    <w:lsdException w:name="Grid Table 3 Accent 5" w:uiPriority="48"/>
+    <w:lsdException w:name="Grid Table 4 Accent 5" w:uiPriority="49"/>
+    <w:lsdException w:name="Grid Table 5 Dark Accent 5" w:uiPriority="50"/>
+    <w:lsdException w:name="Grid Table 6 Colorful Accent 5" w:uiPriority="51"/>
+    <w:lsdException w:name="Grid Table 7 Colorful Accent 5" w:uiPriority="52"/>
+    <w:lsdException w:name="Grid Table 1 Light Accent 6" w:uiPriority="46"/>
+    <w:lsdException w:name="Grid Table 2 Accent 6" w:uiPriority="47"/>
+    <w:lsdException w:name="Grid Table 3 Accent 6" w:uiPriority="48"/>
+    <w:lsdException w:name="Grid Table 4 Accent 6" w:uiPriority="49"/>
+    <w:lsdException w:name="Grid Table 5 Dark Accent 6" w:uiPriority="50"/>
+    <w:lsdException w:name="Grid Table 6 Colorful Accent 6" w:uiPriority="51"/>
+    <w:lsdException w:name="Grid Table 7 Colorful Accent 6" w:uiPriority="52"/>
+    <w:lsdException w:name="List Table 1 Light" w:uiPriority="46"/>
+    <w:lsdException w:name="List Table 2" w:uiPriority="47"/>
+    <w:lsdException w:name="List Table 3" w:uiPriority="48"/>
+    <w:lsdException w:name="List Table 4" w:uiPriority="49"/>
+    <w:lsdException w:name="List Table 5 Dark" w:uiPriority="50"/>
+    <w:lsdException w:name="List Table 6 Colorful" w:uiPriority="51"/>
+    <w:lsdException w:name="List Table 7 Colorful" w:uiPriority="52"/>
+    <w:lsdException w:name="List Table 1 Light Accent 1" w:uiPriority="46"/>
+    <w:lsdException w:name="List Table 2 Accent 1" w:uiPriority="47"/>
+    <w:lsdException w:name="List Table 3 Accent 1" w:uiPriority="48"/>
+    <w:lsdException w:name="List Table 4 Accent 1" w:uiPriority="49"/>
+    <w:lsdException w:name="List Table 5 Dark Accent 1" w:uiPriority="50"/>
+    <w:lsdException w:name="List Table 6 Colorful Accent 1" w:uiPriority="51"/>
+    <w:lsdException w:name="List Table 7 Colorful Accent 1" w:uiPriority="52"/>
+    <w:lsdException w:name="List Table 1 Light Accent 2" w:uiPriority="46"/>
+    <w:lsdException w:name="List Table 2 Accent 2" w:uiPriority="47"/>
+    <w:lsdException w:name="List Table 3 Accent 2" w:uiPriority="48"/>
+    <w:lsdException w:name="List Table 4 Accent 2" w:uiPriority="49"/>
+    <w:lsdException w:name="List Table 5 Dark Accent 2" w:uiPriority="50"/>
+    <w:lsdException w:name="List Table 6 Colorful Accent 2" w:uiPriority="51"/>
+    <w:lsdException w:name="List Table 7 Colorful Accent 2" w:uiPriority="52"/>
+    <w:lsdException w:name="List Table 1 Light Accent 3" w:uiPriority="46"/>
+    <w:lsdException w:name="List Table 2 Accent 3" w:uiPriority="47"/>
+    <w:lsdException w:name="List Table 3 Accent 3" w:uiPriority="48"/>
+    <w:lsdException w:name="List Table 4 Accent 3" w:uiPriority="49"/>
+    <w:lsdException w:name="List Table 5 Dark Accent 3" w:uiPriority="50"/>
+    <w:lsdException w:name="List Table 6 Colorful Accent 3" w:uiPriority="51"/>
+    <w:lsdException w:name="List Table 7 Colorful Accent 3" w:uiPriority="52"/>
+    <w:lsdException w:name="List Table 1 Light Accent 4" w:uiPriority="46"/>
+    <w:lsdException w:name="List Table 2 Accent 4" w:uiPriority="47"/>
+    <w:lsdException w:name="List Table 3 Accent 4" w:uiPriority="48"/>
+    <w:lsdException w:name="List Table 4 Accent 4" w:uiPriority="49"/>
+    <w:lsdException w:name="List Table 5 Dark Accent 4" w:uiPriority="50"/>
+    <w:lsdException w:name="List Table 6 Colorful Accent 4" w:uiPriority="51"/>
+    <w:lsdException w:name="List Table 7 Colorful Accent 4" w:uiPriority="52"/>
+    <w:lsdException w:name="List Table 1 Light Accent 5" w:uiPriority="46"/>
+    <w:lsdException w:name="List Table 2 Accent 5" w:uiPriority="47"/>
+    <w:lsdException w:name="List Table 3 Accent 5" w:uiPriority="48"/>
+    <w:lsdException w:name="List Table 4 Accent 5" w:uiPriority="49"/>
+    <w:lsdException w:name="List Table 5 Dark Accent 5" w:uiPriority="50"/>
+    <w:lsdException w:name="List Table 6 Colorful Accent 5" w:uiPriority="51"/>
+    <w:lsdException w:name="List Table 7 Colorful Accent 5" w:uiPriority="52"/>
+    <w:lsdException w:name="List Table 1 Light Accent 6" w:uiPriority="46"/>
+    <w:lsdException w:name="List Table 2 Accent 6" w:uiPriority="47"/>
+    <w:lsdException w:name="List Table 3 Accent 6" w:uiPriority="48"/>
+    <w:lsdException w:name="List Table 4 Accent 6" w:uiPriority="49"/>
+    <w:lsdException w:name="List Table 5 Dark Accent 6" w:uiPriority="50"/>
+    <w:lsdException w:name="List Table 6 Colorful Accent 6" w:uiPriority="51"/>
+    <w:lsdException w:name="List Table 7 Colorful Accent 6" w:uiPriority="52"/>
+    <w:lsdException w:name="Mention" w:semiHidden="1" w:unhideWhenUsed="1"/>
+    <w:lsdException w:name="Smart Hyperlink" w:semiHidden="1" w:unhideWhenUsed="1"/>
+    <w:lsdException w:name="Hashtag" w:semiHidden="1" w:unhideWhenUsed="1"/>
+    <w:lsdException w:name="Unresolved Mention" w:semiHidden="1" w:unhideWhenUsed="1"/>
+    <w:lsdException w:name="Smart Link" w:semiHidden="1" w:unhideWhenUsed="1"/>
+  </w:latentStyles>
+  <w:style w:type="paragraph" w:default="1" w:styleId="Normal">
+    <w:name w:val="Normal"/>
+    <w:qFormat/>
+  </w:style>
+  <w:style w:type="paragraph" w:styleId="Ttulo1">
+    <w:name w:val="heading 1"/>
+    <w:uiPriority w:val="9"/>
+    <w:qFormat/>
+    <w:pPr>
+      <w:pBdr>
+        <w:bottom w:val="single" w:sz="6" w:space="4" w:color="B4541F"/>
+      </w:pBdr>
+      <w:spacing w:before="300" w:after="140"/>
+      <w:outlineLvl w:val="0"/>
+    </w:pPr>
+    <w:rPr>
+      <w:b/>
+      <w:bCs/>
+      <w:color w:val="3F5942"/>
+      <w:sz w:val="30"/>
+      <w:szCs w:val="30"/>
+    </w:rPr>
+  </w:style>
+  <w:style w:type="paragraph" w:styleId="Ttulo2">
+    <w:name w:val="heading 2"/>
+    <w:uiPriority w:val="9"/>
+    <w:unhideWhenUsed/>
+    <w:qFormat/>
+    <w:pPr>
+      <w:spacing w:before="200" w:after="100"/>
+      <w:outlineLvl w:val="1"/>
+    </w:pPr>
+    <w:rPr>
+      <w:b/>
+      <w:bCs/>
+      <w:sz w:val="25"/>
+      <w:szCs w:val="25"/>
+    </w:rPr>
+  </w:style>
+  <w:style w:type="paragraph" w:styleId="Ttulo3">
+    <w:name w:val="heading 3"/>
+    <w:uiPriority w:val="9"/>
+    <w:semiHidden/>
+    <w:unhideWhenUsed/>
+    <w:qFormat/>
+    <w:pPr>
+      <w:outlineLvl w:val="2"/>
+    </w:pPr>
+    <w:rPr>
+      <w:color w:val="1F4D78"/>
+      <w:sz w:val="24"/>
+      <w:szCs w:val="24"/>
+    </w:rPr>
+  </w:style>
+  <w:style w:type="paragraph" w:styleId="Ttulo4">
+    <w:name w:val="heading 4"/>
+    <w:uiPriority w:val="9"/>
+    <w:semiHidden/>
+    <w:unhideWhenUsed/>
+    <w:qFormat/>
+    <w:pPr>
+      <w:outlineLvl w:val="3"/>
+    </w:pPr>
+    <w:rPr>
+      <w:i/>
+      <w:iCs/>
+      <w:color w:val="2E74B5"/>
+    </w:rPr>
+  </w:style>
+  <w:style w:type="paragraph" w:styleId="Ttulo5">
+    <w:name w:val="heading 5"/>
+    <w:uiPriority w:val="9"/>
+    <w:semiHidden/>
+    <w:unhideWhenUsed/>
+    <w:qFormat/>
+    <w:pPr>
+      <w:outlineLvl w:val="4"/>
+    </w:pPr>
+    <w:rPr>
+      <w:color w:val="2E74B5"/>
+    </w:rPr>
+  </w:style>
+  <w:style w:type="paragraph" w:styleId="Ttulo6">
+    <w:name w:val="heading 6"/>
+    <w:uiPriority w:val="9"/>
+    <w:semiHidden/>
+    <w:unhideWhenUsed/>
+    <w:qFormat/>
+    <w:pPr>
+      <w:outlineLvl w:val="5"/>
+    </w:pPr>
+    <w:rPr>
+      <w:color w:val="1F4D78"/>
+    </w:rPr>
+  </w:style>
+  <w:style w:type="character" w:default="1" w:styleId="Fuentedeprrafopredeter">
+    <w:name w:val="Default Paragraph Font"/>
+    <w:uiPriority w:val="1"/>
+    <w:semiHidden/>
+    <w:unhideWhenUsed/>
+  </w:style>
+  <w:style w:type="table" w:default="1" w:styleId="Tablanormal">
+    <w:name w:val="Normal Table"/>
+    <w:uiPriority w:val="99"/>
+    <w:semiHidden/>
+    <w:unhideWhenUsed/>
+    <w:tblPr>
+      <w:tblInd w:w="0" w:type="dxa"/>
+      <w:tblCellMar>
+        <w:top w:w="0" w:type="dxa"/>
+        <w:left w:w="108" w:type="dxa"/>
+        <w:bottom w:w="0" w:type="dxa"/>
+        <w:right w:w="108" w:type="dxa"/>
+      </w:tblCellMar>
+    </w:tblPr>
+  </w:style>
+  <w:style w:type="numbering" w:default="1" w:styleId="Sinlista">
+    <w:name w:val="No List"/>
+    <w:uiPriority w:val="99"/>
+    <w:semiHidden/>
+    <w:unhideWhenUsed/>
+  </w:style>
+  <w:style w:type="paragraph" w:styleId="Ttulo">
     <w:name w:val="Title"/>
-    <w:basedOn w:val="Normal"/>
-    <w:next w:val="Normal"/>
+    <w:uiPriority w:val="10"/>
     <w:qFormat/>
     <w:rPr>
       <w:sz w:val="56"/>
       <w:szCs w:val="56"/>
     </w:rPr>
   </w:style>
-  <w:style w:type="paragraph" w:styleId="Heading1">
-    <w:name w:val="Heading 1"/>
-    <w:basedOn w:val="Normal"/>
-    <w:next w:val="Normal"/>
-    <w:qFormat/>
-    <w:rPr>
-      <w:color w:val="2E74B5"/>
-      <w:sz w:val="32"/>
-      <w:szCs w:val="32"/>
-    </w:rPr>
-  </w:style>
-  <w:style w:type="paragraph" w:styleId="Heading2">
-    <w:name w:val="Heading 2"/>
-    <w:basedOn w:val="Normal"/>
-    <w:next w:val="Normal"/>
-    <w:qFormat/>
-    <w:rPr>
-      <w:color w:val="2E74B5"/>
-      <w:sz w:val="26"/>
-      <w:szCs w:val="26"/>
-    </w:rPr>
-  </w:style>
-  <w:style w:type="paragraph" w:styleId="Heading3">
-    <w:name w:val="Heading 3"/>
-    <w:basedOn w:val="Normal"/>
-    <w:next w:val="Normal"/>
-    <w:qFormat/>
-    <w:rPr>
-      <w:color w:val="1F4D78"/>
-      <w:sz w:val="24"/>
-      <w:szCs w:val="24"/>
-    </w:rPr>
-  </w:style>
-  <w:style w:type="paragraph" w:styleId="Heading4">
-    <w:name w:val="Heading 4"/>
-    <w:basedOn w:val="Normal"/>
-    <w:next w:val="Normal"/>
-    <w:qFormat/>
-    <w:rPr>
-      <w:i/>
-      <w:iCs/>
-      <w:color w:val="2E74B5"/>
-    </w:rPr>
-  </w:style>
-  <w:style w:type="paragraph" w:styleId="Heading5">
-    <w:name w:val="Heading 5"/>
-    <w:basedOn w:val="Normal"/>
-    <w:next w:val="Normal"/>
-    <w:qFormat/>
-    <w:rPr>
-      <w:color w:val="2E74B5"/>
-    </w:rPr>
-  </w:style>
-  <w:style w:type="paragraph" w:styleId="Heading6">
-    <w:name w:val="Heading 6"/>
-    <w:basedOn w:val="Normal"/>
-    <w:next w:val="Normal"/>
-    <w:qFormat/>
-    <w:rPr>
-      <w:color w:val="1F4D78"/>
-    </w:rPr>
-  </w:style>
-  <w:style w:type="paragraph" w:styleId="Strong">
-    <w:name w:val="Strong"/>
-    <w:basedOn w:val="Normal"/>
-    <w:next w:val="Normal"/>
+  <w:style w:type="paragraph" w:customStyle="1" w:styleId="Fuerte1">
+    <w:name w:val="Fuerte1"/>
     <w:qFormat/>
     <w:rPr>
       <w:b/>
       <w:bCs/>
     </w:rPr>
   </w:style>
-  <w:style w:type="paragraph" w:styleId="ListParagraph">
+  <w:style w:type="paragraph" w:styleId="Prrafodelista">
     <w:name w:val="List Paragraph"/>
-    <w:basedOn w:val="Normal"/>
     <w:qFormat/>
   </w:style>
-  <w:style w:type="character" w:styleId="Hyperlink">
+  <w:style w:type="character" w:styleId="Hipervnculo">
     <w:name w:val="Hyperlink"/>
-    <w:basedOn w:val="DefaultParagraphFont"/>
     <w:uiPriority w:val="99"/>
     <w:unhideWhenUsed/>
     <w:rPr>
@@ -1827,9 +2530,8 @@
       <w:u w:val="single"/>
     </w:rPr>
   </w:style>
-  <w:style w:type="character" w:styleId="FootnoteReference">
+  <w:style w:type="character" w:styleId="Refdenotaalpie">
     <w:name w:val="footnote reference"/>
-    <w:basedOn w:val="DefaultParagraphFont"/>
     <w:uiPriority w:val="99"/>
     <w:semiHidden/>
     <w:unhideWhenUsed/>
@@ -1837,25 +2539,9 @@
       <w:vertAlign w:val="superscript"/>
     </w:rPr>
   </w:style>
-  <w:style w:type="paragraph" w:styleId="FootnoteText">
+  <w:style w:type="paragraph" w:styleId="Textonotapie">
     <w:name w:val="footnote text"/>
-    <w:basedOn w:val="Normal"/>
-    <w:link w:val="FootnoteTextChar"/>
-    <w:uiPriority w:val="99"/>
-    <w:semiHidden/>
-    <w:unhideWhenUsed/>
-    <w:pPr>
-      <w:spacing w:after="0" w:line="240" w:lineRule="auto"/>
-    </w:pPr>
-    <w:rPr>
-      <w:sz w:val="20"/>
-      <w:szCs w:val="20"/>
-    </w:rPr>
-  </w:style>
-  <w:style w:type="character" w:styleId="FootnoteTextChar">
-    <w:name w:val="Footnote Text Char"/>
-    <w:basedOn w:val="DefaultParagraphFont"/>
-    <w:link w:val="FootnoteText"/>
+    <w:link w:val="TextonotapieCar"/>
     <w:uiPriority w:val="99"/>
     <w:semiHidden/>
     <w:unhideWhenUsed/>
@@ -1864,35 +2550,9 @@
       <w:szCs w:val="20"/>
     </w:rPr>
   </w:style>
-  <w:style w:type="character" w:styleId="EndnoteReference">
-    <w:name w:val="endnote reference"/>
-    <w:basedOn w:val="DefaultParagraphFont"/>
-    <w:uiPriority w:val="99"/>
-    <w:semiHidden/>
-    <w:unhideWhenUsed/>
-    <w:rPr>
-      <w:vertAlign w:val="superscript"/>
-    </w:rPr>
-  </w:style>
-  <w:style w:type="paragraph" w:styleId="EndnoteText">
-    <w:name w:val="endnote text"/>
-    <w:basedOn w:val="Normal"/>
-    <w:link w:val="EndnoteTextChar"/>
-    <w:uiPriority w:val="99"/>
-    <w:semiHidden/>
-    <w:unhideWhenUsed/>
-    <w:pPr>
-      <w:spacing w:after="0" w:line="240" w:lineRule="auto"/>
-    </w:pPr>
-    <w:rPr>
-      <w:sz w:val="20"/>
-      <w:szCs w:val="20"/>
-    </w:rPr>
-  </w:style>
-  <w:style w:type="character" w:styleId="EndnoteTextChar">
-    <w:name w:val="Endnote Text Char"/>
-    <w:basedOn w:val="DefaultParagraphFont"/>
-    <w:link w:val="EndnoteText"/>
+  <w:style w:type="character" w:customStyle="1" w:styleId="TextonotapieCar">
+    <w:name w:val="Texto nota pie Car"/>
+    <w:link w:val="Textonotapie"/>
     <w:uiPriority w:val="99"/>
     <w:semiHidden/>
     <w:unhideWhenUsed/>
@@ -1901,15 +2561,43 @@
       <w:szCs w:val="20"/>
     </w:rPr>
   </w:style>
-  <w:style w:type="paragraph" w:styleId="Title2">
+  <w:style w:type="character" w:styleId="Refdenotaalfinal">
+    <w:name w:val="endnote reference"/>
+    <w:uiPriority w:val="99"/>
+    <w:semiHidden/>
+    <w:unhideWhenUsed/>
+    <w:rPr>
+      <w:vertAlign w:val="superscript"/>
+    </w:rPr>
+  </w:style>
+  <w:style w:type="paragraph" w:styleId="Textonotaalfinal">
+    <w:name w:val="endnote text"/>
+    <w:link w:val="TextonotaalfinalCar"/>
+    <w:uiPriority w:val="99"/>
+    <w:semiHidden/>
+    <w:unhideWhenUsed/>
+    <w:rPr>
+      <w:sz w:val="20"/>
+      <w:szCs w:val="20"/>
+    </w:rPr>
+  </w:style>
+  <w:style w:type="character" w:customStyle="1" w:styleId="TextonotaalfinalCar">
+    <w:name w:val="Texto nota al final Car"/>
+    <w:link w:val="Textonotaalfinal"/>
+    <w:uiPriority w:val="99"/>
+    <w:semiHidden/>
+    <w:unhideWhenUsed/>
+    <w:rPr>
+      <w:sz w:val="20"/>
+      <w:szCs w:val="20"/>
+    </w:rPr>
+  </w:style>
+  <w:style w:type="paragraph" w:customStyle="1" w:styleId="Title2">
     <w:name w:val="Title2"/>
-    <w:basedOn w:val="Normal"/>
-    <w:next w:val="Normal"/>
     <w:pPr>
       <w:spacing w:after="80"/>
     </w:pPr>
     <w:rPr>
-      <w:rFonts w:ascii="Arial" w:cs="Arial" w:eastAsia="Arial" w:hAnsi="Arial"/>
       <w:b/>
       <w:bCs/>
       <w:color w:val="3F5942"/>
@@ -1917,44 +2605,344 @@
       <w:szCs w:val="44"/>
     </w:rPr>
   </w:style>
-  <w:style w:type="paragraph" w:styleId="Heading1">
-    <w:name w:val="Heading 1"/>
-    <w:basedOn w:val="Normal"/>
-    <w:next w:val="Normal"/>
-    <w:qFormat/>
-    <w:pPr>
-      <w:pBdr>
-        <w:bottom w:val="single" w:color="B4541F" w:sz="6" w:space="4"/>
-      </w:pBdr>
-      <w:spacing w:after="140" w:before="300"/>
-      <w:outlineLvl w:val="0"/>
-    </w:pPr>
+  <w:style w:type="character" w:styleId="Mencinsinresolver">
+    <w:name w:val="Unresolved Mention"/>
+    <w:basedOn w:val="Fuentedeprrafopredeter"/>
+    <w:uiPriority w:val="99"/>
+    <w:semiHidden/>
+    <w:unhideWhenUsed/>
+    <w:rsid w:val="00FA719A"/>
     <w:rPr>
-      <w:rFonts w:ascii="Arial" w:cs="Arial" w:eastAsia="Arial" w:hAnsi="Arial"/>
-      <w:b/>
-      <w:bCs/>
-      <w:color w:val="3F5942"/>
-      <w:sz w:val="30"/>
-      <w:szCs w:val="30"/>
+      <w:color w:val="605E5C"/>
+      <w:shd w:val="clear" w:color="auto" w:fill="E1DFDD"/>
     </w:rPr>
   </w:style>
-  <w:style w:type="paragraph" w:styleId="Heading2">
-    <w:name w:val="Heading 2"/>
-    <w:basedOn w:val="Normal"/>
-    <w:next w:val="Normal"/>
-    <w:qFormat/>
-    <w:pPr>
-      <w:spacing w:after="100" w:before="200"/>
-      <w:outlineLvl w:val="1"/>
-    </w:pPr>
+  <w:style w:type="character" w:styleId="Hipervnculovisitado">
+    <w:name w:val="FollowedHyperlink"/>
+    <w:basedOn w:val="Fuentedeprrafopredeter"/>
+    <w:uiPriority w:val="99"/>
+    <w:semiHidden/>
+    <w:unhideWhenUsed/>
+    <w:rsid w:val="00FA719A"/>
     <w:rPr>
-      <w:rFonts w:ascii="Arial" w:cs="Arial" w:eastAsia="Arial" w:hAnsi="Arial"/>
-      <w:b/>
-      <w:bCs/>
-      <w:color w:val="1C2620"/>
-      <w:sz w:val="25"/>
-      <w:szCs w:val="25"/>
+      <w:color w:val="96607D" w:themeColor="followedHyperlink"/>
+      <w:u w:val="single"/>
     </w:rPr>
   </w:style>
 </w:styles>
+</file>
+
+<file path=word/theme/theme1.xml><?xml version="1.0" encoding="utf-8"?>
+<a:theme xmlns:a="http://schemas.openxmlformats.org/drawingml/2006/main" name="Tema de Office">
+  <a:themeElements>
+    <a:clrScheme name="Office">
+      <a:dk1>
+        <a:sysClr val="windowText" lastClr="000000"/>
+      </a:dk1>
+      <a:lt1>
+        <a:sysClr val="window" lastClr="FFFFFF"/>
+      </a:lt1>
+      <a:dk2>
+        <a:srgbClr val="0E2841"/>
+      </a:dk2>
+      <a:lt2>
+        <a:srgbClr val="E8E8E8"/>
+      </a:lt2>
+      <a:accent1>
+        <a:srgbClr val="156082"/>
+      </a:accent1>
+      <a:accent2>
+        <a:srgbClr val="E97132"/>
+      </a:accent2>
+      <a:accent3>
+        <a:srgbClr val="196B24"/>
+      </a:accent3>
+      <a:accent4>
+        <a:srgbClr val="0F9ED5"/>
+      </a:accent4>
+      <a:accent5>
+        <a:srgbClr val="A02B93"/>
+      </a:accent5>
+      <a:accent6>
+        <a:srgbClr val="4EA72E"/>
+      </a:accent6>
+      <a:hlink>
+        <a:srgbClr val="467886"/>
+      </a:hlink>
+      <a:folHlink>
+        <a:srgbClr val="96607D"/>
+      </a:folHlink>
+    </a:clrScheme>
+    <a:fontScheme name="Office">
+      <a:majorFont>
+        <a:latin typeface="Aptos Display" panose="02110004020202020204"/>
+        <a:ea typeface=""/>
+        <a:cs typeface=""/>
+        <a:font script="Jpan" typeface="游ゴシック Light"/>
+        <a:font script="Hang" typeface="맑은 고딕"/>
+        <a:font script="Hans" typeface="等线 Light"/>
+        <a:font script="Hant" typeface="新細明體"/>
+        <a:font script="Arab" typeface="Times New Roman"/>
+        <a:font script="Hebr" typeface="Times New Roman"/>
+        <a:font script="Thai" typeface="Angsana New"/>
+        <a:font script="Ethi" typeface="Nyala"/>
+        <a:font script="Beng" typeface="Vrinda"/>
+        <a:font script="Gujr" typeface="Shruti"/>
+        <a:font script="Khmr" typeface="MoolBoran"/>
+        <a:font script="Knda" typeface="Tunga"/>
+        <a:font script="Guru" typeface="Raavi"/>
+        <a:font script="Cans" typeface="Euphemia"/>
+        <a:font script="Cher" typeface="Plantagenet Cherokee"/>
+        <a:font script="Yiii" typeface="Microsoft Yi Baiti"/>
+        <a:font script="Tibt" typeface="Microsoft Himalaya"/>
+        <a:font script="Thaa" typeface="MV Boli"/>
+        <a:font script="Deva" typeface="Mangal"/>
+        <a:font script="Telu" typeface="Gautami"/>
+        <a:font script="Taml" typeface="Latha"/>
+        <a:font script="Syrc" typeface="Estrangelo Edessa"/>
+        <a:font script="Orya" typeface="Kalinga"/>
+        <a:font script="Mlym" typeface="Kartika"/>
+        <a:font script="Laoo" typeface="DokChampa"/>
+        <a:font script="Sinh" typeface="Iskoola Pota"/>
+        <a:font script="Mong" typeface="Mongolian Baiti"/>
+        <a:font script="Viet" typeface="Times New Roman"/>
+        <a:font script="Uigh" typeface="Microsoft Uighur"/>
+        <a:font script="Geor" typeface="Sylfaen"/>
+        <a:font script="Armn" typeface="Arial"/>
+        <a:font script="Bugi" typeface="Leelawadee UI"/>
+        <a:font script="Bopo" typeface="Microsoft JhengHei"/>
+        <a:font script="Java" typeface="Javanese Text"/>
+        <a:font script="Lisu" typeface="Segoe UI"/>
+        <a:font script="Mymr" typeface="Myanmar Text"/>
+        <a:font script="Nkoo" typeface="Ebrima"/>
+        <a:font script="Olck" typeface="Nirmala UI"/>
+        <a:font script="Osma" typeface="Ebrima"/>
+        <a:font script="Phag" typeface="Phagspa"/>
+        <a:font script="Syrn" typeface="Estrangelo Edessa"/>
+        <a:font script="Syrj" typeface="Estrangelo Edessa"/>
+        <a:font script="Syre" typeface="Estrangelo Edessa"/>
+        <a:font script="Sora" typeface="Nirmala UI"/>
+        <a:font script="Tale" typeface="Microsoft Tai Le"/>
+        <a:font script="Talu" typeface="Microsoft New Tai Lue"/>
+        <a:font script="Tfng" typeface="Ebrima"/>
+      </a:majorFont>
+      <a:minorFont>
+        <a:latin typeface="Aptos" panose="02110004020202020204"/>
+        <a:ea typeface=""/>
+        <a:cs typeface=""/>
+        <a:font script="Jpan" typeface="游明朝"/>
+        <a:font script="Hang" typeface="맑은 고딕"/>
+        <a:font script="Hans" typeface="等线"/>
+        <a:font script="Hant" typeface="新細明體"/>
+        <a:font script="Arab" typeface="Arial"/>
+        <a:font script="Hebr" typeface="Arial"/>
+        <a:font script="Thai" typeface="Cordia New"/>
+        <a:font script="Ethi" typeface="Nyala"/>
+        <a:font script="Beng" typeface="Vrinda"/>
+        <a:font script="Gujr" typeface="Shruti"/>
+        <a:font script="Khmr" typeface="DaunPenh"/>
+        <a:font script="Knda" typeface="Tunga"/>
+        <a:font script="Guru" typeface="Raavi"/>
+        <a:font script="Cans" typeface="Euphemia"/>
+        <a:font script="Cher" typeface="Plantagenet Cherokee"/>
+        <a:font script="Yiii" typeface="Microsoft Yi Baiti"/>
+        <a:font script="Tibt" typeface="Microsoft Himalaya"/>
+        <a:font script="Thaa" typeface="MV Boli"/>
+        <a:font script="Deva" typeface="Mangal"/>
+        <a:font script="Telu" typeface="Gautami"/>
+        <a:font script="Taml" typeface="Latha"/>
+        <a:font script="Syrc" typeface="Estrangelo Edessa"/>
+        <a:font script="Orya" typeface="Kalinga"/>
+        <a:font script="Mlym" typeface="Kartika"/>
+        <a:font script="Laoo" typeface="DokChampa"/>
+        <a:font script="Sinh" typeface="Iskoola Pota"/>
+        <a:font script="Mong" typeface="Mongolian Baiti"/>
+        <a:font script="Viet" typeface="Arial"/>
+        <a:font script="Uigh" typeface="Microsoft Uighur"/>
+        <a:font script="Geor" typeface="Sylfaen"/>
+        <a:font script="Armn" typeface="Arial"/>
+        <a:font script="Bugi" typeface="Leelawadee UI"/>
+        <a:font script="Bopo" typeface="Microsoft JhengHei"/>
+        <a:font script="Java" typeface="Javanese Text"/>
+        <a:font script="Lisu" typeface="Segoe UI"/>
+        <a:font script="Mymr" typeface="Myanmar Text"/>
+        <a:font script="Nkoo" typeface="Ebrima"/>
+        <a:font script="Olck" typeface="Nirmala UI"/>
+        <a:font script="Osma" typeface="Ebrima"/>
+        <a:font script="Phag" typeface="Phagspa"/>
+        <a:font script="Syrn" typeface="Estrangelo Edessa"/>
+        <a:font script="Syrj" typeface="Estrangelo Edessa"/>
+        <a:font script="Syre" typeface="Estrangelo Edessa"/>
+        <a:font script="Sora" typeface="Nirmala UI"/>
+        <a:font script="Tale" typeface="Microsoft Tai Le"/>
+        <a:font script="Talu" typeface="Microsoft New Tai Lue"/>
+        <a:font script="Tfng" typeface="Ebrima"/>
+      </a:minorFont>
+    </a:fontScheme>
+    <a:fmtScheme name="Office">
+      <a:fillStyleLst>
+        <a:solidFill>
+          <a:schemeClr val="phClr"/>
+        </a:solidFill>
+        <a:gradFill rotWithShape="1">
+          <a:gsLst>
+            <a:gs pos="0">
+              <a:schemeClr val="phClr">
+                <a:lumMod val="110000"/>
+                <a:satMod val="105000"/>
+                <a:tint val="67000"/>
+              </a:schemeClr>
+            </a:gs>
+            <a:gs pos="50000">
+              <a:schemeClr val="phClr">
+                <a:lumMod val="105000"/>
+                <a:satMod val="103000"/>
+                <a:tint val="73000"/>
+              </a:schemeClr>
+            </a:gs>
+            <a:gs pos="100000">
+              <a:schemeClr val="phClr">
+                <a:lumMod val="105000"/>
+                <a:satMod val="109000"/>
+                <a:tint val="81000"/>
+              </a:schemeClr>
+            </a:gs>
+          </a:gsLst>
+          <a:lin ang="5400000" scaled="0"/>
+        </a:gradFill>
+        <a:gradFill rotWithShape="1">
+          <a:gsLst>
+            <a:gs pos="0">
+              <a:schemeClr val="phClr">
+                <a:satMod val="103000"/>
+                <a:lumMod val="102000"/>
+                <a:tint val="94000"/>
+              </a:schemeClr>
+            </a:gs>
+            <a:gs pos="50000">
+              <a:schemeClr val="phClr">
+                <a:satMod val="110000"/>
+                <a:lumMod val="100000"/>
+                <a:shade val="100000"/>
+              </a:schemeClr>
+            </a:gs>
+            <a:gs pos="100000">
+              <a:schemeClr val="phClr">
+                <a:lumMod val="99000"/>
+                <a:satMod val="120000"/>
+                <a:shade val="78000"/>
+              </a:schemeClr>
+            </a:gs>
+          </a:gsLst>
+          <a:lin ang="5400000" scaled="0"/>
+        </a:gradFill>
+      </a:fillStyleLst>
+      <a:lnStyleLst>
+        <a:ln w="12700" cap="flat" cmpd="sng" algn="ctr">
+          <a:solidFill>
+            <a:schemeClr val="phClr"/>
+          </a:solidFill>
+          <a:prstDash val="solid"/>
+          <a:miter lim="800000"/>
+        </a:ln>
+        <a:ln w="19050" cap="flat" cmpd="sng" algn="ctr">
+          <a:solidFill>
+            <a:schemeClr val="phClr"/>
+          </a:solidFill>
+          <a:prstDash val="solid"/>
+          <a:miter lim="800000"/>
+        </a:ln>
+        <a:ln w="25400" cap="flat" cmpd="sng" algn="ctr">
+          <a:solidFill>
+            <a:schemeClr val="phClr"/>
+          </a:solidFill>
+          <a:prstDash val="solid"/>
+          <a:miter lim="800000"/>
+        </a:ln>
+      </a:lnStyleLst>
+      <a:effectStyleLst>
+        <a:effectStyle>
+          <a:effectLst/>
+        </a:effectStyle>
+        <a:effectStyle>
+          <a:effectLst/>
+        </a:effectStyle>
+        <a:effectStyle>
+          <a:effectLst>
+            <a:outerShdw blurRad="57150" dist="19050" dir="5400000" algn="ctr" rotWithShape="0">
+              <a:srgbClr val="000000">
+                <a:alpha val="63000"/>
+              </a:srgbClr>
+            </a:outerShdw>
+          </a:effectLst>
+        </a:effectStyle>
+      </a:effectStyleLst>
+      <a:bgFillStyleLst>
+        <a:solidFill>
+          <a:schemeClr val="phClr"/>
+        </a:solidFill>
+        <a:solidFill>
+          <a:schemeClr val="phClr">
+            <a:tint val="95000"/>
+            <a:satMod val="170000"/>
+          </a:schemeClr>
+        </a:solidFill>
+        <a:gradFill rotWithShape="1">
+          <a:gsLst>
+            <a:gs pos="0">
+              <a:schemeClr val="phClr">
+                <a:tint val="93000"/>
+                <a:satMod val="150000"/>
+                <a:shade val="98000"/>
+                <a:lumMod val="102000"/>
+              </a:schemeClr>
+            </a:gs>
+            <a:gs pos="50000">
+              <a:schemeClr val="phClr">
+                <a:tint val="98000"/>
+                <a:satMod val="130000"/>
+                <a:shade val="90000"/>
+                <a:lumMod val="103000"/>
+              </a:schemeClr>
+            </a:gs>
+            <a:gs pos="100000">
+              <a:schemeClr val="phClr">
+                <a:shade val="63000"/>
+                <a:satMod val="120000"/>
+              </a:schemeClr>
+            </a:gs>
+          </a:gsLst>
+          <a:lin ang="5400000" scaled="0"/>
+        </a:gradFill>
+      </a:bgFillStyleLst>
+    </a:fmtScheme>
+  </a:themeElements>
+  <a:objectDefaults>
+    <a:lnDef>
+      <a:spPr/>
+      <a:bodyPr/>
+      <a:lstStyle/>
+      <a:style>
+        <a:lnRef idx="2">
+          <a:schemeClr val="accent1"/>
+        </a:lnRef>
+        <a:fillRef idx="0">
+          <a:schemeClr val="accent1"/>
+        </a:fillRef>
+        <a:effectRef idx="1">
+          <a:schemeClr val="accent1"/>
+        </a:effectRef>
+        <a:fontRef idx="minor">
+          <a:schemeClr val="tx1"/>
+        </a:fontRef>
+      </a:style>
+    </a:lnDef>
+  </a:objectDefaults>
+  <a:extraClrSchemeLst/>
+  <a:extLst>
+    <a:ext uri="{05A4C25C-085E-4340-85A3-A5531E510DB2}">
+      <thm15:themeFamily xmlns:thm15="http://schemas.microsoft.com/office/thememl/2012/main" name="Office Theme" id="{2E142A2C-CD16-42D6-873A-C26D2A0506FA}" vid="{1BDDFF52-6CD6-40A5-AB3C-68EB2F1E4D0A}"/>
+    </a:ext>
+  </a:extLst>
+</a:theme>
 </file>
--- a/FlorCWR_EN_installation_and_use.docx
+++ b/FlorCWR_EN_installation_and_use.docx
@@ -49,78 +49,20 @@
         <w:spacing w:after="120"/>
       </w:pPr>
       <w:r>
-        <w:t xml:space="preserve">CWR in situ is a web application installed from a web address. You (or your coordinator) will host it and share a </w:t>
-      </w:r>
-      <w:r>
-        <w:rPr>
-          <w:b/>
-          <w:bCs/>
-        </w:rPr>
-        <w:t>URL</w:t>
-      </w:r>
-      <w:r>
-        <w:t xml:space="preserve"> of the form </w:t>
+        <w:t xml:space="preserve">CWR in situ is a web application installed from a web address. You </w:t>
+      </w:r>
+      <w:r>
+        <w:t>can access it here:</w:t>
+      </w:r>
+      <w:r>
+        <w:t xml:space="preserve"> </w:t>
       </w:r>
       <w:hyperlink r:id="rId7" w:history="1">
         <w:r>
           <w:rPr>
             <w:rStyle w:val="Hipervnculo"/>
           </w:rPr>
-          <w:t>https://</w:t>
-        </w:r>
-        <w:r>
-          <w:rPr>
-            <w:rStyle w:val="Hipervnculo"/>
-          </w:rPr>
-          <w:t>txiriondo.</w:t>
-        </w:r>
-        <w:r>
-          <w:rPr>
-            <w:rStyle w:val="Hipervnculo"/>
-          </w:rPr>
-          <w:t>g</w:t>
-        </w:r>
-        <w:r>
-          <w:rPr>
-            <w:rStyle w:val="Hipervnculo"/>
-          </w:rPr>
-          <w:t>ithub.</w:t>
-        </w:r>
-        <w:r>
-          <w:rPr>
-            <w:rStyle w:val="Hipervnculo"/>
-          </w:rPr>
-          <w:t>io</w:t>
-        </w:r>
-        <w:r>
-          <w:rPr>
-            <w:rStyle w:val="Hipervnculo"/>
-          </w:rPr>
-          <w:t>/</w:t>
-        </w:r>
-        <w:r>
-          <w:rPr>
-            <w:rStyle w:val="Hipervnculo"/>
-          </w:rPr>
-          <w:t>C</w:t>
-        </w:r>
-        <w:r>
-          <w:rPr>
-            <w:rStyle w:val="Hipervnculo"/>
-          </w:rPr>
-          <w:t>W</w:t>
-        </w:r>
-        <w:r>
-          <w:rPr>
-            <w:rStyle w:val="Hipervnculo"/>
-          </w:rPr>
-          <w:t>R-in-situ</w:t>
-        </w:r>
-        <w:r>
-          <w:rPr>
-            <w:rStyle w:val="Hipervnculo"/>
-          </w:rPr>
-          <w:t>/FlorCWR.html</w:t>
+          <w:t>https://txiriondo.github.io/CWR-in-situ/FlorCWR.html</w:t>
         </w:r>
       </w:hyperlink>
       <w:r>
@@ -514,15 +456,7 @@
         <w:t>Genetic reserve name</w:t>
       </w:r>
       <w:r>
-        <w:t xml:space="preserve"> — free text, e.g. “</w:t>
-      </w:r>
-      <w:proofErr w:type="spellStart"/>
-      <w:r>
-        <w:t>Grazalema</w:t>
-      </w:r>
-      <w:proofErr w:type="spellEnd"/>
-      <w:r>
-        <w:t xml:space="preserve"> 1”.</w:t>
+        <w:t xml:space="preserve"> — free text, e.g. “Grazalema 1”.</w:t>
       </w:r>
     </w:p>
     <w:p>
@@ -980,12 +914,6 @@
         <w:gridCol w:w="7438"/>
       </w:tblGrid>
       <w:tr>
-        <w:tblPrEx>
-          <w:tblCellMar>
-            <w:top w:w="0" w:type="dxa"/>
-            <w:bottom w:w="0" w:type="dxa"/>
-          </w:tblCellMar>
-        </w:tblPrEx>
         <w:tc>
           <w:tcPr>
             <w:tcW w:w="2200" w:type="dxa"/>
@@ -1044,12 +972,6 @@
         </w:tc>
       </w:tr>
       <w:tr>
-        <w:tblPrEx>
-          <w:tblCellMar>
-            <w:top w:w="0" w:type="dxa"/>
-            <w:bottom w:w="0" w:type="dxa"/>
-          </w:tblCellMar>
-        </w:tblPrEx>
         <w:tc>
           <w:tcPr>
             <w:tcW w:w="2200" w:type="dxa"/>
@@ -1102,12 +1024,6 @@
         </w:tc>
       </w:tr>
       <w:tr>
-        <w:tblPrEx>
-          <w:tblCellMar>
-            <w:top w:w="0" w:type="dxa"/>
-            <w:bottom w:w="0" w:type="dxa"/>
-          </w:tblCellMar>
-        </w:tblPrEx>
         <w:tc>
           <w:tcPr>
             <w:tcW w:w="2200" w:type="dxa"/>
@@ -1160,12 +1076,6 @@
         </w:tc>
       </w:tr>
       <w:tr>
-        <w:tblPrEx>
-          <w:tblCellMar>
-            <w:top w:w="0" w:type="dxa"/>
-            <w:bottom w:w="0" w:type="dxa"/>
-          </w:tblCellMar>
-        </w:tblPrEx>
         <w:tc>
           <w:tcPr>
             <w:tcW w:w="2200" w:type="dxa"/>
@@ -1315,7 +1225,6 @@
       <w:r>
         <w:t xml:space="preserve"> (flat table), </w:t>
       </w:r>
-      <w:proofErr w:type="spellStart"/>
       <w:r>
         <w:rPr>
           <w:b/>
@@ -1323,7 +1232,6 @@
         </w:rPr>
         <w:t>GeoJSON</w:t>
       </w:r>
-      <w:proofErr w:type="spellEnd"/>
       <w:r>
         <w:t xml:space="preserve"> (points + polygons for QGIS; WGS84 with UTM ETRS89 as attributes) and </w:t>
       </w:r>
@@ -1379,12 +1287,6 @@
         <w:gridCol w:w="9638"/>
       </w:tblGrid>
       <w:tr>
-        <w:tblPrEx>
-          <w:tblCellMar>
-            <w:top w:w="0" w:type="dxa"/>
-            <w:bottom w:w="0" w:type="dxa"/>
-          </w:tblCellMar>
-        </w:tblPrEx>
         <w:tc>
           <w:tcPr>
             <w:tcW w:w="9638" w:type="dxa"/>
@@ -1434,14 +1336,12 @@
       <w:r>
         <w:t xml:space="preserve">File-name convention: </w:t>
       </w:r>
-      <w:proofErr w:type="spellStart"/>
       <w:r>
         <w:rPr>
           <w:rFonts w:ascii="Courier New" w:eastAsia="Courier New" w:hAnsi="Courier New" w:cs="Courier New"/>
         </w:rPr>
         <w:t>florcwr_YYYYMMDD_zone_initials.json</w:t>
       </w:r>
-      <w:proofErr w:type="spellEnd"/>
       <w:r>
         <w:t>. Where several people record together, one person merges the individual backups in a dedicated browser, checking duplicates by species and nearby coordinates.</w:t>
       </w:r>
